--- a/Markers/Aruco_Cards.docx
+++ b/Markers/Aruco_Cards.docx
@@ -1,10 +1,10 @@
 
 <file path=word/document.xml><?xml version="1.0" encoding="utf-8"?>
-<w:document xmlns:wpc="http://schemas.microsoft.com/office/word/2010/wordprocessingCanvas" xmlns:cx="http://schemas.microsoft.com/office/drawing/2014/chartex" xmlns:cx1="http://schemas.microsoft.com/office/drawing/2015/9/8/chartex" xmlns:mc="http://schemas.openxmlformats.org/markup-compatibility/2006" xmlns:o="urn:schemas-microsoft-com:office:office" xmlns:r="http://schemas.openxmlformats.org/officeDocument/2006/relationships" xmlns:m="http://schemas.openxmlformats.org/officeDocument/2006/math" xmlns:v="urn:schemas-microsoft-com:vml" xmlns:wp14="http://schemas.microsoft.com/office/word/2010/wordprocessingDrawing" xmlns:wp="http://schemas.openxmlformats.org/drawingml/2006/wordprocessingDrawing" xmlns:w10="urn:schemas-microsoft-com:office:word" xmlns:w="http://schemas.openxmlformats.org/wordprocessingml/2006/main" xmlns:w14="http://schemas.microsoft.com/office/word/2010/wordml" xmlns:w15="http://schemas.microsoft.com/office/word/2012/wordml" xmlns:w16se="http://schemas.microsoft.com/office/word/2015/wordml/symex" xmlns:wpg="http://schemas.microsoft.com/office/word/2010/wordprocessingGroup" xmlns:wpi="http://schemas.microsoft.com/office/word/2010/wordprocessingInk" xmlns:wne="http://schemas.microsoft.com/office/word/2006/wordml" xmlns:wps="http://schemas.microsoft.com/office/word/2010/wordprocessingShape" mc:Ignorable="w14 w15 w16se wp14">
+<w:document xmlns:wpc="http://schemas.microsoft.com/office/word/2010/wordprocessingCanvas" xmlns:cx="http://schemas.microsoft.com/office/drawing/2014/chartex" xmlns:cx1="http://schemas.microsoft.com/office/drawing/2015/9/8/chartex" xmlns:cx2="http://schemas.microsoft.com/office/drawing/2015/10/21/chartex" xmlns:cx3="http://schemas.microsoft.com/office/drawing/2016/5/9/chartex" xmlns:cx4="http://schemas.microsoft.com/office/drawing/2016/5/10/chartex" xmlns:cx5="http://schemas.microsoft.com/office/drawing/2016/5/11/chartex" xmlns:cx6="http://schemas.microsoft.com/office/drawing/2016/5/12/chartex" xmlns:cx7="http://schemas.microsoft.com/office/drawing/2016/5/13/chartex" xmlns:cx8="http://schemas.microsoft.com/office/drawing/2016/5/14/chartex" xmlns:mc="http://schemas.openxmlformats.org/markup-compatibility/2006" xmlns:aink="http://schemas.microsoft.com/office/drawing/2016/ink" xmlns:am3d="http://schemas.microsoft.com/office/drawing/2017/model3d" xmlns:o="urn:schemas-microsoft-com:office:office" xmlns:r="http://schemas.openxmlformats.org/officeDocument/2006/relationships" xmlns:m="http://schemas.openxmlformats.org/officeDocument/2006/math" xmlns:v="urn:schemas-microsoft-com:vml" xmlns:wp14="http://schemas.microsoft.com/office/word/2010/wordprocessingDrawing" xmlns:wp="http://schemas.openxmlformats.org/drawingml/2006/wordprocessingDrawing" xmlns:w10="urn:schemas-microsoft-com:office:word" xmlns:w="http://schemas.openxmlformats.org/wordprocessingml/2006/main" xmlns:w14="http://schemas.microsoft.com/office/word/2010/wordml" xmlns:w15="http://schemas.microsoft.com/office/word/2012/wordml" xmlns:w16cex="http://schemas.microsoft.com/office/word/2018/wordml/cex" xmlns:w16cid="http://schemas.microsoft.com/office/word/2016/wordml/cid" xmlns:w16="http://schemas.microsoft.com/office/word/2018/wordml" xmlns:w16sdtdh="http://schemas.microsoft.com/office/word/2020/wordml/sdtdatahash" xmlns:w16se="http://schemas.microsoft.com/office/word/2015/wordml/symex" xmlns:wpg="http://schemas.microsoft.com/office/word/2010/wordprocessingGroup" xmlns:wpi="http://schemas.microsoft.com/office/word/2010/wordprocessingInk" xmlns:wne="http://schemas.microsoft.com/office/word/2006/wordml" xmlns:wps="http://schemas.microsoft.com/office/word/2010/wordprocessingShape" mc:Ignorable="w14 w15 w16se w16cid w16 w16cex w16sdtdh wp14">
   <w:body>
     <w:tbl>
       <w:tblPr>
-        <w:tblStyle w:val="TableGrid"/>
+        <w:tblStyle w:val="a3"/>
         <w:tblW w:w="15163" w:type="dxa"/>
         <w:jc w:val="center"/>
         <w:tblLayout w:type="fixed"/>
@@ -510,13 +510,8 @@
             <w:pPr>
               <w:jc w:val="center"/>
             </w:pPr>
-            <w:proofErr w:type="spellStart"/>
-            <w:r>
-              <w:t>ArUco</w:t>
-            </w:r>
-            <w:proofErr w:type="spellEnd"/>
-            <w:r>
-              <w:t xml:space="preserve"> ID=0</w:t>
+            <w:r>
+              <w:t>ArUco ID=0</w:t>
             </w:r>
           </w:p>
         </w:tc>
@@ -532,16 +527,8 @@
             <w:pPr>
               <w:jc w:val="center"/>
             </w:pPr>
-            <w:proofErr w:type="spellStart"/>
-            <w:r>
-              <w:t>ArUco</w:t>
-            </w:r>
-            <w:proofErr w:type="spellEnd"/>
-            <w:r>
-              <w:t xml:space="preserve"> ID=</w:t>
-            </w:r>
-            <w:r>
-              <w:t>1</w:t>
+            <w:r>
+              <w:t>ArUco ID=1</w:t>
             </w:r>
           </w:p>
         </w:tc>
@@ -557,16 +544,8 @@
             <w:pPr>
               <w:jc w:val="center"/>
             </w:pPr>
-            <w:proofErr w:type="spellStart"/>
-            <w:r>
-              <w:t>ArUco</w:t>
-            </w:r>
-            <w:proofErr w:type="spellEnd"/>
-            <w:r>
-              <w:t xml:space="preserve"> ID=</w:t>
-            </w:r>
-            <w:r>
-              <w:t>2</w:t>
+            <w:r>
+              <w:t>ArUco ID=2</w:t>
             </w:r>
           </w:p>
         </w:tc>
@@ -582,16 +561,8 @@
             <w:pPr>
               <w:jc w:val="center"/>
             </w:pPr>
-            <w:proofErr w:type="spellStart"/>
-            <w:r>
-              <w:t>ArUco</w:t>
-            </w:r>
-            <w:proofErr w:type="spellEnd"/>
-            <w:r>
-              <w:t xml:space="preserve"> ID=</w:t>
-            </w:r>
-            <w:r>
-              <w:t>3</w:t>
+            <w:r>
+              <w:t>ArUco ID=3</w:t>
             </w:r>
           </w:p>
         </w:tc>
@@ -607,16 +578,8 @@
             <w:pPr>
               <w:jc w:val="center"/>
             </w:pPr>
-            <w:proofErr w:type="spellStart"/>
-            <w:r>
-              <w:t>ArUco</w:t>
-            </w:r>
-            <w:proofErr w:type="spellEnd"/>
-            <w:r>
-              <w:t xml:space="preserve"> ID=</w:t>
-            </w:r>
-            <w:r>
-              <w:t>4</w:t>
+            <w:r>
+              <w:t>ArUco ID=4</w:t>
             </w:r>
           </w:p>
         </w:tc>
@@ -631,16 +594,8 @@
                 <w:noProof/>
               </w:rPr>
             </w:pPr>
-            <w:proofErr w:type="spellStart"/>
-            <w:r>
-              <w:t>ArUco</w:t>
-            </w:r>
-            <w:proofErr w:type="spellEnd"/>
-            <w:r>
-              <w:t xml:space="preserve"> ID=</w:t>
-            </w:r>
-            <w:r>
-              <w:t>5</w:t>
+            <w:r>
+              <w:t>ArUco ID=5</w:t>
             </w:r>
           </w:p>
         </w:tc>
@@ -755,6 +710,59 @@
             <w:pPr>
               <w:jc w:val="center"/>
             </w:pPr>
+            <w:r>
+              <w:rPr>
+                <w:noProof/>
+              </w:rPr>
+              <w:drawing>
+                <wp:inline distT="0" distB="0" distL="0" distR="0" wp14:anchorId="14753571" wp14:editId="6494CFA0">
+                  <wp:extent cx="1419225" cy="1419225"/>
+                  <wp:effectExtent l="0" t="0" r="9525" b="9525"/>
+                  <wp:docPr id="4" name="Рисунок 4"/>
+                  <wp:cNvGraphicFramePr>
+                    <a:graphicFrameLocks xmlns:a="http://schemas.openxmlformats.org/drawingml/2006/main" noChangeAspect="1"/>
+                  </wp:cNvGraphicFramePr>
+                  <a:graphic xmlns:a="http://schemas.openxmlformats.org/drawingml/2006/main">
+                    <a:graphicData uri="http://schemas.openxmlformats.org/drawingml/2006/picture">
+                      <pic:pic xmlns:pic="http://schemas.openxmlformats.org/drawingml/2006/picture">
+                        <pic:nvPicPr>
+                          <pic:cNvPr id="0" name="Picture 3"/>
+                          <pic:cNvPicPr>
+                            <a:picLocks noChangeAspect="1" noChangeArrowheads="1"/>
+                          </pic:cNvPicPr>
+                        </pic:nvPicPr>
+                        <pic:blipFill>
+                          <a:blip r:embed="rId11" cstate="print">
+                            <a:extLst>
+                              <a:ext uri="{28A0092B-C50C-407E-A947-70E740481C1C}">
+                                <a14:useLocalDpi xmlns:a14="http://schemas.microsoft.com/office/drawing/2010/main" val="0"/>
+                              </a:ext>
+                            </a:extLst>
+                          </a:blip>
+                          <a:srcRect/>
+                          <a:stretch>
+                            <a:fillRect/>
+                          </a:stretch>
+                        </pic:blipFill>
+                        <pic:spPr bwMode="auto">
+                          <a:xfrm>
+                            <a:off x="0" y="0"/>
+                            <a:ext cx="1419225" cy="1419225"/>
+                          </a:xfrm>
+                          <a:prstGeom prst="rect">
+                            <a:avLst/>
+                          </a:prstGeom>
+                          <a:noFill/>
+                          <a:ln>
+                            <a:noFill/>
+                          </a:ln>
+                        </pic:spPr>
+                      </pic:pic>
+                    </a:graphicData>
+                  </a:graphic>
+                </wp:inline>
+              </w:drawing>
+            </w:r>
           </w:p>
         </w:tc>
         <w:tc>
@@ -769,6 +777,59 @@
             <w:pPr>
               <w:jc w:val="center"/>
             </w:pPr>
+            <w:r>
+              <w:rPr>
+                <w:noProof/>
+              </w:rPr>
+              <w:drawing>
+                <wp:inline distT="0" distB="0" distL="0" distR="0" wp14:anchorId="69AA9B5E" wp14:editId="650393B9">
+                  <wp:extent cx="1423670" cy="1423670"/>
+                  <wp:effectExtent l="0" t="0" r="5080" b="5080"/>
+                  <wp:docPr id="13" name="Рисунок 13"/>
+                  <wp:cNvGraphicFramePr>
+                    <a:graphicFrameLocks xmlns:a="http://schemas.openxmlformats.org/drawingml/2006/main" noChangeAspect="1"/>
+                  </wp:cNvGraphicFramePr>
+                  <a:graphic xmlns:a="http://schemas.openxmlformats.org/drawingml/2006/main">
+                    <a:graphicData uri="http://schemas.openxmlformats.org/drawingml/2006/picture">
+                      <pic:pic xmlns:pic="http://schemas.openxmlformats.org/drawingml/2006/picture">
+                        <pic:nvPicPr>
+                          <pic:cNvPr id="0" name="Picture 6"/>
+                          <pic:cNvPicPr>
+                            <a:picLocks noChangeAspect="1" noChangeArrowheads="1"/>
+                          </pic:cNvPicPr>
+                        </pic:nvPicPr>
+                        <pic:blipFill>
+                          <a:blip r:embed="rId12" cstate="print">
+                            <a:extLst>
+                              <a:ext uri="{28A0092B-C50C-407E-A947-70E740481C1C}">
+                                <a14:useLocalDpi xmlns:a14="http://schemas.microsoft.com/office/drawing/2010/main" val="0"/>
+                              </a:ext>
+                            </a:extLst>
+                          </a:blip>
+                          <a:srcRect/>
+                          <a:stretch>
+                            <a:fillRect/>
+                          </a:stretch>
+                        </pic:blipFill>
+                        <pic:spPr bwMode="auto">
+                          <a:xfrm>
+                            <a:off x="0" y="0"/>
+                            <a:ext cx="1423670" cy="1423670"/>
+                          </a:xfrm>
+                          <a:prstGeom prst="rect">
+                            <a:avLst/>
+                          </a:prstGeom>
+                          <a:noFill/>
+                          <a:ln>
+                            <a:noFill/>
+                          </a:ln>
+                        </pic:spPr>
+                      </pic:pic>
+                    </a:graphicData>
+                  </a:graphic>
+                </wp:inline>
+              </w:drawing>
+            </w:r>
           </w:p>
         </w:tc>
         <w:tc>
@@ -783,6 +844,59 @@
             <w:pPr>
               <w:jc w:val="center"/>
             </w:pPr>
+            <w:r>
+              <w:rPr>
+                <w:noProof/>
+              </w:rPr>
+              <w:drawing>
+                <wp:inline distT="0" distB="0" distL="0" distR="0" wp14:anchorId="2D452B8F" wp14:editId="35721933">
+                  <wp:extent cx="1423670" cy="1423670"/>
+                  <wp:effectExtent l="0" t="0" r="5080" b="5080"/>
+                  <wp:docPr id="14" name="Рисунок 14"/>
+                  <wp:cNvGraphicFramePr>
+                    <a:graphicFrameLocks xmlns:a="http://schemas.openxmlformats.org/drawingml/2006/main" noChangeAspect="1"/>
+                  </wp:cNvGraphicFramePr>
+                  <a:graphic xmlns:a="http://schemas.openxmlformats.org/drawingml/2006/main">
+                    <a:graphicData uri="http://schemas.openxmlformats.org/drawingml/2006/picture">
+                      <pic:pic xmlns:pic="http://schemas.openxmlformats.org/drawingml/2006/picture">
+                        <pic:nvPicPr>
+                          <pic:cNvPr id="0" name="Picture 7"/>
+                          <pic:cNvPicPr>
+                            <a:picLocks noChangeAspect="1" noChangeArrowheads="1"/>
+                          </pic:cNvPicPr>
+                        </pic:nvPicPr>
+                        <pic:blipFill>
+                          <a:blip r:embed="rId13" cstate="print">
+                            <a:extLst>
+                              <a:ext uri="{28A0092B-C50C-407E-A947-70E740481C1C}">
+                                <a14:useLocalDpi xmlns:a14="http://schemas.microsoft.com/office/drawing/2010/main" val="0"/>
+                              </a:ext>
+                            </a:extLst>
+                          </a:blip>
+                          <a:srcRect/>
+                          <a:stretch>
+                            <a:fillRect/>
+                          </a:stretch>
+                        </pic:blipFill>
+                        <pic:spPr bwMode="auto">
+                          <a:xfrm>
+                            <a:off x="0" y="0"/>
+                            <a:ext cx="1423670" cy="1423670"/>
+                          </a:xfrm>
+                          <a:prstGeom prst="rect">
+                            <a:avLst/>
+                          </a:prstGeom>
+                          <a:noFill/>
+                          <a:ln>
+                            <a:noFill/>
+                          </a:ln>
+                        </pic:spPr>
+                      </pic:pic>
+                    </a:graphicData>
+                  </a:graphic>
+                </wp:inline>
+              </w:drawing>
+            </w:r>
           </w:p>
         </w:tc>
         <w:tc>
@@ -797,6 +911,59 @@
             <w:pPr>
               <w:jc w:val="center"/>
             </w:pPr>
+            <w:r>
+              <w:rPr>
+                <w:noProof/>
+              </w:rPr>
+              <w:drawing>
+                <wp:inline distT="0" distB="0" distL="0" distR="0" wp14:anchorId="1E5F973B" wp14:editId="543968C1">
+                  <wp:extent cx="1423670" cy="1423670"/>
+                  <wp:effectExtent l="0" t="0" r="5080" b="5080"/>
+                  <wp:docPr id="15" name="Рисунок 15"/>
+                  <wp:cNvGraphicFramePr>
+                    <a:graphicFrameLocks xmlns:a="http://schemas.openxmlformats.org/drawingml/2006/main" noChangeAspect="1"/>
+                  </wp:cNvGraphicFramePr>
+                  <a:graphic xmlns:a="http://schemas.openxmlformats.org/drawingml/2006/main">
+                    <a:graphicData uri="http://schemas.openxmlformats.org/drawingml/2006/picture">
+                      <pic:pic xmlns:pic="http://schemas.openxmlformats.org/drawingml/2006/picture">
+                        <pic:nvPicPr>
+                          <pic:cNvPr id="0" name="Picture 8"/>
+                          <pic:cNvPicPr>
+                            <a:picLocks noChangeAspect="1" noChangeArrowheads="1"/>
+                          </pic:cNvPicPr>
+                        </pic:nvPicPr>
+                        <pic:blipFill>
+                          <a:blip r:embed="rId14" cstate="print">
+                            <a:extLst>
+                              <a:ext uri="{28A0092B-C50C-407E-A947-70E740481C1C}">
+                                <a14:useLocalDpi xmlns:a14="http://schemas.microsoft.com/office/drawing/2010/main" val="0"/>
+                              </a:ext>
+                            </a:extLst>
+                          </a:blip>
+                          <a:srcRect/>
+                          <a:stretch>
+                            <a:fillRect/>
+                          </a:stretch>
+                        </pic:blipFill>
+                        <pic:spPr bwMode="auto">
+                          <a:xfrm>
+                            <a:off x="0" y="0"/>
+                            <a:ext cx="1423670" cy="1423670"/>
+                          </a:xfrm>
+                          <a:prstGeom prst="rect">
+                            <a:avLst/>
+                          </a:prstGeom>
+                          <a:noFill/>
+                          <a:ln>
+                            <a:noFill/>
+                          </a:ln>
+                        </pic:spPr>
+                      </pic:pic>
+                    </a:graphicData>
+                  </a:graphic>
+                </wp:inline>
+              </w:drawing>
+            </w:r>
           </w:p>
         </w:tc>
         <w:tc>
@@ -811,6 +978,59 @@
             <w:pPr>
               <w:jc w:val="center"/>
             </w:pPr>
+            <w:r>
+              <w:rPr>
+                <w:noProof/>
+              </w:rPr>
+              <w:drawing>
+                <wp:inline distT="0" distB="0" distL="0" distR="0" wp14:anchorId="39A9387C" wp14:editId="18C42127">
+                  <wp:extent cx="1423670" cy="1423670"/>
+                  <wp:effectExtent l="0" t="0" r="5080" b="5080"/>
+                  <wp:docPr id="18" name="Рисунок 18"/>
+                  <wp:cNvGraphicFramePr>
+                    <a:graphicFrameLocks xmlns:a="http://schemas.openxmlformats.org/drawingml/2006/main" noChangeAspect="1"/>
+                  </wp:cNvGraphicFramePr>
+                  <a:graphic xmlns:a="http://schemas.openxmlformats.org/drawingml/2006/main">
+                    <a:graphicData uri="http://schemas.openxmlformats.org/drawingml/2006/picture">
+                      <pic:pic xmlns:pic="http://schemas.openxmlformats.org/drawingml/2006/picture">
+                        <pic:nvPicPr>
+                          <pic:cNvPr id="0" name="Picture 11"/>
+                          <pic:cNvPicPr>
+                            <a:picLocks noChangeAspect="1" noChangeArrowheads="1"/>
+                          </pic:cNvPicPr>
+                        </pic:nvPicPr>
+                        <pic:blipFill>
+                          <a:blip r:embed="rId15" cstate="print">
+                            <a:extLst>
+                              <a:ext uri="{28A0092B-C50C-407E-A947-70E740481C1C}">
+                                <a14:useLocalDpi xmlns:a14="http://schemas.microsoft.com/office/drawing/2010/main" val="0"/>
+                              </a:ext>
+                            </a:extLst>
+                          </a:blip>
+                          <a:srcRect/>
+                          <a:stretch>
+                            <a:fillRect/>
+                          </a:stretch>
+                        </pic:blipFill>
+                        <pic:spPr bwMode="auto">
+                          <a:xfrm>
+                            <a:off x="0" y="0"/>
+                            <a:ext cx="1434105" cy="1434105"/>
+                          </a:xfrm>
+                          <a:prstGeom prst="rect">
+                            <a:avLst/>
+                          </a:prstGeom>
+                          <a:noFill/>
+                          <a:ln>
+                            <a:noFill/>
+                          </a:ln>
+                        </pic:spPr>
+                      </pic:pic>
+                    </a:graphicData>
+                  </a:graphic>
+                </wp:inline>
+              </w:drawing>
+            </w:r>
           </w:p>
         </w:tc>
         <w:tc>
@@ -824,6 +1044,211 @@
                 <w:noProof/>
               </w:rPr>
             </w:pPr>
+            <w:r>
+              <w:rPr>
+                <w:noProof/>
+              </w:rPr>
+              <w:drawing>
+                <wp:inline distT="0" distB="0" distL="0" distR="0" wp14:anchorId="1B6F6F32" wp14:editId="61924DCB">
+                  <wp:extent cx="1423670" cy="1423670"/>
+                  <wp:effectExtent l="0" t="0" r="5080" b="5080"/>
+                  <wp:docPr id="19" name="Рисунок 19"/>
+                  <wp:cNvGraphicFramePr>
+                    <a:graphicFrameLocks xmlns:a="http://schemas.openxmlformats.org/drawingml/2006/main" noChangeAspect="1"/>
+                  </wp:cNvGraphicFramePr>
+                  <a:graphic xmlns:a="http://schemas.openxmlformats.org/drawingml/2006/main">
+                    <a:graphicData uri="http://schemas.openxmlformats.org/drawingml/2006/picture">
+                      <pic:pic xmlns:pic="http://schemas.openxmlformats.org/drawingml/2006/picture">
+                        <pic:nvPicPr>
+                          <pic:cNvPr id="0" name="Picture 12"/>
+                          <pic:cNvPicPr>
+                            <a:picLocks noChangeAspect="1" noChangeArrowheads="1"/>
+                          </pic:cNvPicPr>
+                        </pic:nvPicPr>
+                        <pic:blipFill>
+                          <a:blip r:embed="rId16" cstate="print">
+                            <a:extLst>
+                              <a:ext uri="{28A0092B-C50C-407E-A947-70E740481C1C}">
+                                <a14:useLocalDpi xmlns:a14="http://schemas.microsoft.com/office/drawing/2010/main" val="0"/>
+                              </a:ext>
+                            </a:extLst>
+                          </a:blip>
+                          <a:srcRect/>
+                          <a:stretch>
+                            <a:fillRect/>
+                          </a:stretch>
+                        </pic:blipFill>
+                        <pic:spPr bwMode="auto">
+                          <a:xfrm>
+                            <a:off x="0" y="0"/>
+                            <a:ext cx="1433002" cy="1433002"/>
+                          </a:xfrm>
+                          <a:prstGeom prst="rect">
+                            <a:avLst/>
+                          </a:prstGeom>
+                          <a:noFill/>
+                          <a:ln>
+                            <a:noFill/>
+                          </a:ln>
+                        </pic:spPr>
+                      </pic:pic>
+                    </a:graphicData>
+                  </a:graphic>
+                </wp:inline>
+              </w:drawing>
+            </w:r>
+          </w:p>
+        </w:tc>
+        <w:tc>
+          <w:tcPr>
+            <w:tcW w:w="1560" w:type="dxa"/>
+          </w:tcPr>
+          <w:p>
+            <w:pPr>
+              <w:jc w:val="center"/>
+              <w:rPr>
+                <w:noProof/>
+              </w:rPr>
+            </w:pPr>
+          </w:p>
+        </w:tc>
+      </w:tr>
+      <w:tr>
+        <w:trPr>
+          <w:jc w:val="center"/>
+        </w:trPr>
+        <w:tc>
+          <w:tcPr>
+            <w:tcW w:w="2263" w:type="dxa"/>
+            <w:tcMar>
+              <w:left w:w="0" w:type="dxa"/>
+              <w:right w:w="0" w:type="dxa"/>
+            </w:tcMar>
+          </w:tcPr>
+          <w:p>
+            <w:pPr>
+              <w:jc w:val="center"/>
+              <w:rPr>
+                <w:noProof/>
+              </w:rPr>
+            </w:pPr>
+            <w:r>
+              <w:t>ArUco ID=</w:t>
+            </w:r>
+            <w:r>
+              <w:t>946</w:t>
+            </w:r>
+          </w:p>
+        </w:tc>
+        <w:tc>
+          <w:tcPr>
+            <w:tcW w:w="2268" w:type="dxa"/>
+            <w:tcMar>
+              <w:left w:w="0" w:type="dxa"/>
+              <w:right w:w="0" w:type="dxa"/>
+            </w:tcMar>
+          </w:tcPr>
+          <w:p>
+            <w:pPr>
+              <w:jc w:val="center"/>
+              <w:rPr>
+                <w:noProof/>
+              </w:rPr>
+            </w:pPr>
+            <w:r>
+              <w:t>ArUco ID=1</w:t>
+            </w:r>
+            <w:r>
+              <w:t>64</w:t>
+            </w:r>
+          </w:p>
+        </w:tc>
+        <w:tc>
+          <w:tcPr>
+            <w:tcW w:w="2268" w:type="dxa"/>
+            <w:tcMar>
+              <w:left w:w="0" w:type="dxa"/>
+              <w:right w:w="0" w:type="dxa"/>
+            </w:tcMar>
+          </w:tcPr>
+          <w:p>
+            <w:pPr>
+              <w:jc w:val="center"/>
+              <w:rPr>
+                <w:noProof/>
+              </w:rPr>
+            </w:pPr>
+            <w:r>
+              <w:t>ArUco ID=</w:t>
+            </w:r>
+            <w:r>
+              <w:t>13</w:t>
+            </w:r>
+          </w:p>
+        </w:tc>
+        <w:tc>
+          <w:tcPr>
+            <w:tcW w:w="2268" w:type="dxa"/>
+            <w:tcMar>
+              <w:left w:w="0" w:type="dxa"/>
+              <w:right w:w="0" w:type="dxa"/>
+            </w:tcMar>
+          </w:tcPr>
+          <w:p>
+            <w:pPr>
+              <w:jc w:val="center"/>
+              <w:rPr>
+                <w:noProof/>
+              </w:rPr>
+            </w:pPr>
+            <w:r>
+              <w:t>ArUco ID=</w:t>
+            </w:r>
+            <w:r>
+              <w:t>874</w:t>
+            </w:r>
+          </w:p>
+        </w:tc>
+        <w:tc>
+          <w:tcPr>
+            <w:tcW w:w="2268" w:type="dxa"/>
+            <w:tcMar>
+              <w:left w:w="0" w:type="dxa"/>
+              <w:right w:w="0" w:type="dxa"/>
+            </w:tcMar>
+          </w:tcPr>
+          <w:p>
+            <w:pPr>
+              <w:jc w:val="center"/>
+              <w:rPr>
+                <w:noProof/>
+              </w:rPr>
+            </w:pPr>
+            <w:r>
+              <w:t>ArUco ID=</w:t>
+            </w:r>
+            <w:r>
+              <w:t>959</w:t>
+            </w:r>
+          </w:p>
+        </w:tc>
+        <w:tc>
+          <w:tcPr>
+            <w:tcW w:w="2268" w:type="dxa"/>
+          </w:tcPr>
+          <w:p>
+            <w:pPr>
+              <w:jc w:val="center"/>
+              <w:rPr>
+                <w:noProof/>
+              </w:rPr>
+            </w:pPr>
+            <w:r>
+              <w:t>ArUco ID=</w:t>
+            </w:r>
+            <w:r>
+              <w:t>196</w:t>
+            </w:r>
           </w:p>
         </w:tc>
         <w:tc>
@@ -841,10 +1266,7 @@
         </w:tc>
       </w:tr>
     </w:tbl>
-    <w:p>
-      <w:bookmarkStart w:id="0" w:name="_GoBack"/>
-      <w:bookmarkEnd w:id="0"/>
-    </w:p>
+    <w:p/>
     <w:sectPr>
       <w:pgSz w:w="15840" w:h="12240" w:orient="landscape"/>
       <w:pgMar w:top="284" w:right="284" w:bottom="284" w:left="284" w:header="720" w:footer="720" w:gutter="0"/>
@@ -856,7 +1278,7 @@
 </file>
 
 <file path=word/styles.xml><?xml version="1.0" encoding="utf-8"?>
-<w:styles xmlns:mc="http://schemas.openxmlformats.org/markup-compatibility/2006" xmlns:r="http://schemas.openxmlformats.org/officeDocument/2006/relationships" xmlns:w="http://schemas.openxmlformats.org/wordprocessingml/2006/main" xmlns:w14="http://schemas.microsoft.com/office/word/2010/wordml" xmlns:w15="http://schemas.microsoft.com/office/word/2012/wordml" xmlns:w16se="http://schemas.microsoft.com/office/word/2015/wordml/symex" mc:Ignorable="w14 w15 w16se">
+<w:styles xmlns:mc="http://schemas.openxmlformats.org/markup-compatibility/2006" xmlns:r="http://schemas.openxmlformats.org/officeDocument/2006/relationships" xmlns:w="http://schemas.openxmlformats.org/wordprocessingml/2006/main" xmlns:w14="http://schemas.microsoft.com/office/word/2010/wordml" xmlns:w15="http://schemas.microsoft.com/office/word/2012/wordml" xmlns:w16cex="http://schemas.microsoft.com/office/word/2018/wordml/cex" xmlns:w16cid="http://schemas.microsoft.com/office/word/2016/wordml/cid" xmlns:w16="http://schemas.microsoft.com/office/word/2018/wordml" xmlns:w16sdtdh="http://schemas.microsoft.com/office/word/2020/wordml/sdtdatahash" xmlns:w16se="http://schemas.microsoft.com/office/word/2015/wordml/symex" mc:Ignorable="w14 w15 w16se w16cid w16 w16cex w16sdtdh">
   <w:docDefaults>
     <w:rPrDefault>
       <w:rPr>
@@ -872,7 +1294,7 @@
       </w:pPr>
     </w:pPrDefault>
   </w:docDefaults>
-  <w:latentStyles w:defLockedState="0" w:defUIPriority="99" w:defSemiHidden="0" w:defUnhideWhenUsed="0" w:defQFormat="0" w:count="371">
+  <w:latentStyles w:defLockedState="0" w:defUIPriority="99" w:defSemiHidden="0" w:defUnhideWhenUsed="0" w:defQFormat="0" w:count="376">
     <w:lsdException w:name="Normal" w:uiPriority="0" w:qFormat="1"/>
     <w:lsdException w:name="heading 1" w:uiPriority="9" w:qFormat="1"/>
     <w:lsdException w:name="heading 2" w:semiHidden="1" w:uiPriority="9" w:unhideWhenUsed="1" w:qFormat="1"/>
@@ -978,7 +1400,6 @@
     <w:lsdException w:name="HTML Sample" w:semiHidden="1" w:unhideWhenUsed="1"/>
     <w:lsdException w:name="HTML Typewriter" w:semiHidden="1" w:unhideWhenUsed="1"/>
     <w:lsdException w:name="HTML Variable" w:semiHidden="1" w:unhideWhenUsed="1"/>
-    <w:lsdException w:name="Normal Table" w:semiHidden="1" w:unhideWhenUsed="1"/>
     <w:lsdException w:name="annotation subject" w:semiHidden="1" w:unhideWhenUsed="1"/>
     <w:lsdException w:name="No List" w:semiHidden="1" w:unhideWhenUsed="1"/>
     <w:lsdException w:name="Outline List 1" w:semiHidden="1" w:unhideWhenUsed="1"/>
@@ -1021,11 +1442,8 @@
     <w:lsdException w:name="Table Contemporary" w:semiHidden="1" w:unhideWhenUsed="1"/>
     <w:lsdException w:name="Table Elegant" w:semiHidden="1" w:unhideWhenUsed="1"/>
     <w:lsdException w:name="Table Professional" w:semiHidden="1" w:unhideWhenUsed="1"/>
-    <w:lsdException w:name="Table Subtle 1" w:semiHidden="1" w:unhideWhenUsed="1"/>
     <w:lsdException w:name="Table Subtle 2" w:semiHidden="1" w:unhideWhenUsed="1"/>
     <w:lsdException w:name="Table Web 1" w:semiHidden="1" w:unhideWhenUsed="1"/>
-    <w:lsdException w:name="Table Web 2" w:semiHidden="1" w:unhideWhenUsed="1"/>
-    <w:lsdException w:name="Table Web 3" w:semiHidden="1" w:unhideWhenUsed="1"/>
     <w:lsdException w:name="Balloon Text" w:semiHidden="1" w:unhideWhenUsed="1"/>
     <w:lsdException w:name="Table Grid" w:uiPriority="39"/>
     <w:lsdException w:name="Table Theme" w:semiHidden="1" w:unhideWhenUsed="1"/>
@@ -1244,19 +1662,24 @@
     <w:lsdException w:name="List Table 5 Dark Accent 6" w:uiPriority="50"/>
     <w:lsdException w:name="List Table 6 Colorful Accent 6" w:uiPriority="51"/>
     <w:lsdException w:name="List Table 7 Colorful Accent 6" w:uiPriority="52"/>
+    <w:lsdException w:name="Mention" w:semiHidden="1" w:unhideWhenUsed="1"/>
+    <w:lsdException w:name="Smart Hyperlink" w:semiHidden="1" w:unhideWhenUsed="1"/>
+    <w:lsdException w:name="Hashtag" w:semiHidden="1" w:unhideWhenUsed="1"/>
+    <w:lsdException w:name="Unresolved Mention" w:semiHidden="1" w:unhideWhenUsed="1"/>
+    <w:lsdException w:name="Smart Link" w:semiHidden="1" w:unhideWhenUsed="1"/>
   </w:latentStyles>
-  <w:style w:type="paragraph" w:default="1" w:styleId="Normal">
+  <w:style w:type="paragraph" w:default="1" w:styleId="a">
     <w:name w:val="Normal"/>
     <w:qFormat/>
     <w:rsid w:val="00431B2E"/>
   </w:style>
-  <w:style w:type="character" w:default="1" w:styleId="DefaultParagraphFont">
+  <w:style w:type="character" w:default="1" w:styleId="a0">
     <w:name w:val="Default Paragraph Font"/>
     <w:uiPriority w:val="1"/>
     <w:semiHidden/>
     <w:unhideWhenUsed/>
   </w:style>
-  <w:style w:type="table" w:default="1" w:styleId="TableNormal">
+  <w:style w:type="table" w:default="1" w:styleId="a1">
     <w:name w:val="Normal Table"/>
     <w:uiPriority w:val="99"/>
     <w:semiHidden/>
@@ -1271,15 +1694,15 @@
       </w:tblCellMar>
     </w:tblPr>
   </w:style>
-  <w:style w:type="numbering" w:default="1" w:styleId="NoList">
+  <w:style w:type="numbering" w:default="1" w:styleId="a2">
     <w:name w:val="No List"/>
     <w:uiPriority w:val="99"/>
     <w:semiHidden/>
     <w:unhideWhenUsed/>
   </w:style>
-  <w:style w:type="table" w:styleId="TableGrid">
+  <w:style w:type="table" w:styleId="a3">
     <w:name w:val="Table Grid"/>
-    <w:basedOn w:val="TableNormal"/>
+    <w:basedOn w:val="a1"/>
     <w:uiPriority w:val="39"/>
     <w:rsid w:val="002E7322"/>
     <w:pPr>

--- a/Markers/Aruco_Cards.docx
+++ b/Markers/Aruco_Cards.docx
@@ -29,6 +29,87 @@
         </w:trPr>
         <w:tc>
           <w:tcPr>
+            <w:tcW w:w="4531" w:type="dxa"/>
+            <w:gridSpan w:val="2"/>
+            <w:tcMar>
+              <w:left w:w="0" w:type="dxa"/>
+              <w:right w:w="0" w:type="dxa"/>
+            </w:tcMar>
+          </w:tcPr>
+          <w:p>
+            <w:pPr>
+              <w:jc w:val="center"/>
+            </w:pPr>
+            <w:r>
+              <w:t>Card 1</w:t>
+            </w:r>
+          </w:p>
+        </w:tc>
+        <w:tc>
+          <w:tcPr>
+            <w:tcW w:w="4536" w:type="dxa"/>
+            <w:gridSpan w:val="2"/>
+            <w:tcMar>
+              <w:left w:w="0" w:type="dxa"/>
+              <w:right w:w="0" w:type="dxa"/>
+            </w:tcMar>
+          </w:tcPr>
+          <w:p>
+            <w:pPr>
+              <w:jc w:val="center"/>
+            </w:pPr>
+            <w:r>
+              <w:t>Card 2</w:t>
+            </w:r>
+          </w:p>
+        </w:tc>
+        <w:tc>
+          <w:tcPr>
+            <w:tcW w:w="4536" w:type="dxa"/>
+            <w:gridSpan w:val="2"/>
+            <w:tcMar>
+              <w:left w:w="0" w:type="dxa"/>
+              <w:right w:w="0" w:type="dxa"/>
+            </w:tcMar>
+          </w:tcPr>
+          <w:p>
+            <w:pPr>
+              <w:jc w:val="center"/>
+              <w:rPr>
+                <w:noProof/>
+              </w:rPr>
+            </w:pPr>
+            <w:r>
+              <w:t>Card 3</w:t>
+            </w:r>
+          </w:p>
+        </w:tc>
+        <w:tc>
+          <w:tcPr>
+            <w:tcW w:w="1560" w:type="dxa"/>
+          </w:tcPr>
+          <w:p>
+            <w:pPr>
+              <w:jc w:val="center"/>
+              <w:rPr>
+                <w:noProof/>
+              </w:rPr>
+            </w:pPr>
+            <w:r>
+              <w:rPr>
+                <w:noProof/>
+              </w:rPr>
+              <w:t>Control</w:t>
+            </w:r>
+          </w:p>
+        </w:tc>
+      </w:tr>
+      <w:tr>
+        <w:trPr>
+          <w:jc w:val="center"/>
+        </w:trPr>
+        <w:tc>
+          <w:tcPr>
             <w:tcW w:w="2263" w:type="dxa"/>
             <w:tcMar>
               <w:left w:w="0" w:type="dxa"/>
@@ -44,10 +125,10 @@
                 <w:noProof/>
               </w:rPr>
               <w:drawing>
-                <wp:inline distT="0" distB="0" distL="0" distR="0" wp14:anchorId="358A5BAC" wp14:editId="17EBB146">
-                  <wp:extent cx="1437005" cy="1437005"/>
-                  <wp:effectExtent l="0" t="0" r="0" b="0"/>
-                  <wp:docPr id="5" name="Рисунок 5"/>
+                <wp:inline distT="0" distB="0" distL="0" distR="0" wp14:anchorId="14753571" wp14:editId="6494CFA0">
+                  <wp:extent cx="1419225" cy="1419225"/>
+                  <wp:effectExtent l="0" t="0" r="9525" b="9525"/>
+                  <wp:docPr id="4" name="Рисунок 4"/>
                   <wp:cNvGraphicFramePr>
                     <a:graphicFrameLocks xmlns:a="http://schemas.openxmlformats.org/drawingml/2006/main" noChangeAspect="1"/>
                   </wp:cNvGraphicFramePr>
@@ -55,7 +136,7 @@
                     <a:graphicData uri="http://schemas.openxmlformats.org/drawingml/2006/picture">
                       <pic:pic xmlns:pic="http://schemas.openxmlformats.org/drawingml/2006/picture">
                         <pic:nvPicPr>
-                          <pic:cNvPr id="0" name="Picture 2"/>
+                          <pic:cNvPr id="0" name="Picture 3"/>
                           <pic:cNvPicPr>
                             <a:picLocks noChangeAspect="1" noChangeArrowheads="1"/>
                           </pic:cNvPicPr>
@@ -76,7 +157,7 @@
                         <pic:spPr bwMode="auto">
                           <a:xfrm>
                             <a:off x="0" y="0"/>
-                            <a:ext cx="1437005" cy="1437005"/>
+                            <a:ext cx="1419225" cy="1419225"/>
                           </a:xfrm>
                           <a:prstGeom prst="rect">
                             <a:avLst/>
@@ -111,10 +192,10 @@
                 <w:noProof/>
               </w:rPr>
               <w:drawing>
-                <wp:inline distT="0" distB="0" distL="0" distR="0" wp14:anchorId="6E9F3B9B" wp14:editId="6DBEA337">
-                  <wp:extent cx="1424940" cy="1424940"/>
-                  <wp:effectExtent l="0" t="0" r="3810" b="3810"/>
-                  <wp:docPr id="7" name="Рисунок 7"/>
+                <wp:inline distT="0" distB="0" distL="0" distR="0" wp14:anchorId="69AA9B5E" wp14:editId="650393B9">
+                  <wp:extent cx="1423670" cy="1423670"/>
+                  <wp:effectExtent l="0" t="0" r="5080" b="5080"/>
+                  <wp:docPr id="13" name="Рисунок 13"/>
                   <wp:cNvGraphicFramePr>
                     <a:graphicFrameLocks xmlns:a="http://schemas.openxmlformats.org/drawingml/2006/main" noChangeAspect="1"/>
                   </wp:cNvGraphicFramePr>
@@ -122,7 +203,7 @@
                     <a:graphicData uri="http://schemas.openxmlformats.org/drawingml/2006/picture">
                       <pic:pic xmlns:pic="http://schemas.openxmlformats.org/drawingml/2006/picture">
                         <pic:nvPicPr>
-                          <pic:cNvPr id="0" name="Picture 5"/>
+                          <pic:cNvPr id="0" name="Picture 6"/>
                           <pic:cNvPicPr>
                             <a:picLocks noChangeAspect="1" noChangeArrowheads="1"/>
                           </pic:cNvPicPr>
@@ -143,7 +224,7 @@
                         <pic:spPr bwMode="auto">
                           <a:xfrm>
                             <a:off x="0" y="0"/>
-                            <a:ext cx="1424940" cy="1424940"/>
+                            <a:ext cx="1423670" cy="1423670"/>
                           </a:xfrm>
                           <a:prstGeom prst="rect">
                             <a:avLst/>
@@ -178,10 +259,10 @@
                 <w:noProof/>
               </w:rPr>
               <w:drawing>
-                <wp:inline distT="0" distB="0" distL="0" distR="0" wp14:anchorId="3DC44AB7" wp14:editId="79E17A84">
-                  <wp:extent cx="1433015" cy="1433015"/>
-                  <wp:effectExtent l="0" t="0" r="0" b="0"/>
-                  <wp:docPr id="8" name="Рисунок 8"/>
+                <wp:inline distT="0" distB="0" distL="0" distR="0" wp14:anchorId="2D452B8F" wp14:editId="35721933">
+                  <wp:extent cx="1423670" cy="1423670"/>
+                  <wp:effectExtent l="0" t="0" r="5080" b="5080"/>
+                  <wp:docPr id="14" name="Рисунок 14"/>
                   <wp:cNvGraphicFramePr>
                     <a:graphicFrameLocks xmlns:a="http://schemas.openxmlformats.org/drawingml/2006/main" noChangeAspect="1"/>
                   </wp:cNvGraphicFramePr>
@@ -189,7 +270,7 @@
                     <a:graphicData uri="http://schemas.openxmlformats.org/drawingml/2006/picture">
                       <pic:pic xmlns:pic="http://schemas.openxmlformats.org/drawingml/2006/picture">
                         <pic:nvPicPr>
-                          <pic:cNvPr id="0" name="Picture 6"/>
+                          <pic:cNvPr id="0" name="Picture 7"/>
                           <pic:cNvPicPr>
                             <a:picLocks noChangeAspect="1" noChangeArrowheads="1"/>
                           </pic:cNvPicPr>
@@ -210,7 +291,7 @@
                         <pic:spPr bwMode="auto">
                           <a:xfrm>
                             <a:off x="0" y="0"/>
-                            <a:ext cx="1435158" cy="1435158"/>
+                            <a:ext cx="1423670" cy="1423670"/>
                           </a:xfrm>
                           <a:prstGeom prst="rect">
                             <a:avLst/>
@@ -245,10 +326,10 @@
                 <w:noProof/>
               </w:rPr>
               <w:drawing>
-                <wp:inline distT="0" distB="0" distL="0" distR="0" wp14:anchorId="2D31595D" wp14:editId="487F95E8">
-                  <wp:extent cx="1433830" cy="1433830"/>
-                  <wp:effectExtent l="0" t="0" r="0" b="0"/>
-                  <wp:docPr id="9" name="Рисунок 9"/>
+                <wp:inline distT="0" distB="0" distL="0" distR="0" wp14:anchorId="1E5F973B" wp14:editId="543968C1">
+                  <wp:extent cx="1423670" cy="1423670"/>
+                  <wp:effectExtent l="0" t="0" r="5080" b="5080"/>
+                  <wp:docPr id="15" name="Рисунок 15"/>
                   <wp:cNvGraphicFramePr>
                     <a:graphicFrameLocks xmlns:a="http://schemas.openxmlformats.org/drawingml/2006/main" noChangeAspect="1"/>
                   </wp:cNvGraphicFramePr>
@@ -277,7 +358,7 @@
                         <pic:spPr bwMode="auto">
                           <a:xfrm>
                             <a:off x="0" y="0"/>
-                            <a:ext cx="1433830" cy="1433830"/>
+                            <a:ext cx="1423670" cy="1423670"/>
                           </a:xfrm>
                           <a:prstGeom prst="rect">
                             <a:avLst/>
@@ -312,10 +393,10 @@
                 <w:noProof/>
               </w:rPr>
               <w:drawing>
-                <wp:inline distT="0" distB="0" distL="0" distR="0" wp14:anchorId="520FF430" wp14:editId="6BCBE877">
-                  <wp:extent cx="1432560" cy="1432560"/>
-                  <wp:effectExtent l="0" t="0" r="0" b="0"/>
-                  <wp:docPr id="11" name="Рисунок 11"/>
+                <wp:inline distT="0" distB="0" distL="0" distR="0" wp14:anchorId="39A9387C" wp14:editId="18C42127">
+                  <wp:extent cx="1423670" cy="1423670"/>
+                  <wp:effectExtent l="0" t="0" r="5080" b="5080"/>
+                  <wp:docPr id="18" name="Рисунок 18"/>
                   <wp:cNvGraphicFramePr>
                     <a:graphicFrameLocks xmlns:a="http://schemas.openxmlformats.org/drawingml/2006/main" noChangeAspect="1"/>
                   </wp:cNvGraphicFramePr>
@@ -323,7 +404,7 @@
                     <a:graphicData uri="http://schemas.openxmlformats.org/drawingml/2006/picture">
                       <pic:pic xmlns:pic="http://schemas.openxmlformats.org/drawingml/2006/picture">
                         <pic:nvPicPr>
-                          <pic:cNvPr id="0" name="Picture 59"/>
+                          <pic:cNvPr id="0" name="Picture 11"/>
                           <pic:cNvPicPr>
                             <a:picLocks noChangeAspect="1" noChangeArrowheads="1"/>
                           </pic:cNvPicPr>
@@ -344,7 +425,7 @@
                         <pic:spPr bwMode="auto">
                           <a:xfrm>
                             <a:off x="0" y="0"/>
-                            <a:ext cx="1434650" cy="1434650"/>
+                            <a:ext cx="1434105" cy="1434105"/>
                           </a:xfrm>
                           <a:prstGeom prst="rect">
                             <a:avLst/>
@@ -368,6 +449,7 @@
           </w:tcPr>
           <w:p>
             <w:pPr>
+              <w:jc w:val="center"/>
               <w:rPr>
                 <w:noProof/>
               </w:rPr>
@@ -377,10 +459,10 @@
                 <w:noProof/>
               </w:rPr>
               <w:drawing>
-                <wp:inline distT="0" distB="0" distL="0" distR="0" wp14:anchorId="2FB909F9" wp14:editId="074EC67A">
-                  <wp:extent cx="1425566" cy="1425566"/>
-                  <wp:effectExtent l="0" t="0" r="3810" b="3810"/>
-                  <wp:docPr id="12" name="Рисунок 12"/>
+                <wp:inline distT="0" distB="0" distL="0" distR="0" wp14:anchorId="1B6F6F32" wp14:editId="61924DCB">
+                  <wp:extent cx="1423670" cy="1423670"/>
+                  <wp:effectExtent l="0" t="0" r="5080" b="5080"/>
+                  <wp:docPr id="19" name="Рисунок 19"/>
                   <wp:cNvGraphicFramePr>
                     <a:graphicFrameLocks xmlns:a="http://schemas.openxmlformats.org/drawingml/2006/main" noChangeAspect="1"/>
                   </wp:cNvGraphicFramePr>
@@ -388,7 +470,7 @@
                     <a:graphicData uri="http://schemas.openxmlformats.org/drawingml/2006/picture">
                       <pic:pic xmlns:pic="http://schemas.openxmlformats.org/drawingml/2006/picture">
                         <pic:nvPicPr>
-                          <pic:cNvPr id="0" name="Picture 96"/>
+                          <pic:cNvPr id="0" name="Picture 12"/>
                           <pic:cNvPicPr>
                             <a:picLocks noChangeAspect="1" noChangeArrowheads="1"/>
                           </pic:cNvPicPr>
@@ -409,7 +491,7 @@
                         <pic:spPr bwMode="auto">
                           <a:xfrm>
                             <a:off x="0" y="0"/>
-                            <a:ext cx="1442060" cy="1442060"/>
+                            <a:ext cx="1433002" cy="1433002"/>
                           </a:xfrm>
                           <a:prstGeom prst="rect">
                             <a:avLst/>
@@ -443,7 +525,7 @@
                 <w:noProof/>
               </w:rPr>
               <w:drawing>
-                <wp:inline distT="0" distB="0" distL="0" distR="0" wp14:anchorId="2B90A221" wp14:editId="473A550F">
+                <wp:inline distT="0" distB="0" distL="0" distR="0" wp14:anchorId="7ACB9B03" wp14:editId="7006AE0F">
                   <wp:extent cx="925032" cy="925032"/>
                   <wp:effectExtent l="0" t="0" r="8890" b="8890"/>
                   <wp:docPr id="1" name="Picture 1" descr="C:\Users\blazhko\WebAR-Test2\docs\Markers\BarCodes\08.png"/>
@@ -509,9 +591,15 @@
           <w:p>
             <w:pPr>
               <w:jc w:val="center"/>
-            </w:pPr>
-            <w:r>
-              <w:t>ArUco ID=0</w:t>
+              <w:rPr>
+                <w:noProof/>
+              </w:rPr>
+            </w:pPr>
+            <w:r>
+              <w:t>ArUco ID=</w:t>
+            </w:r>
+            <w:r>
+              <w:t>946</w:t>
             </w:r>
           </w:p>
         </w:tc>
@@ -526,9 +614,15 @@
           <w:p>
             <w:pPr>
               <w:jc w:val="center"/>
+              <w:rPr>
+                <w:noProof/>
+              </w:rPr>
             </w:pPr>
             <w:r>
               <w:t>ArUco ID=1</w:t>
+            </w:r>
+            <w:r>
+              <w:t>64</w:t>
             </w:r>
           </w:p>
         </w:tc>
@@ -543,9 +637,15 @@
           <w:p>
             <w:pPr>
               <w:jc w:val="center"/>
-            </w:pPr>
-            <w:r>
-              <w:t>ArUco ID=2</w:t>
+              <w:rPr>
+                <w:noProof/>
+              </w:rPr>
+            </w:pPr>
+            <w:r>
+              <w:t>ArUco ID=</w:t>
+            </w:r>
+            <w:r>
+              <w:t>13</w:t>
             </w:r>
           </w:p>
         </w:tc>
@@ -560,9 +660,15 @@
           <w:p>
             <w:pPr>
               <w:jc w:val="center"/>
-            </w:pPr>
-            <w:r>
-              <w:t>ArUco ID=3</w:t>
+              <w:rPr>
+                <w:noProof/>
+              </w:rPr>
+            </w:pPr>
+            <w:r>
+              <w:t>ArUco ID=</w:t>
+            </w:r>
+            <w:r>
+              <w:t>874</w:t>
             </w:r>
           </w:p>
         </w:tc>
@@ -577,9 +683,15 @@
           <w:p>
             <w:pPr>
               <w:jc w:val="center"/>
-            </w:pPr>
-            <w:r>
-              <w:t>ArUco ID=4</w:t>
+              <w:rPr>
+                <w:noProof/>
+              </w:rPr>
+            </w:pPr>
+            <w:r>
+              <w:t>ArUco ID=</w:t>
+            </w:r>
+            <w:r>
+              <w:t>959</w:t>
             </w:r>
           </w:p>
         </w:tc>
@@ -595,7 +707,10 @@
               </w:rPr>
             </w:pPr>
             <w:r>
-              <w:t>ArUco ID=5</w:t>
+              <w:t>ArUco ID=</w:t>
+            </w:r>
+            <w:r>
+              <w:t>196</w:t>
             </w:r>
           </w:p>
         </w:tc>
@@ -616,652 +731,6 @@
               </w:rPr>
               <w:t>Barcode ID=8</w:t>
             </w:r>
-          </w:p>
-        </w:tc>
-      </w:tr>
-      <w:tr>
-        <w:trPr>
-          <w:jc w:val="center"/>
-        </w:trPr>
-        <w:tc>
-          <w:tcPr>
-            <w:tcW w:w="4531" w:type="dxa"/>
-            <w:gridSpan w:val="2"/>
-            <w:tcMar>
-              <w:left w:w="0" w:type="dxa"/>
-              <w:right w:w="0" w:type="dxa"/>
-            </w:tcMar>
-          </w:tcPr>
-          <w:p>
-            <w:pPr>
-              <w:jc w:val="center"/>
-            </w:pPr>
-            <w:r>
-              <w:t>Card 1</w:t>
-            </w:r>
-          </w:p>
-        </w:tc>
-        <w:tc>
-          <w:tcPr>
-            <w:tcW w:w="4536" w:type="dxa"/>
-            <w:gridSpan w:val="2"/>
-            <w:tcMar>
-              <w:left w:w="0" w:type="dxa"/>
-              <w:right w:w="0" w:type="dxa"/>
-            </w:tcMar>
-          </w:tcPr>
-          <w:p>
-            <w:pPr>
-              <w:jc w:val="center"/>
-            </w:pPr>
-            <w:r>
-              <w:t>Card 2</w:t>
-            </w:r>
-          </w:p>
-        </w:tc>
-        <w:tc>
-          <w:tcPr>
-            <w:tcW w:w="4536" w:type="dxa"/>
-            <w:gridSpan w:val="2"/>
-            <w:tcMar>
-              <w:left w:w="0" w:type="dxa"/>
-              <w:right w:w="0" w:type="dxa"/>
-            </w:tcMar>
-          </w:tcPr>
-          <w:p>
-            <w:pPr>
-              <w:jc w:val="center"/>
-              <w:rPr>
-                <w:noProof/>
-              </w:rPr>
-            </w:pPr>
-            <w:r>
-              <w:t>Card 3</w:t>
-            </w:r>
-          </w:p>
-        </w:tc>
-        <w:tc>
-          <w:tcPr>
-            <w:tcW w:w="1560" w:type="dxa"/>
-          </w:tcPr>
-          <w:p>
-            <w:pPr>
-              <w:jc w:val="center"/>
-              <w:rPr>
-                <w:noProof/>
-              </w:rPr>
-            </w:pPr>
-          </w:p>
-        </w:tc>
-      </w:tr>
-      <w:tr>
-        <w:trPr>
-          <w:jc w:val="center"/>
-        </w:trPr>
-        <w:tc>
-          <w:tcPr>
-            <w:tcW w:w="2263" w:type="dxa"/>
-            <w:tcMar>
-              <w:left w:w="0" w:type="dxa"/>
-              <w:right w:w="0" w:type="dxa"/>
-            </w:tcMar>
-          </w:tcPr>
-          <w:p>
-            <w:pPr>
-              <w:jc w:val="center"/>
-            </w:pPr>
-            <w:r>
-              <w:rPr>
-                <w:noProof/>
-              </w:rPr>
-              <w:drawing>
-                <wp:inline distT="0" distB="0" distL="0" distR="0" wp14:anchorId="14753571" wp14:editId="6494CFA0">
-                  <wp:extent cx="1419225" cy="1419225"/>
-                  <wp:effectExtent l="0" t="0" r="9525" b="9525"/>
-                  <wp:docPr id="4" name="Рисунок 4"/>
-                  <wp:cNvGraphicFramePr>
-                    <a:graphicFrameLocks xmlns:a="http://schemas.openxmlformats.org/drawingml/2006/main" noChangeAspect="1"/>
-                  </wp:cNvGraphicFramePr>
-                  <a:graphic xmlns:a="http://schemas.openxmlformats.org/drawingml/2006/main">
-                    <a:graphicData uri="http://schemas.openxmlformats.org/drawingml/2006/picture">
-                      <pic:pic xmlns:pic="http://schemas.openxmlformats.org/drawingml/2006/picture">
-                        <pic:nvPicPr>
-                          <pic:cNvPr id="0" name="Picture 3"/>
-                          <pic:cNvPicPr>
-                            <a:picLocks noChangeAspect="1" noChangeArrowheads="1"/>
-                          </pic:cNvPicPr>
-                        </pic:nvPicPr>
-                        <pic:blipFill>
-                          <a:blip r:embed="rId11" cstate="print">
-                            <a:extLst>
-                              <a:ext uri="{28A0092B-C50C-407E-A947-70E740481C1C}">
-                                <a14:useLocalDpi xmlns:a14="http://schemas.microsoft.com/office/drawing/2010/main" val="0"/>
-                              </a:ext>
-                            </a:extLst>
-                          </a:blip>
-                          <a:srcRect/>
-                          <a:stretch>
-                            <a:fillRect/>
-                          </a:stretch>
-                        </pic:blipFill>
-                        <pic:spPr bwMode="auto">
-                          <a:xfrm>
-                            <a:off x="0" y="0"/>
-                            <a:ext cx="1419225" cy="1419225"/>
-                          </a:xfrm>
-                          <a:prstGeom prst="rect">
-                            <a:avLst/>
-                          </a:prstGeom>
-                          <a:noFill/>
-                          <a:ln>
-                            <a:noFill/>
-                          </a:ln>
-                        </pic:spPr>
-                      </pic:pic>
-                    </a:graphicData>
-                  </a:graphic>
-                </wp:inline>
-              </w:drawing>
-            </w:r>
-          </w:p>
-        </w:tc>
-        <w:tc>
-          <w:tcPr>
-            <w:tcW w:w="2268" w:type="dxa"/>
-            <w:tcMar>
-              <w:left w:w="0" w:type="dxa"/>
-              <w:right w:w="0" w:type="dxa"/>
-            </w:tcMar>
-          </w:tcPr>
-          <w:p>
-            <w:pPr>
-              <w:jc w:val="center"/>
-            </w:pPr>
-            <w:r>
-              <w:rPr>
-                <w:noProof/>
-              </w:rPr>
-              <w:drawing>
-                <wp:inline distT="0" distB="0" distL="0" distR="0" wp14:anchorId="69AA9B5E" wp14:editId="650393B9">
-                  <wp:extent cx="1423670" cy="1423670"/>
-                  <wp:effectExtent l="0" t="0" r="5080" b="5080"/>
-                  <wp:docPr id="13" name="Рисунок 13"/>
-                  <wp:cNvGraphicFramePr>
-                    <a:graphicFrameLocks xmlns:a="http://schemas.openxmlformats.org/drawingml/2006/main" noChangeAspect="1"/>
-                  </wp:cNvGraphicFramePr>
-                  <a:graphic xmlns:a="http://schemas.openxmlformats.org/drawingml/2006/main">
-                    <a:graphicData uri="http://schemas.openxmlformats.org/drawingml/2006/picture">
-                      <pic:pic xmlns:pic="http://schemas.openxmlformats.org/drawingml/2006/picture">
-                        <pic:nvPicPr>
-                          <pic:cNvPr id="0" name="Picture 6"/>
-                          <pic:cNvPicPr>
-                            <a:picLocks noChangeAspect="1" noChangeArrowheads="1"/>
-                          </pic:cNvPicPr>
-                        </pic:nvPicPr>
-                        <pic:blipFill>
-                          <a:blip r:embed="rId12" cstate="print">
-                            <a:extLst>
-                              <a:ext uri="{28A0092B-C50C-407E-A947-70E740481C1C}">
-                                <a14:useLocalDpi xmlns:a14="http://schemas.microsoft.com/office/drawing/2010/main" val="0"/>
-                              </a:ext>
-                            </a:extLst>
-                          </a:blip>
-                          <a:srcRect/>
-                          <a:stretch>
-                            <a:fillRect/>
-                          </a:stretch>
-                        </pic:blipFill>
-                        <pic:spPr bwMode="auto">
-                          <a:xfrm>
-                            <a:off x="0" y="0"/>
-                            <a:ext cx="1423670" cy="1423670"/>
-                          </a:xfrm>
-                          <a:prstGeom prst="rect">
-                            <a:avLst/>
-                          </a:prstGeom>
-                          <a:noFill/>
-                          <a:ln>
-                            <a:noFill/>
-                          </a:ln>
-                        </pic:spPr>
-                      </pic:pic>
-                    </a:graphicData>
-                  </a:graphic>
-                </wp:inline>
-              </w:drawing>
-            </w:r>
-          </w:p>
-        </w:tc>
-        <w:tc>
-          <w:tcPr>
-            <w:tcW w:w="2268" w:type="dxa"/>
-            <w:tcMar>
-              <w:left w:w="0" w:type="dxa"/>
-              <w:right w:w="0" w:type="dxa"/>
-            </w:tcMar>
-          </w:tcPr>
-          <w:p>
-            <w:pPr>
-              <w:jc w:val="center"/>
-            </w:pPr>
-            <w:r>
-              <w:rPr>
-                <w:noProof/>
-              </w:rPr>
-              <w:drawing>
-                <wp:inline distT="0" distB="0" distL="0" distR="0" wp14:anchorId="2D452B8F" wp14:editId="35721933">
-                  <wp:extent cx="1423670" cy="1423670"/>
-                  <wp:effectExtent l="0" t="0" r="5080" b="5080"/>
-                  <wp:docPr id="14" name="Рисунок 14"/>
-                  <wp:cNvGraphicFramePr>
-                    <a:graphicFrameLocks xmlns:a="http://schemas.openxmlformats.org/drawingml/2006/main" noChangeAspect="1"/>
-                  </wp:cNvGraphicFramePr>
-                  <a:graphic xmlns:a="http://schemas.openxmlformats.org/drawingml/2006/main">
-                    <a:graphicData uri="http://schemas.openxmlformats.org/drawingml/2006/picture">
-                      <pic:pic xmlns:pic="http://schemas.openxmlformats.org/drawingml/2006/picture">
-                        <pic:nvPicPr>
-                          <pic:cNvPr id="0" name="Picture 7"/>
-                          <pic:cNvPicPr>
-                            <a:picLocks noChangeAspect="1" noChangeArrowheads="1"/>
-                          </pic:cNvPicPr>
-                        </pic:nvPicPr>
-                        <pic:blipFill>
-                          <a:blip r:embed="rId13" cstate="print">
-                            <a:extLst>
-                              <a:ext uri="{28A0092B-C50C-407E-A947-70E740481C1C}">
-                                <a14:useLocalDpi xmlns:a14="http://schemas.microsoft.com/office/drawing/2010/main" val="0"/>
-                              </a:ext>
-                            </a:extLst>
-                          </a:blip>
-                          <a:srcRect/>
-                          <a:stretch>
-                            <a:fillRect/>
-                          </a:stretch>
-                        </pic:blipFill>
-                        <pic:spPr bwMode="auto">
-                          <a:xfrm>
-                            <a:off x="0" y="0"/>
-                            <a:ext cx="1423670" cy="1423670"/>
-                          </a:xfrm>
-                          <a:prstGeom prst="rect">
-                            <a:avLst/>
-                          </a:prstGeom>
-                          <a:noFill/>
-                          <a:ln>
-                            <a:noFill/>
-                          </a:ln>
-                        </pic:spPr>
-                      </pic:pic>
-                    </a:graphicData>
-                  </a:graphic>
-                </wp:inline>
-              </w:drawing>
-            </w:r>
-          </w:p>
-        </w:tc>
-        <w:tc>
-          <w:tcPr>
-            <w:tcW w:w="2268" w:type="dxa"/>
-            <w:tcMar>
-              <w:left w:w="0" w:type="dxa"/>
-              <w:right w:w="0" w:type="dxa"/>
-            </w:tcMar>
-          </w:tcPr>
-          <w:p>
-            <w:pPr>
-              <w:jc w:val="center"/>
-            </w:pPr>
-            <w:r>
-              <w:rPr>
-                <w:noProof/>
-              </w:rPr>
-              <w:drawing>
-                <wp:inline distT="0" distB="0" distL="0" distR="0" wp14:anchorId="1E5F973B" wp14:editId="543968C1">
-                  <wp:extent cx="1423670" cy="1423670"/>
-                  <wp:effectExtent l="0" t="0" r="5080" b="5080"/>
-                  <wp:docPr id="15" name="Рисунок 15"/>
-                  <wp:cNvGraphicFramePr>
-                    <a:graphicFrameLocks xmlns:a="http://schemas.openxmlformats.org/drawingml/2006/main" noChangeAspect="1"/>
-                  </wp:cNvGraphicFramePr>
-                  <a:graphic xmlns:a="http://schemas.openxmlformats.org/drawingml/2006/main">
-                    <a:graphicData uri="http://schemas.openxmlformats.org/drawingml/2006/picture">
-                      <pic:pic xmlns:pic="http://schemas.openxmlformats.org/drawingml/2006/picture">
-                        <pic:nvPicPr>
-                          <pic:cNvPr id="0" name="Picture 8"/>
-                          <pic:cNvPicPr>
-                            <a:picLocks noChangeAspect="1" noChangeArrowheads="1"/>
-                          </pic:cNvPicPr>
-                        </pic:nvPicPr>
-                        <pic:blipFill>
-                          <a:blip r:embed="rId14" cstate="print">
-                            <a:extLst>
-                              <a:ext uri="{28A0092B-C50C-407E-A947-70E740481C1C}">
-                                <a14:useLocalDpi xmlns:a14="http://schemas.microsoft.com/office/drawing/2010/main" val="0"/>
-                              </a:ext>
-                            </a:extLst>
-                          </a:blip>
-                          <a:srcRect/>
-                          <a:stretch>
-                            <a:fillRect/>
-                          </a:stretch>
-                        </pic:blipFill>
-                        <pic:spPr bwMode="auto">
-                          <a:xfrm>
-                            <a:off x="0" y="0"/>
-                            <a:ext cx="1423670" cy="1423670"/>
-                          </a:xfrm>
-                          <a:prstGeom prst="rect">
-                            <a:avLst/>
-                          </a:prstGeom>
-                          <a:noFill/>
-                          <a:ln>
-                            <a:noFill/>
-                          </a:ln>
-                        </pic:spPr>
-                      </pic:pic>
-                    </a:graphicData>
-                  </a:graphic>
-                </wp:inline>
-              </w:drawing>
-            </w:r>
-          </w:p>
-        </w:tc>
-        <w:tc>
-          <w:tcPr>
-            <w:tcW w:w="2268" w:type="dxa"/>
-            <w:tcMar>
-              <w:left w:w="0" w:type="dxa"/>
-              <w:right w:w="0" w:type="dxa"/>
-            </w:tcMar>
-          </w:tcPr>
-          <w:p>
-            <w:pPr>
-              <w:jc w:val="center"/>
-            </w:pPr>
-            <w:r>
-              <w:rPr>
-                <w:noProof/>
-              </w:rPr>
-              <w:drawing>
-                <wp:inline distT="0" distB="0" distL="0" distR="0" wp14:anchorId="39A9387C" wp14:editId="18C42127">
-                  <wp:extent cx="1423670" cy="1423670"/>
-                  <wp:effectExtent l="0" t="0" r="5080" b="5080"/>
-                  <wp:docPr id="18" name="Рисунок 18"/>
-                  <wp:cNvGraphicFramePr>
-                    <a:graphicFrameLocks xmlns:a="http://schemas.openxmlformats.org/drawingml/2006/main" noChangeAspect="1"/>
-                  </wp:cNvGraphicFramePr>
-                  <a:graphic xmlns:a="http://schemas.openxmlformats.org/drawingml/2006/main">
-                    <a:graphicData uri="http://schemas.openxmlformats.org/drawingml/2006/picture">
-                      <pic:pic xmlns:pic="http://schemas.openxmlformats.org/drawingml/2006/picture">
-                        <pic:nvPicPr>
-                          <pic:cNvPr id="0" name="Picture 11"/>
-                          <pic:cNvPicPr>
-                            <a:picLocks noChangeAspect="1" noChangeArrowheads="1"/>
-                          </pic:cNvPicPr>
-                        </pic:nvPicPr>
-                        <pic:blipFill>
-                          <a:blip r:embed="rId15" cstate="print">
-                            <a:extLst>
-                              <a:ext uri="{28A0092B-C50C-407E-A947-70E740481C1C}">
-                                <a14:useLocalDpi xmlns:a14="http://schemas.microsoft.com/office/drawing/2010/main" val="0"/>
-                              </a:ext>
-                            </a:extLst>
-                          </a:blip>
-                          <a:srcRect/>
-                          <a:stretch>
-                            <a:fillRect/>
-                          </a:stretch>
-                        </pic:blipFill>
-                        <pic:spPr bwMode="auto">
-                          <a:xfrm>
-                            <a:off x="0" y="0"/>
-                            <a:ext cx="1434105" cy="1434105"/>
-                          </a:xfrm>
-                          <a:prstGeom prst="rect">
-                            <a:avLst/>
-                          </a:prstGeom>
-                          <a:noFill/>
-                          <a:ln>
-                            <a:noFill/>
-                          </a:ln>
-                        </pic:spPr>
-                      </pic:pic>
-                    </a:graphicData>
-                  </a:graphic>
-                </wp:inline>
-              </w:drawing>
-            </w:r>
-          </w:p>
-        </w:tc>
-        <w:tc>
-          <w:tcPr>
-            <w:tcW w:w="2268" w:type="dxa"/>
-          </w:tcPr>
-          <w:p>
-            <w:pPr>
-              <w:jc w:val="center"/>
-              <w:rPr>
-                <w:noProof/>
-              </w:rPr>
-            </w:pPr>
-            <w:r>
-              <w:rPr>
-                <w:noProof/>
-              </w:rPr>
-              <w:drawing>
-                <wp:inline distT="0" distB="0" distL="0" distR="0" wp14:anchorId="1B6F6F32" wp14:editId="61924DCB">
-                  <wp:extent cx="1423670" cy="1423670"/>
-                  <wp:effectExtent l="0" t="0" r="5080" b="5080"/>
-                  <wp:docPr id="19" name="Рисунок 19"/>
-                  <wp:cNvGraphicFramePr>
-                    <a:graphicFrameLocks xmlns:a="http://schemas.openxmlformats.org/drawingml/2006/main" noChangeAspect="1"/>
-                  </wp:cNvGraphicFramePr>
-                  <a:graphic xmlns:a="http://schemas.openxmlformats.org/drawingml/2006/main">
-                    <a:graphicData uri="http://schemas.openxmlformats.org/drawingml/2006/picture">
-                      <pic:pic xmlns:pic="http://schemas.openxmlformats.org/drawingml/2006/picture">
-                        <pic:nvPicPr>
-                          <pic:cNvPr id="0" name="Picture 12"/>
-                          <pic:cNvPicPr>
-                            <a:picLocks noChangeAspect="1" noChangeArrowheads="1"/>
-                          </pic:cNvPicPr>
-                        </pic:nvPicPr>
-                        <pic:blipFill>
-                          <a:blip r:embed="rId16" cstate="print">
-                            <a:extLst>
-                              <a:ext uri="{28A0092B-C50C-407E-A947-70E740481C1C}">
-                                <a14:useLocalDpi xmlns:a14="http://schemas.microsoft.com/office/drawing/2010/main" val="0"/>
-                              </a:ext>
-                            </a:extLst>
-                          </a:blip>
-                          <a:srcRect/>
-                          <a:stretch>
-                            <a:fillRect/>
-                          </a:stretch>
-                        </pic:blipFill>
-                        <pic:spPr bwMode="auto">
-                          <a:xfrm>
-                            <a:off x="0" y="0"/>
-                            <a:ext cx="1433002" cy="1433002"/>
-                          </a:xfrm>
-                          <a:prstGeom prst="rect">
-                            <a:avLst/>
-                          </a:prstGeom>
-                          <a:noFill/>
-                          <a:ln>
-                            <a:noFill/>
-                          </a:ln>
-                        </pic:spPr>
-                      </pic:pic>
-                    </a:graphicData>
-                  </a:graphic>
-                </wp:inline>
-              </w:drawing>
-            </w:r>
-          </w:p>
-        </w:tc>
-        <w:tc>
-          <w:tcPr>
-            <w:tcW w:w="1560" w:type="dxa"/>
-          </w:tcPr>
-          <w:p>
-            <w:pPr>
-              <w:jc w:val="center"/>
-              <w:rPr>
-                <w:noProof/>
-              </w:rPr>
-            </w:pPr>
-          </w:p>
-        </w:tc>
-      </w:tr>
-      <w:tr>
-        <w:trPr>
-          <w:jc w:val="center"/>
-        </w:trPr>
-        <w:tc>
-          <w:tcPr>
-            <w:tcW w:w="2263" w:type="dxa"/>
-            <w:tcMar>
-              <w:left w:w="0" w:type="dxa"/>
-              <w:right w:w="0" w:type="dxa"/>
-            </w:tcMar>
-          </w:tcPr>
-          <w:p>
-            <w:pPr>
-              <w:jc w:val="center"/>
-              <w:rPr>
-                <w:noProof/>
-              </w:rPr>
-            </w:pPr>
-            <w:r>
-              <w:t>ArUco ID=</w:t>
-            </w:r>
-            <w:r>
-              <w:t>946</w:t>
-            </w:r>
-          </w:p>
-        </w:tc>
-        <w:tc>
-          <w:tcPr>
-            <w:tcW w:w="2268" w:type="dxa"/>
-            <w:tcMar>
-              <w:left w:w="0" w:type="dxa"/>
-              <w:right w:w="0" w:type="dxa"/>
-            </w:tcMar>
-          </w:tcPr>
-          <w:p>
-            <w:pPr>
-              <w:jc w:val="center"/>
-              <w:rPr>
-                <w:noProof/>
-              </w:rPr>
-            </w:pPr>
-            <w:r>
-              <w:t>ArUco ID=1</w:t>
-            </w:r>
-            <w:r>
-              <w:t>64</w:t>
-            </w:r>
-          </w:p>
-        </w:tc>
-        <w:tc>
-          <w:tcPr>
-            <w:tcW w:w="2268" w:type="dxa"/>
-            <w:tcMar>
-              <w:left w:w="0" w:type="dxa"/>
-              <w:right w:w="0" w:type="dxa"/>
-            </w:tcMar>
-          </w:tcPr>
-          <w:p>
-            <w:pPr>
-              <w:jc w:val="center"/>
-              <w:rPr>
-                <w:noProof/>
-              </w:rPr>
-            </w:pPr>
-            <w:r>
-              <w:t>ArUco ID=</w:t>
-            </w:r>
-            <w:r>
-              <w:t>13</w:t>
-            </w:r>
-          </w:p>
-        </w:tc>
-        <w:tc>
-          <w:tcPr>
-            <w:tcW w:w="2268" w:type="dxa"/>
-            <w:tcMar>
-              <w:left w:w="0" w:type="dxa"/>
-              <w:right w:w="0" w:type="dxa"/>
-            </w:tcMar>
-          </w:tcPr>
-          <w:p>
-            <w:pPr>
-              <w:jc w:val="center"/>
-              <w:rPr>
-                <w:noProof/>
-              </w:rPr>
-            </w:pPr>
-            <w:r>
-              <w:t>ArUco ID=</w:t>
-            </w:r>
-            <w:r>
-              <w:t>874</w:t>
-            </w:r>
-          </w:p>
-        </w:tc>
-        <w:tc>
-          <w:tcPr>
-            <w:tcW w:w="2268" w:type="dxa"/>
-            <w:tcMar>
-              <w:left w:w="0" w:type="dxa"/>
-              <w:right w:w="0" w:type="dxa"/>
-            </w:tcMar>
-          </w:tcPr>
-          <w:p>
-            <w:pPr>
-              <w:jc w:val="center"/>
-              <w:rPr>
-                <w:noProof/>
-              </w:rPr>
-            </w:pPr>
-            <w:r>
-              <w:t>ArUco ID=</w:t>
-            </w:r>
-            <w:r>
-              <w:t>959</w:t>
-            </w:r>
-          </w:p>
-        </w:tc>
-        <w:tc>
-          <w:tcPr>
-            <w:tcW w:w="2268" w:type="dxa"/>
-          </w:tcPr>
-          <w:p>
-            <w:pPr>
-              <w:jc w:val="center"/>
-              <w:rPr>
-                <w:noProof/>
-              </w:rPr>
-            </w:pPr>
-            <w:r>
-              <w:t>ArUco ID=</w:t>
-            </w:r>
-            <w:r>
-              <w:t>196</w:t>
-            </w:r>
-          </w:p>
-        </w:tc>
-        <w:tc>
-          <w:tcPr>
-            <w:tcW w:w="1560" w:type="dxa"/>
-          </w:tcPr>
-          <w:p>
-            <w:pPr>
-              <w:jc w:val="center"/>
-              <w:rPr>
-                <w:noProof/>
-              </w:rPr>
-            </w:pPr>
           </w:p>
         </w:tc>
       </w:tr>

--- a/Markers/Aruco_Cards.docx
+++ b/Markers/Aruco_Cards.docx
@@ -5,7 +5,7 @@
     <w:tbl>
       <w:tblPr>
         <w:tblStyle w:val="a3"/>
-        <w:tblW w:w="15163" w:type="dxa"/>
+        <w:tblW w:w="12753" w:type="dxa"/>
         <w:jc w:val="center"/>
         <w:tblLayout w:type="fixed"/>
         <w:tblCellMar>
@@ -15,13 +15,13 @@
         <w:tblLook w:val="04A0" w:firstRow="1" w:lastRow="0" w:firstColumn="1" w:lastColumn="0" w:noHBand="0" w:noVBand="1"/>
       </w:tblPr>
       <w:tblGrid>
-        <w:gridCol w:w="2263"/>
-        <w:gridCol w:w="2268"/>
-        <w:gridCol w:w="2268"/>
-        <w:gridCol w:w="2268"/>
-        <w:gridCol w:w="2268"/>
-        <w:gridCol w:w="2268"/>
-        <w:gridCol w:w="1560"/>
+        <w:gridCol w:w="1838"/>
+        <w:gridCol w:w="1843"/>
+        <w:gridCol w:w="1843"/>
+        <w:gridCol w:w="1842"/>
+        <w:gridCol w:w="1985"/>
+        <w:gridCol w:w="1843"/>
+        <w:gridCol w:w="1559"/>
       </w:tblGrid>
       <w:tr>
         <w:trPr>
@@ -29,7 +29,7 @@
         </w:trPr>
         <w:tc>
           <w:tcPr>
-            <w:tcW w:w="4531" w:type="dxa"/>
+            <w:tcW w:w="3681" w:type="dxa"/>
             <w:gridSpan w:val="2"/>
             <w:tcMar>
               <w:left w:w="0" w:type="dxa"/>
@@ -39,15 +39,23 @@
           <w:p>
             <w:pPr>
               <w:jc w:val="center"/>
-            </w:pPr>
-            <w:r>
+              <w:rPr>
+                <w:sz w:val="10"/>
+                <w:szCs w:val="10"/>
+              </w:rPr>
+            </w:pPr>
+            <w:r>
+              <w:rPr>
+                <w:sz w:val="10"/>
+                <w:szCs w:val="10"/>
+              </w:rPr>
               <w:t>Card 1</w:t>
             </w:r>
           </w:p>
         </w:tc>
         <w:tc>
           <w:tcPr>
-            <w:tcW w:w="4536" w:type="dxa"/>
+            <w:tcW w:w="3685" w:type="dxa"/>
             <w:gridSpan w:val="2"/>
             <w:tcMar>
               <w:left w:w="0" w:type="dxa"/>
@@ -57,15 +65,23 @@
           <w:p>
             <w:pPr>
               <w:jc w:val="center"/>
-            </w:pPr>
-            <w:r>
+              <w:rPr>
+                <w:sz w:val="10"/>
+                <w:szCs w:val="10"/>
+              </w:rPr>
+            </w:pPr>
+            <w:r>
+              <w:rPr>
+                <w:sz w:val="10"/>
+                <w:szCs w:val="10"/>
+              </w:rPr>
               <w:t>Card 2</w:t>
             </w:r>
           </w:p>
         </w:tc>
         <w:tc>
           <w:tcPr>
-            <w:tcW w:w="4536" w:type="dxa"/>
+            <w:tcW w:w="3828" w:type="dxa"/>
             <w:gridSpan w:val="2"/>
             <w:tcMar>
               <w:left w:w="0" w:type="dxa"/>
@@ -77,29 +93,570 @@
               <w:jc w:val="center"/>
               <w:rPr>
                 <w:noProof/>
-              </w:rPr>
-            </w:pPr>
-            <w:r>
+                <w:sz w:val="10"/>
+                <w:szCs w:val="10"/>
+              </w:rPr>
+            </w:pPr>
+            <w:r>
+              <w:rPr>
+                <w:sz w:val="10"/>
+                <w:szCs w:val="10"/>
+              </w:rPr>
               <w:t>Card 3</w:t>
             </w:r>
           </w:p>
         </w:tc>
         <w:tc>
           <w:tcPr>
-            <w:tcW w:w="1560" w:type="dxa"/>
-          </w:tcPr>
-          <w:p>
-            <w:pPr>
-              <w:jc w:val="center"/>
-              <w:rPr>
-                <w:noProof/>
-              </w:rPr>
-            </w:pPr>
-            <w:r>
-              <w:rPr>
-                <w:noProof/>
+            <w:tcW w:w="1559" w:type="dxa"/>
+          </w:tcPr>
+          <w:p>
+            <w:pPr>
+              <w:jc w:val="center"/>
+              <w:rPr>
+                <w:noProof/>
+                <w:sz w:val="10"/>
+                <w:szCs w:val="10"/>
+              </w:rPr>
+            </w:pPr>
+            <w:r>
+              <w:rPr>
+                <w:noProof/>
+                <w:sz w:val="10"/>
+                <w:szCs w:val="10"/>
               </w:rPr>
               <w:t>Control</w:t>
+            </w:r>
+          </w:p>
+        </w:tc>
+      </w:tr>
+      <w:tr>
+        <w:trPr>
+          <w:trHeight w:val="1690"/>
+          <w:jc w:val="center"/>
+        </w:trPr>
+        <w:tc>
+          <w:tcPr>
+            <w:tcW w:w="1838" w:type="dxa"/>
+            <w:tcMar>
+              <w:left w:w="0" w:type="dxa"/>
+              <w:right w:w="0" w:type="dxa"/>
+            </w:tcMar>
+          </w:tcPr>
+          <w:p>
+            <w:r>
+              <w:rPr>
+                <w:noProof/>
+              </w:rPr>
+              <w:drawing>
+                <wp:inline distT="0" distB="0" distL="0" distR="0" wp14:anchorId="1B094CBB" wp14:editId="0380F1F9">
+                  <wp:extent cx="1080000" cy="1080000"/>
+                  <wp:effectExtent l="0" t="0" r="6350" b="6350"/>
+                  <wp:docPr id="4" name="Рисунок 4"/>
+                  <wp:cNvGraphicFramePr>
+                    <a:graphicFrameLocks xmlns:a="http://schemas.openxmlformats.org/drawingml/2006/main" noChangeAspect="1"/>
+                  </wp:cNvGraphicFramePr>
+                  <a:graphic xmlns:a="http://schemas.openxmlformats.org/drawingml/2006/main">
+                    <a:graphicData uri="http://schemas.openxmlformats.org/drawingml/2006/picture">
+                      <pic:pic xmlns:pic="http://schemas.openxmlformats.org/drawingml/2006/picture">
+                        <pic:nvPicPr>
+                          <pic:cNvPr id="0" name="Picture 3"/>
+                          <pic:cNvPicPr>
+                            <a:picLocks noChangeAspect="1" noChangeArrowheads="1"/>
+                          </pic:cNvPicPr>
+                        </pic:nvPicPr>
+                        <pic:blipFill>
+                          <a:blip r:embed="rId4" cstate="print">
+                            <a:extLst>
+                              <a:ext uri="{28A0092B-C50C-407E-A947-70E740481C1C}">
+                                <a14:useLocalDpi xmlns:a14="http://schemas.microsoft.com/office/drawing/2010/main" val="0"/>
+                              </a:ext>
+                            </a:extLst>
+                          </a:blip>
+                          <a:srcRect/>
+                          <a:stretch>
+                            <a:fillRect/>
+                          </a:stretch>
+                        </pic:blipFill>
+                        <pic:spPr bwMode="auto">
+                          <a:xfrm>
+                            <a:off x="0" y="0"/>
+                            <a:ext cx="1080000" cy="1080000"/>
+                          </a:xfrm>
+                          <a:prstGeom prst="rect">
+                            <a:avLst/>
+                          </a:prstGeom>
+                          <a:noFill/>
+                          <a:ln>
+                            <a:noFill/>
+                          </a:ln>
+                        </pic:spPr>
+                      </pic:pic>
+                    </a:graphicData>
+                  </a:graphic>
+                </wp:inline>
+              </w:drawing>
+            </w:r>
+          </w:p>
+        </w:tc>
+        <w:tc>
+          <w:tcPr>
+            <w:tcW w:w="1843" w:type="dxa"/>
+            <w:tcMar>
+              <w:left w:w="0" w:type="dxa"/>
+              <w:right w:w="0" w:type="dxa"/>
+            </w:tcMar>
+          </w:tcPr>
+          <w:p>
+            <w:pPr>
+              <w:jc w:val="center"/>
+            </w:pPr>
+            <w:r>
+              <w:rPr>
+                <w:noProof/>
+              </w:rPr>
+              <w:drawing>
+                <wp:inline distT="0" distB="0" distL="0" distR="0" wp14:anchorId="69AA9B5E" wp14:editId="47CD9DFC">
+                  <wp:extent cx="1080000" cy="1080000"/>
+                  <wp:effectExtent l="0" t="0" r="6350" b="6350"/>
+                  <wp:docPr id="13" name="Рисунок 13"/>
+                  <wp:cNvGraphicFramePr>
+                    <a:graphicFrameLocks xmlns:a="http://schemas.openxmlformats.org/drawingml/2006/main" noChangeAspect="1"/>
+                  </wp:cNvGraphicFramePr>
+                  <a:graphic xmlns:a="http://schemas.openxmlformats.org/drawingml/2006/main">
+                    <a:graphicData uri="http://schemas.openxmlformats.org/drawingml/2006/picture">
+                      <pic:pic xmlns:pic="http://schemas.openxmlformats.org/drawingml/2006/picture">
+                        <pic:nvPicPr>
+                          <pic:cNvPr id="0" name="Picture 6"/>
+                          <pic:cNvPicPr>
+                            <a:picLocks noChangeAspect="1" noChangeArrowheads="1"/>
+                          </pic:cNvPicPr>
+                        </pic:nvPicPr>
+                        <pic:blipFill>
+                          <a:blip r:embed="rId5" cstate="print">
+                            <a:extLst>
+                              <a:ext uri="{28A0092B-C50C-407E-A947-70E740481C1C}">
+                                <a14:useLocalDpi xmlns:a14="http://schemas.microsoft.com/office/drawing/2010/main" val="0"/>
+                              </a:ext>
+                            </a:extLst>
+                          </a:blip>
+                          <a:srcRect/>
+                          <a:stretch>
+                            <a:fillRect/>
+                          </a:stretch>
+                        </pic:blipFill>
+                        <pic:spPr bwMode="auto">
+                          <a:xfrm>
+                            <a:off x="0" y="0"/>
+                            <a:ext cx="1080000" cy="1080000"/>
+                          </a:xfrm>
+                          <a:prstGeom prst="rect">
+                            <a:avLst/>
+                          </a:prstGeom>
+                          <a:noFill/>
+                          <a:ln>
+                            <a:noFill/>
+                          </a:ln>
+                        </pic:spPr>
+                      </pic:pic>
+                    </a:graphicData>
+                  </a:graphic>
+                </wp:inline>
+              </w:drawing>
+            </w:r>
+          </w:p>
+        </w:tc>
+        <w:tc>
+          <w:tcPr>
+            <w:tcW w:w="1843" w:type="dxa"/>
+            <w:tcMar>
+              <w:left w:w="0" w:type="dxa"/>
+              <w:right w:w="0" w:type="dxa"/>
+            </w:tcMar>
+          </w:tcPr>
+          <w:p>
+            <w:pPr>
+              <w:jc w:val="center"/>
+            </w:pPr>
+            <w:r>
+              <w:rPr>
+                <w:noProof/>
+              </w:rPr>
+              <w:drawing>
+                <wp:inline distT="0" distB="0" distL="0" distR="0" wp14:anchorId="2D452B8F" wp14:editId="3632B4A0">
+                  <wp:extent cx="1080000" cy="1080000"/>
+                  <wp:effectExtent l="0" t="0" r="6350" b="6350"/>
+                  <wp:docPr id="14" name="Рисунок 14"/>
+                  <wp:cNvGraphicFramePr>
+                    <a:graphicFrameLocks xmlns:a="http://schemas.openxmlformats.org/drawingml/2006/main" noChangeAspect="1"/>
+                  </wp:cNvGraphicFramePr>
+                  <a:graphic xmlns:a="http://schemas.openxmlformats.org/drawingml/2006/main">
+                    <a:graphicData uri="http://schemas.openxmlformats.org/drawingml/2006/picture">
+                      <pic:pic xmlns:pic="http://schemas.openxmlformats.org/drawingml/2006/picture">
+                        <pic:nvPicPr>
+                          <pic:cNvPr id="0" name="Picture 7"/>
+                          <pic:cNvPicPr>
+                            <a:picLocks noChangeAspect="1" noChangeArrowheads="1"/>
+                          </pic:cNvPicPr>
+                        </pic:nvPicPr>
+                        <pic:blipFill>
+                          <a:blip r:embed="rId6" cstate="print">
+                            <a:extLst>
+                              <a:ext uri="{28A0092B-C50C-407E-A947-70E740481C1C}">
+                                <a14:useLocalDpi xmlns:a14="http://schemas.microsoft.com/office/drawing/2010/main" val="0"/>
+                              </a:ext>
+                            </a:extLst>
+                          </a:blip>
+                          <a:srcRect/>
+                          <a:stretch>
+                            <a:fillRect/>
+                          </a:stretch>
+                        </pic:blipFill>
+                        <pic:spPr bwMode="auto">
+                          <a:xfrm>
+                            <a:off x="0" y="0"/>
+                            <a:ext cx="1080000" cy="1080000"/>
+                          </a:xfrm>
+                          <a:prstGeom prst="rect">
+                            <a:avLst/>
+                          </a:prstGeom>
+                          <a:noFill/>
+                          <a:ln>
+                            <a:noFill/>
+                          </a:ln>
+                        </pic:spPr>
+                      </pic:pic>
+                    </a:graphicData>
+                  </a:graphic>
+                </wp:inline>
+              </w:drawing>
+            </w:r>
+          </w:p>
+        </w:tc>
+        <w:tc>
+          <w:tcPr>
+            <w:tcW w:w="1842" w:type="dxa"/>
+            <w:tcMar>
+              <w:left w:w="0" w:type="dxa"/>
+              <w:right w:w="0" w:type="dxa"/>
+            </w:tcMar>
+          </w:tcPr>
+          <w:p>
+            <w:pPr>
+              <w:jc w:val="center"/>
+            </w:pPr>
+            <w:r>
+              <w:rPr>
+                <w:noProof/>
+              </w:rPr>
+              <w:drawing>
+                <wp:inline distT="0" distB="0" distL="0" distR="0" wp14:anchorId="1E5F973B" wp14:editId="52481D10">
+                  <wp:extent cx="1080000" cy="1080000"/>
+                  <wp:effectExtent l="0" t="0" r="6350" b="6350"/>
+                  <wp:docPr id="15" name="Рисунок 15"/>
+                  <wp:cNvGraphicFramePr>
+                    <a:graphicFrameLocks xmlns:a="http://schemas.openxmlformats.org/drawingml/2006/main" noChangeAspect="1"/>
+                  </wp:cNvGraphicFramePr>
+                  <a:graphic xmlns:a="http://schemas.openxmlformats.org/drawingml/2006/main">
+                    <a:graphicData uri="http://schemas.openxmlformats.org/drawingml/2006/picture">
+                      <pic:pic xmlns:pic="http://schemas.openxmlformats.org/drawingml/2006/picture">
+                        <pic:nvPicPr>
+                          <pic:cNvPr id="0" name="Picture 8"/>
+                          <pic:cNvPicPr>
+                            <a:picLocks noChangeAspect="1" noChangeArrowheads="1"/>
+                          </pic:cNvPicPr>
+                        </pic:nvPicPr>
+                        <pic:blipFill>
+                          <a:blip r:embed="rId7" cstate="print">
+                            <a:extLst>
+                              <a:ext uri="{28A0092B-C50C-407E-A947-70E740481C1C}">
+                                <a14:useLocalDpi xmlns:a14="http://schemas.microsoft.com/office/drawing/2010/main" val="0"/>
+                              </a:ext>
+                            </a:extLst>
+                          </a:blip>
+                          <a:srcRect/>
+                          <a:stretch>
+                            <a:fillRect/>
+                          </a:stretch>
+                        </pic:blipFill>
+                        <pic:spPr bwMode="auto">
+                          <a:xfrm>
+                            <a:off x="0" y="0"/>
+                            <a:ext cx="1080000" cy="1080000"/>
+                          </a:xfrm>
+                          <a:prstGeom prst="rect">
+                            <a:avLst/>
+                          </a:prstGeom>
+                          <a:noFill/>
+                          <a:ln>
+                            <a:noFill/>
+                          </a:ln>
+                        </pic:spPr>
+                      </pic:pic>
+                    </a:graphicData>
+                  </a:graphic>
+                </wp:inline>
+              </w:drawing>
+            </w:r>
+          </w:p>
+        </w:tc>
+        <w:tc>
+          <w:tcPr>
+            <w:tcW w:w="1985" w:type="dxa"/>
+            <w:tcMar>
+              <w:left w:w="0" w:type="dxa"/>
+              <w:right w:w="0" w:type="dxa"/>
+            </w:tcMar>
+          </w:tcPr>
+          <w:p>
+            <w:pPr>
+              <w:jc w:val="center"/>
+            </w:pPr>
+            <w:r>
+              <w:rPr>
+                <w:noProof/>
+              </w:rPr>
+              <w:drawing>
+                <wp:inline distT="0" distB="0" distL="0" distR="0" wp14:anchorId="39A9387C" wp14:editId="338FDED5">
+                  <wp:extent cx="1080000" cy="1080000"/>
+                  <wp:effectExtent l="0" t="0" r="6350" b="6350"/>
+                  <wp:docPr id="18" name="Рисунок 18"/>
+                  <wp:cNvGraphicFramePr>
+                    <a:graphicFrameLocks xmlns:a="http://schemas.openxmlformats.org/drawingml/2006/main" noChangeAspect="1"/>
+                  </wp:cNvGraphicFramePr>
+                  <a:graphic xmlns:a="http://schemas.openxmlformats.org/drawingml/2006/main">
+                    <a:graphicData uri="http://schemas.openxmlformats.org/drawingml/2006/picture">
+                      <pic:pic xmlns:pic="http://schemas.openxmlformats.org/drawingml/2006/picture">
+                        <pic:nvPicPr>
+                          <pic:cNvPr id="0" name="Picture 11"/>
+                          <pic:cNvPicPr>
+                            <a:picLocks noChangeAspect="1" noChangeArrowheads="1"/>
+                          </pic:cNvPicPr>
+                        </pic:nvPicPr>
+                        <pic:blipFill>
+                          <a:blip r:embed="rId8" cstate="print">
+                            <a:extLst>
+                              <a:ext uri="{28A0092B-C50C-407E-A947-70E740481C1C}">
+                                <a14:useLocalDpi xmlns:a14="http://schemas.microsoft.com/office/drawing/2010/main" val="0"/>
+                              </a:ext>
+                            </a:extLst>
+                          </a:blip>
+                          <a:srcRect/>
+                          <a:stretch>
+                            <a:fillRect/>
+                          </a:stretch>
+                        </pic:blipFill>
+                        <pic:spPr bwMode="auto">
+                          <a:xfrm>
+                            <a:off x="0" y="0"/>
+                            <a:ext cx="1080000" cy="1080000"/>
+                          </a:xfrm>
+                          <a:prstGeom prst="rect">
+                            <a:avLst/>
+                          </a:prstGeom>
+                          <a:noFill/>
+                          <a:ln>
+                            <a:noFill/>
+                          </a:ln>
+                        </pic:spPr>
+                      </pic:pic>
+                    </a:graphicData>
+                  </a:graphic>
+                </wp:inline>
+              </w:drawing>
+            </w:r>
+          </w:p>
+        </w:tc>
+        <w:tc>
+          <w:tcPr>
+            <w:tcW w:w="1843" w:type="dxa"/>
+          </w:tcPr>
+          <w:p>
+            <w:pPr>
+              <w:jc w:val="center"/>
+              <w:rPr>
+                <w:noProof/>
+              </w:rPr>
+            </w:pPr>
+            <w:r>
+              <w:rPr>
+                <w:noProof/>
+              </w:rPr>
+              <w:drawing>
+                <wp:inline distT="0" distB="0" distL="0" distR="0" wp14:anchorId="1B6F6F32" wp14:editId="31645A10">
+                  <wp:extent cx="1080000" cy="1080000"/>
+                  <wp:effectExtent l="0" t="0" r="6350" b="6350"/>
+                  <wp:docPr id="19" name="Рисунок 19"/>
+                  <wp:cNvGraphicFramePr>
+                    <a:graphicFrameLocks xmlns:a="http://schemas.openxmlformats.org/drawingml/2006/main" noChangeAspect="1"/>
+                  </wp:cNvGraphicFramePr>
+                  <a:graphic xmlns:a="http://schemas.openxmlformats.org/drawingml/2006/main">
+                    <a:graphicData uri="http://schemas.openxmlformats.org/drawingml/2006/picture">
+                      <pic:pic xmlns:pic="http://schemas.openxmlformats.org/drawingml/2006/picture">
+                        <pic:nvPicPr>
+                          <pic:cNvPr id="0" name="Picture 12"/>
+                          <pic:cNvPicPr>
+                            <a:picLocks noChangeAspect="1" noChangeArrowheads="1"/>
+                          </pic:cNvPicPr>
+                        </pic:nvPicPr>
+                        <pic:blipFill>
+                          <a:blip r:embed="rId9" cstate="print">
+                            <a:extLst>
+                              <a:ext uri="{28A0092B-C50C-407E-A947-70E740481C1C}">
+                                <a14:useLocalDpi xmlns:a14="http://schemas.microsoft.com/office/drawing/2010/main" val="0"/>
+                              </a:ext>
+                            </a:extLst>
+                          </a:blip>
+                          <a:srcRect/>
+                          <a:stretch>
+                            <a:fillRect/>
+                          </a:stretch>
+                        </pic:blipFill>
+                        <pic:spPr bwMode="auto">
+                          <a:xfrm>
+                            <a:off x="0" y="0"/>
+                            <a:ext cx="1080000" cy="1080000"/>
+                          </a:xfrm>
+                          <a:prstGeom prst="rect">
+                            <a:avLst/>
+                          </a:prstGeom>
+                          <a:noFill/>
+                          <a:ln>
+                            <a:noFill/>
+                          </a:ln>
+                        </pic:spPr>
+                      </pic:pic>
+                    </a:graphicData>
+                  </a:graphic>
+                </wp:inline>
+              </w:drawing>
+            </w:r>
+          </w:p>
+        </w:tc>
+        <w:tc>
+          <w:tcPr>
+            <w:tcW w:w="1559" w:type="dxa"/>
+          </w:tcPr>
+          <w:p>
+            <w:pPr>
+              <w:jc w:val="center"/>
+              <w:rPr>
+                <w:noProof/>
+              </w:rPr>
+            </w:pPr>
+            <w:r>
+              <w:rPr>
+                <w:noProof/>
+              </w:rPr>
+              <w:drawing>
+                <wp:inline distT="0" distB="0" distL="0" distR="0" wp14:anchorId="7ACB9B03" wp14:editId="6A98BDB3">
+                  <wp:extent cx="540766" cy="540766"/>
+                  <wp:effectExtent l="0" t="0" r="0" b="0"/>
+                  <wp:docPr id="1" name="Picture 1" descr="C:\Users\blazhko\WebAR-Test2\docs\Markers\BarCodes\08.png"/>
+                  <wp:cNvGraphicFramePr>
+                    <a:graphicFrameLocks xmlns:a="http://schemas.openxmlformats.org/drawingml/2006/main" noChangeAspect="1"/>
+                  </wp:cNvGraphicFramePr>
+                  <a:graphic xmlns:a="http://schemas.openxmlformats.org/drawingml/2006/main">
+                    <a:graphicData uri="http://schemas.openxmlformats.org/drawingml/2006/picture">
+                      <pic:pic xmlns:pic="http://schemas.openxmlformats.org/drawingml/2006/picture">
+                        <pic:nvPicPr>
+                          <pic:cNvPr id="0" name="Picture 1" descr="C:\Users\blazhko\WebAR-Test2\docs\Markers\BarCodes\08.png"/>
+                          <pic:cNvPicPr>
+                            <a:picLocks noChangeAspect="1" noChangeArrowheads="1"/>
+                          </pic:cNvPicPr>
+                        </pic:nvPicPr>
+                        <pic:blipFill>
+                          <a:blip r:embed="rId10" cstate="print">
+                            <a:extLst>
+                              <a:ext uri="{28A0092B-C50C-407E-A947-70E740481C1C}">
+                                <a14:useLocalDpi xmlns:a14="http://schemas.microsoft.com/office/drawing/2010/main" val="0"/>
+                              </a:ext>
+                            </a:extLst>
+                          </a:blip>
+                          <a:srcRect/>
+                          <a:stretch>
+                            <a:fillRect/>
+                          </a:stretch>
+                        </pic:blipFill>
+                        <pic:spPr bwMode="auto">
+                          <a:xfrm>
+                            <a:off x="0" y="0"/>
+                            <a:ext cx="550621" cy="550621"/>
+                          </a:xfrm>
+                          <a:prstGeom prst="rect">
+                            <a:avLst/>
+                          </a:prstGeom>
+                          <a:noFill/>
+                          <a:ln>
+                            <a:noFill/>
+                          </a:ln>
+                        </pic:spPr>
+                      </pic:pic>
+                    </a:graphicData>
+                  </a:graphic>
+                </wp:inline>
+              </w:drawing>
+            </w:r>
+          </w:p>
+          <w:p>
+            <w:pPr>
+              <w:jc w:val="center"/>
+              <w:rPr>
+                <w:noProof/>
+              </w:rPr>
+            </w:pPr>
+            <w:r>
+              <w:rPr>
+                <w:noProof/>
+              </w:rPr>
+              <w:drawing>
+                <wp:inline distT="0" distB="0" distL="0" distR="0" wp14:anchorId="25D838A3" wp14:editId="1729AC1C">
+                  <wp:extent cx="540004" cy="540004"/>
+                  <wp:effectExtent l="0" t="0" r="0" b="0"/>
+                  <wp:docPr id="10" name="Picture 1" descr="C:\Users\blazhko\WebAR-Test2\docs\Markers\BarCodes\08.png"/>
+                  <wp:cNvGraphicFramePr>
+                    <a:graphicFrameLocks xmlns:a="http://schemas.openxmlformats.org/drawingml/2006/main" noChangeAspect="1"/>
+                  </wp:cNvGraphicFramePr>
+                  <a:graphic xmlns:a="http://schemas.openxmlformats.org/drawingml/2006/main">
+                    <a:graphicData uri="http://schemas.openxmlformats.org/drawingml/2006/picture">
+                      <pic:pic xmlns:pic="http://schemas.openxmlformats.org/drawingml/2006/picture">
+                        <pic:nvPicPr>
+                          <pic:cNvPr id="0" name="Picture 1" descr="C:\Users\blazhko\WebAR-Test2\docs\Markers\BarCodes\08.png"/>
+                          <pic:cNvPicPr>
+                            <a:picLocks noChangeAspect="1" noChangeArrowheads="1"/>
+                          </pic:cNvPicPr>
+                        </pic:nvPicPr>
+                        <pic:blipFill>
+                          <a:blip r:embed="rId10" cstate="print">
+                            <a:extLst>
+                              <a:ext uri="{28A0092B-C50C-407E-A947-70E740481C1C}">
+                                <a14:useLocalDpi xmlns:a14="http://schemas.microsoft.com/office/drawing/2010/main" val="0"/>
+                              </a:ext>
+                            </a:extLst>
+                          </a:blip>
+                          <a:srcRect/>
+                          <a:stretch>
+                            <a:fillRect/>
+                          </a:stretch>
+                        </pic:blipFill>
+                        <pic:spPr bwMode="auto">
+                          <a:xfrm>
+                            <a:off x="0" y="0"/>
+                            <a:ext cx="550996" cy="550996"/>
+                          </a:xfrm>
+                          <a:prstGeom prst="rect">
+                            <a:avLst/>
+                          </a:prstGeom>
+                          <a:noFill/>
+                          <a:ln>
+                            <a:noFill/>
+                          </a:ln>
+                        </pic:spPr>
+                      </pic:pic>
+                    </a:graphicData>
+                  </a:graphic>
+                </wp:inline>
+              </w:drawing>
             </w:r>
           </w:p>
         </w:tc>
@@ -110,7 +667,7 @@
         </w:trPr>
         <w:tc>
           <w:tcPr>
-            <w:tcW w:w="2263" w:type="dxa"/>
+            <w:tcW w:w="1838" w:type="dxa"/>
             <w:tcMar>
               <w:left w:w="0" w:type="dxa"/>
               <w:right w:w="0" w:type="dxa"/>
@@ -119,65 +676,24 @@
           <w:p>
             <w:pPr>
               <w:jc w:val="center"/>
-            </w:pPr>
-            <w:r>
-              <w:rPr>
-                <w:noProof/>
-              </w:rPr>
-              <w:drawing>
-                <wp:inline distT="0" distB="0" distL="0" distR="0" wp14:anchorId="14753571" wp14:editId="6494CFA0">
-                  <wp:extent cx="1419225" cy="1419225"/>
-                  <wp:effectExtent l="0" t="0" r="9525" b="9525"/>
-                  <wp:docPr id="4" name="Рисунок 4"/>
-                  <wp:cNvGraphicFramePr>
-                    <a:graphicFrameLocks xmlns:a="http://schemas.openxmlformats.org/drawingml/2006/main" noChangeAspect="1"/>
-                  </wp:cNvGraphicFramePr>
-                  <a:graphic xmlns:a="http://schemas.openxmlformats.org/drawingml/2006/main">
-                    <a:graphicData uri="http://schemas.openxmlformats.org/drawingml/2006/picture">
-                      <pic:pic xmlns:pic="http://schemas.openxmlformats.org/drawingml/2006/picture">
-                        <pic:nvPicPr>
-                          <pic:cNvPr id="0" name="Picture 3"/>
-                          <pic:cNvPicPr>
-                            <a:picLocks noChangeAspect="1" noChangeArrowheads="1"/>
-                          </pic:cNvPicPr>
-                        </pic:nvPicPr>
-                        <pic:blipFill>
-                          <a:blip r:embed="rId4" cstate="print">
-                            <a:extLst>
-                              <a:ext uri="{28A0092B-C50C-407E-A947-70E740481C1C}">
-                                <a14:useLocalDpi xmlns:a14="http://schemas.microsoft.com/office/drawing/2010/main" val="0"/>
-                              </a:ext>
-                            </a:extLst>
-                          </a:blip>
-                          <a:srcRect/>
-                          <a:stretch>
-                            <a:fillRect/>
-                          </a:stretch>
-                        </pic:blipFill>
-                        <pic:spPr bwMode="auto">
-                          <a:xfrm>
-                            <a:off x="0" y="0"/>
-                            <a:ext cx="1419225" cy="1419225"/>
-                          </a:xfrm>
-                          <a:prstGeom prst="rect">
-                            <a:avLst/>
-                          </a:prstGeom>
-                          <a:noFill/>
-                          <a:ln>
-                            <a:noFill/>
-                          </a:ln>
-                        </pic:spPr>
-                      </pic:pic>
-                    </a:graphicData>
-                  </a:graphic>
-                </wp:inline>
-              </w:drawing>
-            </w:r>
-          </w:p>
-        </w:tc>
-        <w:tc>
-          <w:tcPr>
-            <w:tcW w:w="2268" w:type="dxa"/>
+              <w:rPr>
+                <w:noProof/>
+                <w:sz w:val="10"/>
+                <w:szCs w:val="10"/>
+              </w:rPr>
+            </w:pPr>
+            <w:r>
+              <w:rPr>
+                <w:sz w:val="10"/>
+                <w:szCs w:val="10"/>
+              </w:rPr>
+              <w:t>ArUco ID=946</w:t>
+            </w:r>
+          </w:p>
+        </w:tc>
+        <w:tc>
+          <w:tcPr>
+            <w:tcW w:w="1843" w:type="dxa"/>
             <w:tcMar>
               <w:left w:w="0" w:type="dxa"/>
               <w:right w:w="0" w:type="dxa"/>
@@ -186,65 +702,24 @@
           <w:p>
             <w:pPr>
               <w:jc w:val="center"/>
-            </w:pPr>
-            <w:r>
-              <w:rPr>
-                <w:noProof/>
-              </w:rPr>
-              <w:drawing>
-                <wp:inline distT="0" distB="0" distL="0" distR="0" wp14:anchorId="69AA9B5E" wp14:editId="650393B9">
-                  <wp:extent cx="1423670" cy="1423670"/>
-                  <wp:effectExtent l="0" t="0" r="5080" b="5080"/>
-                  <wp:docPr id="13" name="Рисунок 13"/>
-                  <wp:cNvGraphicFramePr>
-                    <a:graphicFrameLocks xmlns:a="http://schemas.openxmlformats.org/drawingml/2006/main" noChangeAspect="1"/>
-                  </wp:cNvGraphicFramePr>
-                  <a:graphic xmlns:a="http://schemas.openxmlformats.org/drawingml/2006/main">
-                    <a:graphicData uri="http://schemas.openxmlformats.org/drawingml/2006/picture">
-                      <pic:pic xmlns:pic="http://schemas.openxmlformats.org/drawingml/2006/picture">
-                        <pic:nvPicPr>
-                          <pic:cNvPr id="0" name="Picture 6"/>
-                          <pic:cNvPicPr>
-                            <a:picLocks noChangeAspect="1" noChangeArrowheads="1"/>
-                          </pic:cNvPicPr>
-                        </pic:nvPicPr>
-                        <pic:blipFill>
-                          <a:blip r:embed="rId5" cstate="print">
-                            <a:extLst>
-                              <a:ext uri="{28A0092B-C50C-407E-A947-70E740481C1C}">
-                                <a14:useLocalDpi xmlns:a14="http://schemas.microsoft.com/office/drawing/2010/main" val="0"/>
-                              </a:ext>
-                            </a:extLst>
-                          </a:blip>
-                          <a:srcRect/>
-                          <a:stretch>
-                            <a:fillRect/>
-                          </a:stretch>
-                        </pic:blipFill>
-                        <pic:spPr bwMode="auto">
-                          <a:xfrm>
-                            <a:off x="0" y="0"/>
-                            <a:ext cx="1423670" cy="1423670"/>
-                          </a:xfrm>
-                          <a:prstGeom prst="rect">
-                            <a:avLst/>
-                          </a:prstGeom>
-                          <a:noFill/>
-                          <a:ln>
-                            <a:noFill/>
-                          </a:ln>
-                        </pic:spPr>
-                      </pic:pic>
-                    </a:graphicData>
-                  </a:graphic>
-                </wp:inline>
-              </w:drawing>
-            </w:r>
-          </w:p>
-        </w:tc>
-        <w:tc>
-          <w:tcPr>
-            <w:tcW w:w="2268" w:type="dxa"/>
+              <w:rPr>
+                <w:noProof/>
+                <w:sz w:val="10"/>
+                <w:szCs w:val="10"/>
+              </w:rPr>
+            </w:pPr>
+            <w:r>
+              <w:rPr>
+                <w:sz w:val="10"/>
+                <w:szCs w:val="10"/>
+              </w:rPr>
+              <w:t>ArUco ID=164</w:t>
+            </w:r>
+          </w:p>
+        </w:tc>
+        <w:tc>
+          <w:tcPr>
+            <w:tcW w:w="1843" w:type="dxa"/>
             <w:tcMar>
               <w:left w:w="0" w:type="dxa"/>
               <w:right w:w="0" w:type="dxa"/>
@@ -253,65 +728,24 @@
           <w:p>
             <w:pPr>
               <w:jc w:val="center"/>
-            </w:pPr>
-            <w:r>
-              <w:rPr>
-                <w:noProof/>
-              </w:rPr>
-              <w:drawing>
-                <wp:inline distT="0" distB="0" distL="0" distR="0" wp14:anchorId="2D452B8F" wp14:editId="35721933">
-                  <wp:extent cx="1423670" cy="1423670"/>
-                  <wp:effectExtent l="0" t="0" r="5080" b="5080"/>
-                  <wp:docPr id="14" name="Рисунок 14"/>
-                  <wp:cNvGraphicFramePr>
-                    <a:graphicFrameLocks xmlns:a="http://schemas.openxmlformats.org/drawingml/2006/main" noChangeAspect="1"/>
-                  </wp:cNvGraphicFramePr>
-                  <a:graphic xmlns:a="http://schemas.openxmlformats.org/drawingml/2006/main">
-                    <a:graphicData uri="http://schemas.openxmlformats.org/drawingml/2006/picture">
-                      <pic:pic xmlns:pic="http://schemas.openxmlformats.org/drawingml/2006/picture">
-                        <pic:nvPicPr>
-                          <pic:cNvPr id="0" name="Picture 7"/>
-                          <pic:cNvPicPr>
-                            <a:picLocks noChangeAspect="1" noChangeArrowheads="1"/>
-                          </pic:cNvPicPr>
-                        </pic:nvPicPr>
-                        <pic:blipFill>
-                          <a:blip r:embed="rId6" cstate="print">
-                            <a:extLst>
-                              <a:ext uri="{28A0092B-C50C-407E-A947-70E740481C1C}">
-                                <a14:useLocalDpi xmlns:a14="http://schemas.microsoft.com/office/drawing/2010/main" val="0"/>
-                              </a:ext>
-                            </a:extLst>
-                          </a:blip>
-                          <a:srcRect/>
-                          <a:stretch>
-                            <a:fillRect/>
-                          </a:stretch>
-                        </pic:blipFill>
-                        <pic:spPr bwMode="auto">
-                          <a:xfrm>
-                            <a:off x="0" y="0"/>
-                            <a:ext cx="1423670" cy="1423670"/>
-                          </a:xfrm>
-                          <a:prstGeom prst="rect">
-                            <a:avLst/>
-                          </a:prstGeom>
-                          <a:noFill/>
-                          <a:ln>
-                            <a:noFill/>
-                          </a:ln>
-                        </pic:spPr>
-                      </pic:pic>
-                    </a:graphicData>
-                  </a:graphic>
-                </wp:inline>
-              </w:drawing>
-            </w:r>
-          </w:p>
-        </w:tc>
-        <w:tc>
-          <w:tcPr>
-            <w:tcW w:w="2268" w:type="dxa"/>
+              <w:rPr>
+                <w:noProof/>
+                <w:sz w:val="10"/>
+                <w:szCs w:val="10"/>
+              </w:rPr>
+            </w:pPr>
+            <w:r>
+              <w:rPr>
+                <w:sz w:val="10"/>
+                <w:szCs w:val="10"/>
+              </w:rPr>
+              <w:t>ArUco ID=13</w:t>
+            </w:r>
+          </w:p>
+        </w:tc>
+        <w:tc>
+          <w:tcPr>
+            <w:tcW w:w="1842" w:type="dxa"/>
             <w:tcMar>
               <w:left w:w="0" w:type="dxa"/>
               <w:right w:w="0" w:type="dxa"/>
@@ -320,65 +754,24 @@
           <w:p>
             <w:pPr>
               <w:jc w:val="center"/>
-            </w:pPr>
-            <w:r>
-              <w:rPr>
-                <w:noProof/>
-              </w:rPr>
-              <w:drawing>
-                <wp:inline distT="0" distB="0" distL="0" distR="0" wp14:anchorId="1E5F973B" wp14:editId="543968C1">
-                  <wp:extent cx="1423670" cy="1423670"/>
-                  <wp:effectExtent l="0" t="0" r="5080" b="5080"/>
-                  <wp:docPr id="15" name="Рисунок 15"/>
-                  <wp:cNvGraphicFramePr>
-                    <a:graphicFrameLocks xmlns:a="http://schemas.openxmlformats.org/drawingml/2006/main" noChangeAspect="1"/>
-                  </wp:cNvGraphicFramePr>
-                  <a:graphic xmlns:a="http://schemas.openxmlformats.org/drawingml/2006/main">
-                    <a:graphicData uri="http://schemas.openxmlformats.org/drawingml/2006/picture">
-                      <pic:pic xmlns:pic="http://schemas.openxmlformats.org/drawingml/2006/picture">
-                        <pic:nvPicPr>
-                          <pic:cNvPr id="0" name="Picture 8"/>
-                          <pic:cNvPicPr>
-                            <a:picLocks noChangeAspect="1" noChangeArrowheads="1"/>
-                          </pic:cNvPicPr>
-                        </pic:nvPicPr>
-                        <pic:blipFill>
-                          <a:blip r:embed="rId7" cstate="print">
-                            <a:extLst>
-                              <a:ext uri="{28A0092B-C50C-407E-A947-70E740481C1C}">
-                                <a14:useLocalDpi xmlns:a14="http://schemas.microsoft.com/office/drawing/2010/main" val="0"/>
-                              </a:ext>
-                            </a:extLst>
-                          </a:blip>
-                          <a:srcRect/>
-                          <a:stretch>
-                            <a:fillRect/>
-                          </a:stretch>
-                        </pic:blipFill>
-                        <pic:spPr bwMode="auto">
-                          <a:xfrm>
-                            <a:off x="0" y="0"/>
-                            <a:ext cx="1423670" cy="1423670"/>
-                          </a:xfrm>
-                          <a:prstGeom prst="rect">
-                            <a:avLst/>
-                          </a:prstGeom>
-                          <a:noFill/>
-                          <a:ln>
-                            <a:noFill/>
-                          </a:ln>
-                        </pic:spPr>
-                      </pic:pic>
-                    </a:graphicData>
-                  </a:graphic>
-                </wp:inline>
-              </w:drawing>
-            </w:r>
-          </w:p>
-        </w:tc>
-        <w:tc>
-          <w:tcPr>
-            <w:tcW w:w="2268" w:type="dxa"/>
+              <w:rPr>
+                <w:noProof/>
+                <w:sz w:val="10"/>
+                <w:szCs w:val="10"/>
+              </w:rPr>
+            </w:pPr>
+            <w:r>
+              <w:rPr>
+                <w:sz w:val="10"/>
+                <w:szCs w:val="10"/>
+              </w:rPr>
+              <w:t>ArUco ID=874</w:t>
+            </w:r>
+          </w:p>
+        </w:tc>
+        <w:tc>
+          <w:tcPr>
+            <w:tcW w:w="1985" w:type="dxa"/>
             <w:tcMar>
               <w:left w:w="0" w:type="dxa"/>
               <w:right w:w="0" w:type="dxa"/>
@@ -387,191 +780,63 @@
           <w:p>
             <w:pPr>
               <w:jc w:val="center"/>
-            </w:pPr>
-            <w:r>
-              <w:rPr>
-                <w:noProof/>
-              </w:rPr>
-              <w:drawing>
-                <wp:inline distT="0" distB="0" distL="0" distR="0" wp14:anchorId="39A9387C" wp14:editId="18C42127">
-                  <wp:extent cx="1423670" cy="1423670"/>
-                  <wp:effectExtent l="0" t="0" r="5080" b="5080"/>
-                  <wp:docPr id="18" name="Рисунок 18"/>
-                  <wp:cNvGraphicFramePr>
-                    <a:graphicFrameLocks xmlns:a="http://schemas.openxmlformats.org/drawingml/2006/main" noChangeAspect="1"/>
-                  </wp:cNvGraphicFramePr>
-                  <a:graphic xmlns:a="http://schemas.openxmlformats.org/drawingml/2006/main">
-                    <a:graphicData uri="http://schemas.openxmlformats.org/drawingml/2006/picture">
-                      <pic:pic xmlns:pic="http://schemas.openxmlformats.org/drawingml/2006/picture">
-                        <pic:nvPicPr>
-                          <pic:cNvPr id="0" name="Picture 11"/>
-                          <pic:cNvPicPr>
-                            <a:picLocks noChangeAspect="1" noChangeArrowheads="1"/>
-                          </pic:cNvPicPr>
-                        </pic:nvPicPr>
-                        <pic:blipFill>
-                          <a:blip r:embed="rId8" cstate="print">
-                            <a:extLst>
-                              <a:ext uri="{28A0092B-C50C-407E-A947-70E740481C1C}">
-                                <a14:useLocalDpi xmlns:a14="http://schemas.microsoft.com/office/drawing/2010/main" val="0"/>
-                              </a:ext>
-                            </a:extLst>
-                          </a:blip>
-                          <a:srcRect/>
-                          <a:stretch>
-                            <a:fillRect/>
-                          </a:stretch>
-                        </pic:blipFill>
-                        <pic:spPr bwMode="auto">
-                          <a:xfrm>
-                            <a:off x="0" y="0"/>
-                            <a:ext cx="1434105" cy="1434105"/>
-                          </a:xfrm>
-                          <a:prstGeom prst="rect">
-                            <a:avLst/>
-                          </a:prstGeom>
-                          <a:noFill/>
-                          <a:ln>
-                            <a:noFill/>
-                          </a:ln>
-                        </pic:spPr>
-                      </pic:pic>
-                    </a:graphicData>
-                  </a:graphic>
-                </wp:inline>
-              </w:drawing>
-            </w:r>
-          </w:p>
-        </w:tc>
-        <w:tc>
-          <w:tcPr>
-            <w:tcW w:w="2268" w:type="dxa"/>
-          </w:tcPr>
-          <w:p>
-            <w:pPr>
-              <w:jc w:val="center"/>
-              <w:rPr>
-                <w:noProof/>
-              </w:rPr>
-            </w:pPr>
-            <w:r>
-              <w:rPr>
-                <w:noProof/>
-              </w:rPr>
-              <w:drawing>
-                <wp:inline distT="0" distB="0" distL="0" distR="0" wp14:anchorId="1B6F6F32" wp14:editId="61924DCB">
-                  <wp:extent cx="1423670" cy="1423670"/>
-                  <wp:effectExtent l="0" t="0" r="5080" b="5080"/>
-                  <wp:docPr id="19" name="Рисунок 19"/>
-                  <wp:cNvGraphicFramePr>
-                    <a:graphicFrameLocks xmlns:a="http://schemas.openxmlformats.org/drawingml/2006/main" noChangeAspect="1"/>
-                  </wp:cNvGraphicFramePr>
-                  <a:graphic xmlns:a="http://schemas.openxmlformats.org/drawingml/2006/main">
-                    <a:graphicData uri="http://schemas.openxmlformats.org/drawingml/2006/picture">
-                      <pic:pic xmlns:pic="http://schemas.openxmlformats.org/drawingml/2006/picture">
-                        <pic:nvPicPr>
-                          <pic:cNvPr id="0" name="Picture 12"/>
-                          <pic:cNvPicPr>
-                            <a:picLocks noChangeAspect="1" noChangeArrowheads="1"/>
-                          </pic:cNvPicPr>
-                        </pic:nvPicPr>
-                        <pic:blipFill>
-                          <a:blip r:embed="rId9" cstate="print">
-                            <a:extLst>
-                              <a:ext uri="{28A0092B-C50C-407E-A947-70E740481C1C}">
-                                <a14:useLocalDpi xmlns:a14="http://schemas.microsoft.com/office/drawing/2010/main" val="0"/>
-                              </a:ext>
-                            </a:extLst>
-                          </a:blip>
-                          <a:srcRect/>
-                          <a:stretch>
-                            <a:fillRect/>
-                          </a:stretch>
-                        </pic:blipFill>
-                        <pic:spPr bwMode="auto">
-                          <a:xfrm>
-                            <a:off x="0" y="0"/>
-                            <a:ext cx="1433002" cy="1433002"/>
-                          </a:xfrm>
-                          <a:prstGeom prst="rect">
-                            <a:avLst/>
-                          </a:prstGeom>
-                          <a:noFill/>
-                          <a:ln>
-                            <a:noFill/>
-                          </a:ln>
-                        </pic:spPr>
-                      </pic:pic>
-                    </a:graphicData>
-                  </a:graphic>
-                </wp:inline>
-              </w:drawing>
-            </w:r>
-          </w:p>
-        </w:tc>
-        <w:tc>
-          <w:tcPr>
-            <w:tcW w:w="1560" w:type="dxa"/>
-          </w:tcPr>
-          <w:p>
-            <w:pPr>
-              <w:jc w:val="center"/>
-              <w:rPr>
-                <w:noProof/>
-              </w:rPr>
-            </w:pPr>
-            <w:r>
-              <w:rPr>
-                <w:noProof/>
-              </w:rPr>
-              <w:drawing>
-                <wp:inline distT="0" distB="0" distL="0" distR="0" wp14:anchorId="7ACB9B03" wp14:editId="7006AE0F">
-                  <wp:extent cx="925032" cy="925032"/>
-                  <wp:effectExtent l="0" t="0" r="8890" b="8890"/>
-                  <wp:docPr id="1" name="Picture 1" descr="C:\Users\blazhko\WebAR-Test2\docs\Markers\BarCodes\08.png"/>
-                  <wp:cNvGraphicFramePr>
-                    <a:graphicFrameLocks xmlns:a="http://schemas.openxmlformats.org/drawingml/2006/main" noChangeAspect="1"/>
-                  </wp:cNvGraphicFramePr>
-                  <a:graphic xmlns:a="http://schemas.openxmlformats.org/drawingml/2006/main">
-                    <a:graphicData uri="http://schemas.openxmlformats.org/drawingml/2006/picture">
-                      <pic:pic xmlns:pic="http://schemas.openxmlformats.org/drawingml/2006/picture">
-                        <pic:nvPicPr>
-                          <pic:cNvPr id="0" name="Picture 1" descr="C:\Users\blazhko\WebAR-Test2\docs\Markers\BarCodes\08.png"/>
-                          <pic:cNvPicPr>
-                            <a:picLocks noChangeAspect="1" noChangeArrowheads="1"/>
-                          </pic:cNvPicPr>
-                        </pic:nvPicPr>
-                        <pic:blipFill>
-                          <a:blip r:embed="rId10" cstate="print">
-                            <a:extLst>
-                              <a:ext uri="{28A0092B-C50C-407E-A947-70E740481C1C}">
-                                <a14:useLocalDpi xmlns:a14="http://schemas.microsoft.com/office/drawing/2010/main" val="0"/>
-                              </a:ext>
-                            </a:extLst>
-                          </a:blip>
-                          <a:srcRect/>
-                          <a:stretch>
-                            <a:fillRect/>
-                          </a:stretch>
-                        </pic:blipFill>
-                        <pic:spPr bwMode="auto">
-                          <a:xfrm>
-                            <a:off x="0" y="0"/>
-                            <a:ext cx="936944" cy="936944"/>
-                          </a:xfrm>
-                          <a:prstGeom prst="rect">
-                            <a:avLst/>
-                          </a:prstGeom>
-                          <a:noFill/>
-                          <a:ln>
-                            <a:noFill/>
-                          </a:ln>
-                        </pic:spPr>
-                      </pic:pic>
-                    </a:graphicData>
-                  </a:graphic>
-                </wp:inline>
-              </w:drawing>
+              <w:rPr>
+                <w:noProof/>
+                <w:sz w:val="10"/>
+                <w:szCs w:val="10"/>
+              </w:rPr>
+            </w:pPr>
+            <w:r>
+              <w:rPr>
+                <w:sz w:val="10"/>
+                <w:szCs w:val="10"/>
+              </w:rPr>
+              <w:t>ArUco ID=959</w:t>
+            </w:r>
+          </w:p>
+        </w:tc>
+        <w:tc>
+          <w:tcPr>
+            <w:tcW w:w="1843" w:type="dxa"/>
+          </w:tcPr>
+          <w:p>
+            <w:pPr>
+              <w:jc w:val="center"/>
+              <w:rPr>
+                <w:noProof/>
+                <w:sz w:val="10"/>
+                <w:szCs w:val="10"/>
+              </w:rPr>
+            </w:pPr>
+            <w:r>
+              <w:rPr>
+                <w:sz w:val="10"/>
+                <w:szCs w:val="10"/>
+              </w:rPr>
+              <w:t>ArUco ID=196</w:t>
+            </w:r>
+          </w:p>
+        </w:tc>
+        <w:tc>
+          <w:tcPr>
+            <w:tcW w:w="1559" w:type="dxa"/>
+          </w:tcPr>
+          <w:p>
+            <w:pPr>
+              <w:jc w:val="center"/>
+              <w:rPr>
+                <w:noProof/>
+                <w:sz w:val="10"/>
+                <w:szCs w:val="10"/>
+              </w:rPr>
+            </w:pPr>
+            <w:r>
+              <w:rPr>
+                <w:noProof/>
+                <w:sz w:val="10"/>
+                <w:szCs w:val="10"/>
+              </w:rPr>
+              <w:t>Barcode ID=8</w:t>
             </w:r>
           </w:p>
         </w:tc>
@@ -582,7 +847,7 @@
         </w:trPr>
         <w:tc>
           <w:tcPr>
-            <w:tcW w:w="2263" w:type="dxa"/>
+            <w:tcW w:w="1838" w:type="dxa"/>
             <w:tcMar>
               <w:left w:w="0" w:type="dxa"/>
               <w:right w:w="0" w:type="dxa"/>
@@ -591,21 +856,79 @@
           <w:p>
             <w:pPr>
               <w:jc w:val="center"/>
-              <w:rPr>
-                <w:noProof/>
-              </w:rPr>
-            </w:pPr>
-            <w:r>
-              <w:t>ArUco ID=</w:t>
-            </w:r>
-            <w:r>
-              <w:t>946</w:t>
-            </w:r>
-          </w:p>
-        </w:tc>
-        <w:tc>
-          <w:tcPr>
-            <w:tcW w:w="2268" w:type="dxa"/>
+            </w:pPr>
+            <w:r>
+              <w:rPr>
+                <w:noProof/>
+              </w:rPr>
+              <w:drawing>
+                <wp:anchor distT="0" distB="0" distL="114300" distR="114300" simplePos="0" relativeHeight="251658240" behindDoc="0" locked="0" layoutInCell="1" allowOverlap="1" wp14:anchorId="59F552B8" wp14:editId="0F24CEEE">
+                  <wp:simplePos x="0" y="0"/>
+                  <wp:positionH relativeFrom="column">
+                    <wp:posOffset>398653</wp:posOffset>
+                  </wp:positionH>
+                  <wp:positionV relativeFrom="paragraph">
+                    <wp:posOffset>274955</wp:posOffset>
+                  </wp:positionV>
+                  <wp:extent cx="468000" cy="468000"/>
+                  <wp:effectExtent l="0" t="0" r="8255" b="8255"/>
+                  <wp:wrapNone/>
+                  <wp:docPr id="2" name="Рисунок 2"/>
+                  <wp:cNvGraphicFramePr>
+                    <a:graphicFrameLocks xmlns:a="http://schemas.openxmlformats.org/drawingml/2006/main" noChangeAspect="1"/>
+                  </wp:cNvGraphicFramePr>
+                  <a:graphic xmlns:a="http://schemas.openxmlformats.org/drawingml/2006/main">
+                    <a:graphicData uri="http://schemas.openxmlformats.org/drawingml/2006/picture">
+                      <pic:pic xmlns:pic="http://schemas.openxmlformats.org/drawingml/2006/picture">
+                        <pic:nvPicPr>
+                          <pic:cNvPr id="0" name="Picture 3"/>
+                          <pic:cNvPicPr>
+                            <a:picLocks noChangeAspect="1" noChangeArrowheads="1"/>
+                          </pic:cNvPicPr>
+                        </pic:nvPicPr>
+                        <pic:blipFill>
+                          <a:blip r:embed="rId4" cstate="print">
+                            <a:extLst>
+                              <a:ext uri="{28A0092B-C50C-407E-A947-70E740481C1C}">
+                                <a14:useLocalDpi xmlns:a14="http://schemas.microsoft.com/office/drawing/2010/main" val="0"/>
+                              </a:ext>
+                            </a:extLst>
+                          </a:blip>
+                          <a:srcRect/>
+                          <a:stretch>
+                            <a:fillRect/>
+                          </a:stretch>
+                        </pic:blipFill>
+                        <pic:spPr bwMode="auto">
+                          <a:xfrm>
+                            <a:off x="0" y="0"/>
+                            <a:ext cx="468000" cy="468000"/>
+                          </a:xfrm>
+                          <a:prstGeom prst="rect">
+                            <a:avLst/>
+                          </a:prstGeom>
+                          <a:noFill/>
+                          <a:ln>
+                            <a:noFill/>
+                          </a:ln>
+                        </pic:spPr>
+                      </pic:pic>
+                    </a:graphicData>
+                  </a:graphic>
+                  <wp14:sizeRelH relativeFrom="margin">
+                    <wp14:pctWidth>0</wp14:pctWidth>
+                  </wp14:sizeRelH>
+                  <wp14:sizeRelV relativeFrom="margin">
+                    <wp14:pctHeight>0</wp14:pctHeight>
+                  </wp14:sizeRelV>
+                </wp:anchor>
+              </w:drawing>
+            </w:r>
+          </w:p>
+        </w:tc>
+        <w:tc>
+          <w:tcPr>
+            <w:tcW w:w="1843" w:type="dxa"/>
             <w:tcMar>
               <w:left w:w="0" w:type="dxa"/>
               <w:right w:w="0" w:type="dxa"/>
@@ -614,21 +937,79 @@
           <w:p>
             <w:pPr>
               <w:jc w:val="center"/>
-              <w:rPr>
-                <w:noProof/>
-              </w:rPr>
-            </w:pPr>
-            <w:r>
-              <w:t>ArUco ID=1</w:t>
-            </w:r>
-            <w:r>
-              <w:t>64</w:t>
-            </w:r>
-          </w:p>
-        </w:tc>
-        <w:tc>
-          <w:tcPr>
-            <w:tcW w:w="2268" w:type="dxa"/>
+            </w:pPr>
+            <w:r>
+              <w:rPr>
+                <w:noProof/>
+              </w:rPr>
+              <w:drawing>
+                <wp:anchor distT="0" distB="0" distL="114300" distR="114300" simplePos="0" relativeHeight="251659264" behindDoc="0" locked="0" layoutInCell="1" allowOverlap="1" wp14:anchorId="4FCA1B6C" wp14:editId="112F28D3">
+                  <wp:simplePos x="0" y="0"/>
+                  <wp:positionH relativeFrom="column">
+                    <wp:posOffset>354345</wp:posOffset>
+                  </wp:positionH>
+                  <wp:positionV relativeFrom="paragraph">
+                    <wp:posOffset>240774</wp:posOffset>
+                  </wp:positionV>
+                  <wp:extent cx="468000" cy="468000"/>
+                  <wp:effectExtent l="0" t="0" r="8255" b="8255"/>
+                  <wp:wrapSquare wrapText="bothSides"/>
+                  <wp:docPr id="5" name="Рисунок 5"/>
+                  <wp:cNvGraphicFramePr>
+                    <a:graphicFrameLocks xmlns:a="http://schemas.openxmlformats.org/drawingml/2006/main" noChangeAspect="1"/>
+                  </wp:cNvGraphicFramePr>
+                  <a:graphic xmlns:a="http://schemas.openxmlformats.org/drawingml/2006/main">
+                    <a:graphicData uri="http://schemas.openxmlformats.org/drawingml/2006/picture">
+                      <pic:pic xmlns:pic="http://schemas.openxmlformats.org/drawingml/2006/picture">
+                        <pic:nvPicPr>
+                          <pic:cNvPr id="0" name="Picture 6"/>
+                          <pic:cNvPicPr>
+                            <a:picLocks noChangeAspect="1" noChangeArrowheads="1"/>
+                          </pic:cNvPicPr>
+                        </pic:nvPicPr>
+                        <pic:blipFill>
+                          <a:blip r:embed="rId5" cstate="print">
+                            <a:extLst>
+                              <a:ext uri="{28A0092B-C50C-407E-A947-70E740481C1C}">
+                                <a14:useLocalDpi xmlns:a14="http://schemas.microsoft.com/office/drawing/2010/main" val="0"/>
+                              </a:ext>
+                            </a:extLst>
+                          </a:blip>
+                          <a:srcRect/>
+                          <a:stretch>
+                            <a:fillRect/>
+                          </a:stretch>
+                        </pic:blipFill>
+                        <pic:spPr bwMode="auto">
+                          <a:xfrm>
+                            <a:off x="0" y="0"/>
+                            <a:ext cx="468000" cy="468000"/>
+                          </a:xfrm>
+                          <a:prstGeom prst="rect">
+                            <a:avLst/>
+                          </a:prstGeom>
+                          <a:noFill/>
+                          <a:ln>
+                            <a:noFill/>
+                          </a:ln>
+                        </pic:spPr>
+                      </pic:pic>
+                    </a:graphicData>
+                  </a:graphic>
+                  <wp14:sizeRelH relativeFrom="margin">
+                    <wp14:pctWidth>0</wp14:pctWidth>
+                  </wp14:sizeRelH>
+                  <wp14:sizeRelV relativeFrom="margin">
+                    <wp14:pctHeight>0</wp14:pctHeight>
+                  </wp14:sizeRelV>
+                </wp:anchor>
+              </w:drawing>
+            </w:r>
+          </w:p>
+        </w:tc>
+        <w:tc>
+          <w:tcPr>
+            <w:tcW w:w="1843" w:type="dxa"/>
             <w:tcMar>
               <w:left w:w="0" w:type="dxa"/>
               <w:right w:w="0" w:type="dxa"/>
@@ -637,21 +1018,79 @@
           <w:p>
             <w:pPr>
               <w:jc w:val="center"/>
-              <w:rPr>
-                <w:noProof/>
-              </w:rPr>
-            </w:pPr>
-            <w:r>
-              <w:t>ArUco ID=</w:t>
-            </w:r>
-            <w:r>
-              <w:t>13</w:t>
-            </w:r>
-          </w:p>
-        </w:tc>
-        <w:tc>
-          <w:tcPr>
-            <w:tcW w:w="2268" w:type="dxa"/>
+            </w:pPr>
+            <w:r>
+              <w:rPr>
+                <w:noProof/>
+              </w:rPr>
+              <w:drawing>
+                <wp:anchor distT="0" distB="0" distL="114300" distR="114300" simplePos="0" relativeHeight="251666432" behindDoc="0" locked="0" layoutInCell="1" allowOverlap="1" wp14:anchorId="5D973031" wp14:editId="0236DBC3">
+                  <wp:simplePos x="0" y="0"/>
+                  <wp:positionH relativeFrom="column">
+                    <wp:posOffset>335915</wp:posOffset>
+                  </wp:positionH>
+                  <wp:positionV relativeFrom="paragraph">
+                    <wp:posOffset>269875</wp:posOffset>
+                  </wp:positionV>
+                  <wp:extent cx="467995" cy="467995"/>
+                  <wp:effectExtent l="0" t="0" r="8255" b="8255"/>
+                  <wp:wrapSquare wrapText="bothSides"/>
+                  <wp:docPr id="23" name="Рисунок 23"/>
+                  <wp:cNvGraphicFramePr>
+                    <a:graphicFrameLocks xmlns:a="http://schemas.openxmlformats.org/drawingml/2006/main" noChangeAspect="1"/>
+                  </wp:cNvGraphicFramePr>
+                  <a:graphic xmlns:a="http://schemas.openxmlformats.org/drawingml/2006/main">
+                    <a:graphicData uri="http://schemas.openxmlformats.org/drawingml/2006/picture">
+                      <pic:pic xmlns:pic="http://schemas.openxmlformats.org/drawingml/2006/picture">
+                        <pic:nvPicPr>
+                          <pic:cNvPr id="0" name="Picture 7"/>
+                          <pic:cNvPicPr>
+                            <a:picLocks noChangeAspect="1" noChangeArrowheads="1"/>
+                          </pic:cNvPicPr>
+                        </pic:nvPicPr>
+                        <pic:blipFill>
+                          <a:blip r:embed="rId6" cstate="print">
+                            <a:extLst>
+                              <a:ext uri="{28A0092B-C50C-407E-A947-70E740481C1C}">
+                                <a14:useLocalDpi xmlns:a14="http://schemas.microsoft.com/office/drawing/2010/main" val="0"/>
+                              </a:ext>
+                            </a:extLst>
+                          </a:blip>
+                          <a:srcRect/>
+                          <a:stretch>
+                            <a:fillRect/>
+                          </a:stretch>
+                        </pic:blipFill>
+                        <pic:spPr bwMode="auto">
+                          <a:xfrm>
+                            <a:off x="0" y="0"/>
+                            <a:ext cx="467995" cy="467995"/>
+                          </a:xfrm>
+                          <a:prstGeom prst="rect">
+                            <a:avLst/>
+                          </a:prstGeom>
+                          <a:noFill/>
+                          <a:ln>
+                            <a:noFill/>
+                          </a:ln>
+                        </pic:spPr>
+                      </pic:pic>
+                    </a:graphicData>
+                  </a:graphic>
+                  <wp14:sizeRelH relativeFrom="margin">
+                    <wp14:pctWidth>0</wp14:pctWidth>
+                  </wp14:sizeRelH>
+                  <wp14:sizeRelV relativeFrom="margin">
+                    <wp14:pctHeight>0</wp14:pctHeight>
+                  </wp14:sizeRelV>
+                </wp:anchor>
+              </w:drawing>
+            </w:r>
+          </w:p>
+        </w:tc>
+        <w:tc>
+          <w:tcPr>
+            <w:tcW w:w="1842" w:type="dxa"/>
             <w:tcMar>
               <w:left w:w="0" w:type="dxa"/>
               <w:right w:w="0" w:type="dxa"/>
@@ -660,21 +1099,79 @@
           <w:p>
             <w:pPr>
               <w:jc w:val="center"/>
-              <w:rPr>
-                <w:noProof/>
-              </w:rPr>
-            </w:pPr>
-            <w:r>
-              <w:t>ArUco ID=</w:t>
-            </w:r>
-            <w:r>
-              <w:t>874</w:t>
-            </w:r>
-          </w:p>
-        </w:tc>
-        <w:tc>
-          <w:tcPr>
-            <w:tcW w:w="2268" w:type="dxa"/>
+            </w:pPr>
+            <w:r>
+              <w:rPr>
+                <w:noProof/>
+              </w:rPr>
+              <w:drawing>
+                <wp:anchor distT="0" distB="0" distL="114300" distR="114300" simplePos="0" relativeHeight="251665408" behindDoc="0" locked="0" layoutInCell="1" allowOverlap="1" wp14:anchorId="7F44C8BB" wp14:editId="4905B8DE">
+                  <wp:simplePos x="0" y="0"/>
+                  <wp:positionH relativeFrom="column">
+                    <wp:posOffset>342584</wp:posOffset>
+                  </wp:positionH>
+                  <wp:positionV relativeFrom="paragraph">
+                    <wp:posOffset>263131</wp:posOffset>
+                  </wp:positionV>
+                  <wp:extent cx="468000" cy="468000"/>
+                  <wp:effectExtent l="0" t="0" r="8255" b="8255"/>
+                  <wp:wrapSquare wrapText="bothSides"/>
+                  <wp:docPr id="22" name="Рисунок 22"/>
+                  <wp:cNvGraphicFramePr>
+                    <a:graphicFrameLocks xmlns:a="http://schemas.openxmlformats.org/drawingml/2006/main" noChangeAspect="1"/>
+                  </wp:cNvGraphicFramePr>
+                  <a:graphic xmlns:a="http://schemas.openxmlformats.org/drawingml/2006/main">
+                    <a:graphicData uri="http://schemas.openxmlformats.org/drawingml/2006/picture">
+                      <pic:pic xmlns:pic="http://schemas.openxmlformats.org/drawingml/2006/picture">
+                        <pic:nvPicPr>
+                          <pic:cNvPr id="0" name="Picture 8"/>
+                          <pic:cNvPicPr>
+                            <a:picLocks noChangeAspect="1" noChangeArrowheads="1"/>
+                          </pic:cNvPicPr>
+                        </pic:nvPicPr>
+                        <pic:blipFill>
+                          <a:blip r:embed="rId7" cstate="print">
+                            <a:extLst>
+                              <a:ext uri="{28A0092B-C50C-407E-A947-70E740481C1C}">
+                                <a14:useLocalDpi xmlns:a14="http://schemas.microsoft.com/office/drawing/2010/main" val="0"/>
+                              </a:ext>
+                            </a:extLst>
+                          </a:blip>
+                          <a:srcRect/>
+                          <a:stretch>
+                            <a:fillRect/>
+                          </a:stretch>
+                        </pic:blipFill>
+                        <pic:spPr bwMode="auto">
+                          <a:xfrm>
+                            <a:off x="0" y="0"/>
+                            <a:ext cx="468000" cy="468000"/>
+                          </a:xfrm>
+                          <a:prstGeom prst="rect">
+                            <a:avLst/>
+                          </a:prstGeom>
+                          <a:noFill/>
+                          <a:ln>
+                            <a:noFill/>
+                          </a:ln>
+                        </pic:spPr>
+                      </pic:pic>
+                    </a:graphicData>
+                  </a:graphic>
+                  <wp14:sizeRelH relativeFrom="margin">
+                    <wp14:pctWidth>0</wp14:pctWidth>
+                  </wp14:sizeRelH>
+                  <wp14:sizeRelV relativeFrom="margin">
+                    <wp14:pctHeight>0</wp14:pctHeight>
+                  </wp14:sizeRelV>
+                </wp:anchor>
+              </w:drawing>
+            </w:r>
+          </w:p>
+        </w:tc>
+        <w:tc>
+          <w:tcPr>
+            <w:tcW w:w="1985" w:type="dxa"/>
             <w:tcMar>
               <w:left w:w="0" w:type="dxa"/>
               <w:right w:w="0" w:type="dxa"/>
@@ -683,62 +1180,2097 @@
           <w:p>
             <w:pPr>
               <w:jc w:val="center"/>
-              <w:rPr>
-                <w:noProof/>
-              </w:rPr>
-            </w:pPr>
-            <w:r>
-              <w:t>ArUco ID=</w:t>
-            </w:r>
-            <w:r>
-              <w:t>959</w:t>
-            </w:r>
-          </w:p>
-        </w:tc>
-        <w:tc>
-          <w:tcPr>
-            <w:tcW w:w="2268" w:type="dxa"/>
-          </w:tcPr>
-          <w:p>
-            <w:pPr>
-              <w:jc w:val="center"/>
-              <w:rPr>
-                <w:noProof/>
-              </w:rPr>
-            </w:pPr>
-            <w:r>
-              <w:t>ArUco ID=</w:t>
-            </w:r>
-            <w:r>
-              <w:t>196</w:t>
-            </w:r>
-          </w:p>
-        </w:tc>
-        <w:tc>
-          <w:tcPr>
-            <w:tcW w:w="1560" w:type="dxa"/>
-          </w:tcPr>
-          <w:p>
-            <w:pPr>
-              <w:jc w:val="center"/>
-              <w:rPr>
-                <w:noProof/>
-              </w:rPr>
-            </w:pPr>
-            <w:r>
-              <w:rPr>
-                <w:noProof/>
-              </w:rPr>
-              <w:t>Barcode ID=8</w:t>
+            </w:pPr>
+            <w:r>
+              <w:rPr>
+                <w:noProof/>
+              </w:rPr>
+              <w:drawing>
+                <wp:anchor distT="0" distB="0" distL="114300" distR="114300" simplePos="0" relativeHeight="251664384" behindDoc="0" locked="0" layoutInCell="1" allowOverlap="1" wp14:anchorId="224C28CB" wp14:editId="2E7EB3F7">
+                  <wp:simplePos x="0" y="0"/>
+                  <wp:positionH relativeFrom="column">
+                    <wp:posOffset>381041</wp:posOffset>
+                  </wp:positionH>
+                  <wp:positionV relativeFrom="paragraph">
+                    <wp:posOffset>273951</wp:posOffset>
+                  </wp:positionV>
+                  <wp:extent cx="468000" cy="468000"/>
+                  <wp:effectExtent l="0" t="0" r="8255" b="8255"/>
+                  <wp:wrapSquare wrapText="bothSides"/>
+                  <wp:docPr id="21" name="Рисунок 21"/>
+                  <wp:cNvGraphicFramePr>
+                    <a:graphicFrameLocks xmlns:a="http://schemas.openxmlformats.org/drawingml/2006/main" noChangeAspect="1"/>
+                  </wp:cNvGraphicFramePr>
+                  <a:graphic xmlns:a="http://schemas.openxmlformats.org/drawingml/2006/main">
+                    <a:graphicData uri="http://schemas.openxmlformats.org/drawingml/2006/picture">
+                      <pic:pic xmlns:pic="http://schemas.openxmlformats.org/drawingml/2006/picture">
+                        <pic:nvPicPr>
+                          <pic:cNvPr id="0" name="Picture 11"/>
+                          <pic:cNvPicPr>
+                            <a:picLocks noChangeAspect="1" noChangeArrowheads="1"/>
+                          </pic:cNvPicPr>
+                        </pic:nvPicPr>
+                        <pic:blipFill>
+                          <a:blip r:embed="rId8" cstate="print">
+                            <a:extLst>
+                              <a:ext uri="{28A0092B-C50C-407E-A947-70E740481C1C}">
+                                <a14:useLocalDpi xmlns:a14="http://schemas.microsoft.com/office/drawing/2010/main" val="0"/>
+                              </a:ext>
+                            </a:extLst>
+                          </a:blip>
+                          <a:srcRect/>
+                          <a:stretch>
+                            <a:fillRect/>
+                          </a:stretch>
+                        </pic:blipFill>
+                        <pic:spPr bwMode="auto">
+                          <a:xfrm>
+                            <a:off x="0" y="0"/>
+                            <a:ext cx="468000" cy="468000"/>
+                          </a:xfrm>
+                          <a:prstGeom prst="rect">
+                            <a:avLst/>
+                          </a:prstGeom>
+                          <a:noFill/>
+                          <a:ln>
+                            <a:noFill/>
+                          </a:ln>
+                        </pic:spPr>
+                      </pic:pic>
+                    </a:graphicData>
+                  </a:graphic>
+                  <wp14:sizeRelH relativeFrom="margin">
+                    <wp14:pctWidth>0</wp14:pctWidth>
+                  </wp14:sizeRelH>
+                  <wp14:sizeRelV relativeFrom="margin">
+                    <wp14:pctHeight>0</wp14:pctHeight>
+                  </wp14:sizeRelV>
+                </wp:anchor>
+              </w:drawing>
+            </w:r>
+          </w:p>
+        </w:tc>
+        <w:tc>
+          <w:tcPr>
+            <w:tcW w:w="1843" w:type="dxa"/>
+          </w:tcPr>
+          <w:p>
+            <w:pPr>
+              <w:jc w:val="center"/>
+            </w:pPr>
+            <w:r>
+              <w:rPr>
+                <w:noProof/>
+              </w:rPr>
+              <w:drawing>
+                <wp:anchor distT="0" distB="0" distL="114300" distR="114300" simplePos="0" relativeHeight="251663360" behindDoc="0" locked="0" layoutInCell="1" allowOverlap="1" wp14:anchorId="3D118557" wp14:editId="398A9B0A">
+                  <wp:simplePos x="0" y="0"/>
+                  <wp:positionH relativeFrom="column">
+                    <wp:posOffset>290830</wp:posOffset>
+                  </wp:positionH>
+                  <wp:positionV relativeFrom="paragraph">
+                    <wp:posOffset>286385</wp:posOffset>
+                  </wp:positionV>
+                  <wp:extent cx="467995" cy="467995"/>
+                  <wp:effectExtent l="0" t="0" r="8255" b="8255"/>
+                  <wp:wrapSquare wrapText="bothSides"/>
+                  <wp:docPr id="20" name="Рисунок 20"/>
+                  <wp:cNvGraphicFramePr>
+                    <a:graphicFrameLocks xmlns:a="http://schemas.openxmlformats.org/drawingml/2006/main" noChangeAspect="1"/>
+                  </wp:cNvGraphicFramePr>
+                  <a:graphic xmlns:a="http://schemas.openxmlformats.org/drawingml/2006/main">
+                    <a:graphicData uri="http://schemas.openxmlformats.org/drawingml/2006/picture">
+                      <pic:pic xmlns:pic="http://schemas.openxmlformats.org/drawingml/2006/picture">
+                        <pic:nvPicPr>
+                          <pic:cNvPr id="0" name="Picture 12"/>
+                          <pic:cNvPicPr>
+                            <a:picLocks noChangeAspect="1" noChangeArrowheads="1"/>
+                          </pic:cNvPicPr>
+                        </pic:nvPicPr>
+                        <pic:blipFill>
+                          <a:blip r:embed="rId9" cstate="print">
+                            <a:extLst>
+                              <a:ext uri="{28A0092B-C50C-407E-A947-70E740481C1C}">
+                                <a14:useLocalDpi xmlns:a14="http://schemas.microsoft.com/office/drawing/2010/main" val="0"/>
+                              </a:ext>
+                            </a:extLst>
+                          </a:blip>
+                          <a:srcRect/>
+                          <a:stretch>
+                            <a:fillRect/>
+                          </a:stretch>
+                        </pic:blipFill>
+                        <pic:spPr bwMode="auto">
+                          <a:xfrm>
+                            <a:off x="0" y="0"/>
+                            <a:ext cx="467995" cy="467995"/>
+                          </a:xfrm>
+                          <a:prstGeom prst="rect">
+                            <a:avLst/>
+                          </a:prstGeom>
+                          <a:noFill/>
+                          <a:ln>
+                            <a:noFill/>
+                          </a:ln>
+                        </pic:spPr>
+                      </pic:pic>
+                    </a:graphicData>
+                  </a:graphic>
+                  <wp14:sizeRelH relativeFrom="margin">
+                    <wp14:pctWidth>0</wp14:pctWidth>
+                  </wp14:sizeRelH>
+                  <wp14:sizeRelV relativeFrom="margin">
+                    <wp14:pctHeight>0</wp14:pctHeight>
+                  </wp14:sizeRelV>
+                </wp:anchor>
+              </w:drawing>
+            </w:r>
+          </w:p>
+        </w:tc>
+        <w:tc>
+          <w:tcPr>
+            <w:tcW w:w="1559" w:type="dxa"/>
+          </w:tcPr>
+          <w:p>
+            <w:pPr>
+              <w:jc w:val="center"/>
+              <w:rPr>
+                <w:noProof/>
+              </w:rPr>
+            </w:pPr>
+            <w:r>
+              <w:rPr>
+                <w:noProof/>
+              </w:rPr>
+              <w:drawing>
+                <wp:inline distT="0" distB="0" distL="0" distR="0" wp14:anchorId="5E9016F0" wp14:editId="58CCEA13">
+                  <wp:extent cx="540766" cy="540766"/>
+                  <wp:effectExtent l="0" t="0" r="0" b="0"/>
+                  <wp:docPr id="55" name="Picture 1" descr="C:\Users\blazhko\WebAR-Test2\docs\Markers\BarCodes\08.png"/>
+                  <wp:cNvGraphicFramePr>
+                    <a:graphicFrameLocks xmlns:a="http://schemas.openxmlformats.org/drawingml/2006/main" noChangeAspect="1"/>
+                  </wp:cNvGraphicFramePr>
+                  <a:graphic xmlns:a="http://schemas.openxmlformats.org/drawingml/2006/main">
+                    <a:graphicData uri="http://schemas.openxmlformats.org/drawingml/2006/picture">
+                      <pic:pic xmlns:pic="http://schemas.openxmlformats.org/drawingml/2006/picture">
+                        <pic:nvPicPr>
+                          <pic:cNvPr id="0" name="Picture 1" descr="C:\Users\blazhko\WebAR-Test2\docs\Markers\BarCodes\08.png"/>
+                          <pic:cNvPicPr>
+                            <a:picLocks noChangeAspect="1" noChangeArrowheads="1"/>
+                          </pic:cNvPicPr>
+                        </pic:nvPicPr>
+                        <pic:blipFill>
+                          <a:blip r:embed="rId10" cstate="print">
+                            <a:extLst>
+                              <a:ext uri="{28A0092B-C50C-407E-A947-70E740481C1C}">
+                                <a14:useLocalDpi xmlns:a14="http://schemas.microsoft.com/office/drawing/2010/main" val="0"/>
+                              </a:ext>
+                            </a:extLst>
+                          </a:blip>
+                          <a:srcRect/>
+                          <a:stretch>
+                            <a:fillRect/>
+                          </a:stretch>
+                        </pic:blipFill>
+                        <pic:spPr bwMode="auto">
+                          <a:xfrm>
+                            <a:off x="0" y="0"/>
+                            <a:ext cx="550621" cy="550621"/>
+                          </a:xfrm>
+                          <a:prstGeom prst="rect">
+                            <a:avLst/>
+                          </a:prstGeom>
+                          <a:noFill/>
+                          <a:ln>
+                            <a:noFill/>
+                          </a:ln>
+                        </pic:spPr>
+                      </pic:pic>
+                    </a:graphicData>
+                  </a:graphic>
+                </wp:inline>
+              </w:drawing>
+            </w:r>
+            <w:r>
+              <w:rPr>
+                <w:noProof/>
+              </w:rPr>
+              <w:drawing>
+                <wp:inline distT="0" distB="0" distL="0" distR="0" wp14:anchorId="72EEE7C3" wp14:editId="523E0B17">
+                  <wp:extent cx="540004" cy="540004"/>
+                  <wp:effectExtent l="0" t="0" r="0" b="0"/>
+                  <wp:docPr id="56" name="Picture 1" descr="C:\Users\blazhko\WebAR-Test2\docs\Markers\BarCodes\08.png"/>
+                  <wp:cNvGraphicFramePr>
+                    <a:graphicFrameLocks xmlns:a="http://schemas.openxmlformats.org/drawingml/2006/main" noChangeAspect="1"/>
+                  </wp:cNvGraphicFramePr>
+                  <a:graphic xmlns:a="http://schemas.openxmlformats.org/drawingml/2006/main">
+                    <a:graphicData uri="http://schemas.openxmlformats.org/drawingml/2006/picture">
+                      <pic:pic xmlns:pic="http://schemas.openxmlformats.org/drawingml/2006/picture">
+                        <pic:nvPicPr>
+                          <pic:cNvPr id="0" name="Picture 1" descr="C:\Users\blazhko\WebAR-Test2\docs\Markers\BarCodes\08.png"/>
+                          <pic:cNvPicPr>
+                            <a:picLocks noChangeAspect="1" noChangeArrowheads="1"/>
+                          </pic:cNvPicPr>
+                        </pic:nvPicPr>
+                        <pic:blipFill>
+                          <a:blip r:embed="rId10" cstate="print">
+                            <a:extLst>
+                              <a:ext uri="{28A0092B-C50C-407E-A947-70E740481C1C}">
+                                <a14:useLocalDpi xmlns:a14="http://schemas.microsoft.com/office/drawing/2010/main" val="0"/>
+                              </a:ext>
+                            </a:extLst>
+                          </a:blip>
+                          <a:srcRect/>
+                          <a:stretch>
+                            <a:fillRect/>
+                          </a:stretch>
+                        </pic:blipFill>
+                        <pic:spPr bwMode="auto">
+                          <a:xfrm>
+                            <a:off x="0" y="0"/>
+                            <a:ext cx="550996" cy="550996"/>
+                          </a:xfrm>
+                          <a:prstGeom prst="rect">
+                            <a:avLst/>
+                          </a:prstGeom>
+                          <a:noFill/>
+                          <a:ln>
+                            <a:noFill/>
+                          </a:ln>
+                        </pic:spPr>
+                      </pic:pic>
+                    </a:graphicData>
+                  </a:graphic>
+                </wp:inline>
+              </w:drawing>
             </w:r>
           </w:p>
         </w:tc>
       </w:tr>
     </w:tbl>
     <w:p/>
+    <w:tbl>
+      <w:tblPr>
+        <w:tblStyle w:val="a3"/>
+        <w:tblW w:w="12036" w:type="dxa"/>
+        <w:jc w:val="center"/>
+        <w:tblLayout w:type="fixed"/>
+        <w:tblCellMar>
+          <w:left w:w="0" w:type="dxa"/>
+          <w:right w:w="0" w:type="dxa"/>
+        </w:tblCellMar>
+        <w:tblLook w:val="04A0" w:firstRow="1" w:lastRow="0" w:firstColumn="1" w:lastColumn="0" w:noHBand="0" w:noVBand="1"/>
+      </w:tblPr>
+      <w:tblGrid>
+        <w:gridCol w:w="1726"/>
+        <w:gridCol w:w="1724"/>
+        <w:gridCol w:w="1725"/>
+        <w:gridCol w:w="1724"/>
+        <w:gridCol w:w="1725"/>
+        <w:gridCol w:w="1706"/>
+        <w:gridCol w:w="1706"/>
+      </w:tblGrid>
+      <w:tr>
+        <w:trPr>
+          <w:jc w:val="center"/>
+        </w:trPr>
+        <w:tc>
+          <w:tcPr>
+            <w:tcW w:w="1726" w:type="dxa"/>
+            <w:tcMar>
+              <w:left w:w="0" w:type="dxa"/>
+              <w:right w:w="0" w:type="dxa"/>
+            </w:tcMar>
+          </w:tcPr>
+          <w:p>
+            <w:pPr>
+              <w:jc w:val="center"/>
+              <w:rPr>
+                <w:noProof/>
+              </w:rPr>
+            </w:pPr>
+            <w:r>
+              <w:rPr>
+                <w:noProof/>
+              </w:rPr>
+              <w:drawing>
+                <wp:inline distT="0" distB="0" distL="0" distR="0" wp14:anchorId="588FD02C" wp14:editId="39441A7B">
+                  <wp:extent cx="1080000" cy="1080000"/>
+                  <wp:effectExtent l="0" t="0" r="6350" b="6350"/>
+                  <wp:docPr id="25" name="Рисунок 25"/>
+                  <wp:cNvGraphicFramePr>
+                    <a:graphicFrameLocks xmlns:a="http://schemas.openxmlformats.org/drawingml/2006/main" noChangeAspect="1"/>
+                  </wp:cNvGraphicFramePr>
+                  <a:graphic xmlns:a="http://schemas.openxmlformats.org/drawingml/2006/main">
+                    <a:graphicData uri="http://schemas.openxmlformats.org/drawingml/2006/picture">
+                      <pic:pic xmlns:pic="http://schemas.openxmlformats.org/drawingml/2006/picture">
+                        <pic:nvPicPr>
+                          <pic:cNvPr id="0" name="Picture 2"/>
+                          <pic:cNvPicPr>
+                            <a:picLocks noChangeAspect="1" noChangeArrowheads="1"/>
+                          </pic:cNvPicPr>
+                        </pic:nvPicPr>
+                        <pic:blipFill>
+                          <a:blip r:embed="rId11" cstate="print">
+                            <a:extLst>
+                              <a:ext uri="{28A0092B-C50C-407E-A947-70E740481C1C}">
+                                <a14:useLocalDpi xmlns:a14="http://schemas.microsoft.com/office/drawing/2010/main" val="0"/>
+                              </a:ext>
+                            </a:extLst>
+                          </a:blip>
+                          <a:srcRect/>
+                          <a:stretch>
+                            <a:fillRect/>
+                          </a:stretch>
+                        </pic:blipFill>
+                        <pic:spPr bwMode="auto">
+                          <a:xfrm>
+                            <a:off x="0" y="0"/>
+                            <a:ext cx="1080000" cy="1080000"/>
+                          </a:xfrm>
+                          <a:prstGeom prst="rect">
+                            <a:avLst/>
+                          </a:prstGeom>
+                          <a:noFill/>
+                          <a:ln>
+                            <a:noFill/>
+                          </a:ln>
+                        </pic:spPr>
+                      </pic:pic>
+                    </a:graphicData>
+                  </a:graphic>
+                </wp:inline>
+              </w:drawing>
+            </w:r>
+          </w:p>
+        </w:tc>
+        <w:tc>
+          <w:tcPr>
+            <w:tcW w:w="1724" w:type="dxa"/>
+            <w:tcMar>
+              <w:left w:w="0" w:type="dxa"/>
+              <w:right w:w="0" w:type="dxa"/>
+            </w:tcMar>
+          </w:tcPr>
+          <w:p>
+            <w:pPr>
+              <w:jc w:val="center"/>
+              <w:rPr>
+                <w:noProof/>
+              </w:rPr>
+            </w:pPr>
+            <w:r>
+              <w:rPr>
+                <w:noProof/>
+              </w:rPr>
+              <w:drawing>
+                <wp:inline distT="0" distB="0" distL="0" distR="0" wp14:anchorId="3ACEFEB9" wp14:editId="04B8A6F8">
+                  <wp:extent cx="1080000" cy="1080000"/>
+                  <wp:effectExtent l="0" t="0" r="6350" b="6350"/>
+                  <wp:docPr id="24" name="Рисунок 24"/>
+                  <wp:cNvGraphicFramePr>
+                    <a:graphicFrameLocks xmlns:a="http://schemas.openxmlformats.org/drawingml/2006/main" noChangeAspect="1"/>
+                  </wp:cNvGraphicFramePr>
+                  <a:graphic xmlns:a="http://schemas.openxmlformats.org/drawingml/2006/main">
+                    <a:graphicData uri="http://schemas.openxmlformats.org/drawingml/2006/picture">
+                      <pic:pic xmlns:pic="http://schemas.openxmlformats.org/drawingml/2006/picture">
+                        <pic:nvPicPr>
+                          <pic:cNvPr id="0" name="Picture 1"/>
+                          <pic:cNvPicPr>
+                            <a:picLocks noChangeAspect="1" noChangeArrowheads="1"/>
+                          </pic:cNvPicPr>
+                        </pic:nvPicPr>
+                        <pic:blipFill>
+                          <a:blip r:embed="rId12" cstate="print">
+                            <a:extLst>
+                              <a:ext uri="{28A0092B-C50C-407E-A947-70E740481C1C}">
+                                <a14:useLocalDpi xmlns:a14="http://schemas.microsoft.com/office/drawing/2010/main" val="0"/>
+                              </a:ext>
+                            </a:extLst>
+                          </a:blip>
+                          <a:srcRect/>
+                          <a:stretch>
+                            <a:fillRect/>
+                          </a:stretch>
+                        </pic:blipFill>
+                        <pic:spPr bwMode="auto">
+                          <a:xfrm>
+                            <a:off x="0" y="0"/>
+                            <a:ext cx="1080000" cy="1080000"/>
+                          </a:xfrm>
+                          <a:prstGeom prst="rect">
+                            <a:avLst/>
+                          </a:prstGeom>
+                          <a:noFill/>
+                          <a:ln>
+                            <a:noFill/>
+                          </a:ln>
+                        </pic:spPr>
+                      </pic:pic>
+                    </a:graphicData>
+                  </a:graphic>
+                </wp:inline>
+              </w:drawing>
+            </w:r>
+          </w:p>
+        </w:tc>
+        <w:tc>
+          <w:tcPr>
+            <w:tcW w:w="1725" w:type="dxa"/>
+            <w:tcMar>
+              <w:left w:w="0" w:type="dxa"/>
+              <w:right w:w="0" w:type="dxa"/>
+            </w:tcMar>
+          </w:tcPr>
+          <w:p>
+            <w:pPr>
+              <w:jc w:val="center"/>
+              <w:rPr>
+                <w:noProof/>
+              </w:rPr>
+            </w:pPr>
+            <w:r>
+              <w:rPr>
+                <w:noProof/>
+              </w:rPr>
+              <w:drawing>
+                <wp:inline distT="0" distB="0" distL="0" distR="0" wp14:anchorId="281BA854" wp14:editId="3AEA3A1B">
+                  <wp:extent cx="1080000" cy="1080000"/>
+                  <wp:effectExtent l="0" t="0" r="6350" b="6350"/>
+                  <wp:docPr id="26" name="Рисунок 26"/>
+                  <wp:cNvGraphicFramePr>
+                    <a:graphicFrameLocks xmlns:a="http://schemas.openxmlformats.org/drawingml/2006/main" noChangeAspect="1"/>
+                  </wp:cNvGraphicFramePr>
+                  <a:graphic xmlns:a="http://schemas.openxmlformats.org/drawingml/2006/main">
+                    <a:graphicData uri="http://schemas.openxmlformats.org/drawingml/2006/picture">
+                      <pic:pic xmlns:pic="http://schemas.openxmlformats.org/drawingml/2006/picture">
+                        <pic:nvPicPr>
+                          <pic:cNvPr id="0" name="Picture 3"/>
+                          <pic:cNvPicPr>
+                            <a:picLocks noChangeAspect="1" noChangeArrowheads="1"/>
+                          </pic:cNvPicPr>
+                        </pic:nvPicPr>
+                        <pic:blipFill>
+                          <a:blip r:embed="rId13" cstate="print">
+                            <a:extLst>
+                              <a:ext uri="{28A0092B-C50C-407E-A947-70E740481C1C}">
+                                <a14:useLocalDpi xmlns:a14="http://schemas.microsoft.com/office/drawing/2010/main" val="0"/>
+                              </a:ext>
+                            </a:extLst>
+                          </a:blip>
+                          <a:srcRect/>
+                          <a:stretch>
+                            <a:fillRect/>
+                          </a:stretch>
+                        </pic:blipFill>
+                        <pic:spPr bwMode="auto">
+                          <a:xfrm>
+                            <a:off x="0" y="0"/>
+                            <a:ext cx="1080000" cy="1080000"/>
+                          </a:xfrm>
+                          <a:prstGeom prst="rect">
+                            <a:avLst/>
+                          </a:prstGeom>
+                          <a:noFill/>
+                          <a:ln>
+                            <a:noFill/>
+                          </a:ln>
+                        </pic:spPr>
+                      </pic:pic>
+                    </a:graphicData>
+                  </a:graphic>
+                </wp:inline>
+              </w:drawing>
+            </w:r>
+          </w:p>
+        </w:tc>
+        <w:tc>
+          <w:tcPr>
+            <w:tcW w:w="1724" w:type="dxa"/>
+            <w:tcMar>
+              <w:left w:w="0" w:type="dxa"/>
+              <w:right w:w="0" w:type="dxa"/>
+            </w:tcMar>
+          </w:tcPr>
+          <w:p>
+            <w:pPr>
+              <w:jc w:val="center"/>
+              <w:rPr>
+                <w:noProof/>
+              </w:rPr>
+            </w:pPr>
+            <w:r>
+              <w:rPr>
+                <w:noProof/>
+              </w:rPr>
+              <w:drawing>
+                <wp:inline distT="0" distB="0" distL="0" distR="0" wp14:anchorId="44792AF1" wp14:editId="46C3F89F">
+                  <wp:extent cx="1080000" cy="1080000"/>
+                  <wp:effectExtent l="0" t="0" r="6350" b="6350"/>
+                  <wp:docPr id="27" name="Рисунок 27"/>
+                  <wp:cNvGraphicFramePr>
+                    <a:graphicFrameLocks xmlns:a="http://schemas.openxmlformats.org/drawingml/2006/main" noChangeAspect="1"/>
+                  </wp:cNvGraphicFramePr>
+                  <a:graphic xmlns:a="http://schemas.openxmlformats.org/drawingml/2006/main">
+                    <a:graphicData uri="http://schemas.openxmlformats.org/drawingml/2006/picture">
+                      <pic:pic xmlns:pic="http://schemas.openxmlformats.org/drawingml/2006/picture">
+                        <pic:nvPicPr>
+                          <pic:cNvPr id="0" name="Picture 4"/>
+                          <pic:cNvPicPr>
+                            <a:picLocks noChangeAspect="1" noChangeArrowheads="1"/>
+                          </pic:cNvPicPr>
+                        </pic:nvPicPr>
+                        <pic:blipFill>
+                          <a:blip r:embed="rId14" cstate="print">
+                            <a:extLst>
+                              <a:ext uri="{28A0092B-C50C-407E-A947-70E740481C1C}">
+                                <a14:useLocalDpi xmlns:a14="http://schemas.microsoft.com/office/drawing/2010/main" val="0"/>
+                              </a:ext>
+                            </a:extLst>
+                          </a:blip>
+                          <a:srcRect/>
+                          <a:stretch>
+                            <a:fillRect/>
+                          </a:stretch>
+                        </pic:blipFill>
+                        <pic:spPr bwMode="auto">
+                          <a:xfrm>
+                            <a:off x="0" y="0"/>
+                            <a:ext cx="1080000" cy="1080000"/>
+                          </a:xfrm>
+                          <a:prstGeom prst="rect">
+                            <a:avLst/>
+                          </a:prstGeom>
+                          <a:noFill/>
+                          <a:ln>
+                            <a:noFill/>
+                          </a:ln>
+                        </pic:spPr>
+                      </pic:pic>
+                    </a:graphicData>
+                  </a:graphic>
+                </wp:inline>
+              </w:drawing>
+            </w:r>
+          </w:p>
+        </w:tc>
+        <w:tc>
+          <w:tcPr>
+            <w:tcW w:w="1725" w:type="dxa"/>
+            <w:tcMar>
+              <w:left w:w="0" w:type="dxa"/>
+              <w:right w:w="0" w:type="dxa"/>
+            </w:tcMar>
+          </w:tcPr>
+          <w:p>
+            <w:pPr>
+              <w:jc w:val="center"/>
+              <w:rPr>
+                <w:noProof/>
+              </w:rPr>
+            </w:pPr>
+            <w:r>
+              <w:rPr>
+                <w:noProof/>
+              </w:rPr>
+              <w:drawing>
+                <wp:inline distT="0" distB="0" distL="0" distR="0" wp14:anchorId="16079098" wp14:editId="6725CB4B">
+                  <wp:extent cx="1080000" cy="1080000"/>
+                  <wp:effectExtent l="0" t="0" r="6350" b="6350"/>
+                  <wp:docPr id="28" name="Рисунок 28"/>
+                  <wp:cNvGraphicFramePr>
+                    <a:graphicFrameLocks xmlns:a="http://schemas.openxmlformats.org/drawingml/2006/main" noChangeAspect="1"/>
+                  </wp:cNvGraphicFramePr>
+                  <a:graphic xmlns:a="http://schemas.openxmlformats.org/drawingml/2006/main">
+                    <a:graphicData uri="http://schemas.openxmlformats.org/drawingml/2006/picture">
+                      <pic:pic xmlns:pic="http://schemas.openxmlformats.org/drawingml/2006/picture">
+                        <pic:nvPicPr>
+                          <pic:cNvPr id="0" name="Picture 5"/>
+                          <pic:cNvPicPr>
+                            <a:picLocks noChangeAspect="1" noChangeArrowheads="1"/>
+                          </pic:cNvPicPr>
+                        </pic:nvPicPr>
+                        <pic:blipFill>
+                          <a:blip r:embed="rId15" cstate="print">
+                            <a:extLst>
+                              <a:ext uri="{28A0092B-C50C-407E-A947-70E740481C1C}">
+                                <a14:useLocalDpi xmlns:a14="http://schemas.microsoft.com/office/drawing/2010/main" val="0"/>
+                              </a:ext>
+                            </a:extLst>
+                          </a:blip>
+                          <a:srcRect/>
+                          <a:stretch>
+                            <a:fillRect/>
+                          </a:stretch>
+                        </pic:blipFill>
+                        <pic:spPr bwMode="auto">
+                          <a:xfrm>
+                            <a:off x="0" y="0"/>
+                            <a:ext cx="1080000" cy="1080000"/>
+                          </a:xfrm>
+                          <a:prstGeom prst="rect">
+                            <a:avLst/>
+                          </a:prstGeom>
+                          <a:noFill/>
+                          <a:ln>
+                            <a:noFill/>
+                          </a:ln>
+                        </pic:spPr>
+                      </pic:pic>
+                    </a:graphicData>
+                  </a:graphic>
+                </wp:inline>
+              </w:drawing>
+            </w:r>
+          </w:p>
+        </w:tc>
+        <w:tc>
+          <w:tcPr>
+            <w:tcW w:w="1706" w:type="dxa"/>
+          </w:tcPr>
+          <w:p>
+            <w:pPr>
+              <w:jc w:val="center"/>
+              <w:rPr>
+                <w:noProof/>
+              </w:rPr>
+            </w:pPr>
+            <w:r>
+              <w:rPr>
+                <w:noProof/>
+              </w:rPr>
+              <w:drawing>
+                <wp:inline distT="0" distB="0" distL="0" distR="0" wp14:anchorId="64ED918D" wp14:editId="08F5B5ED">
+                  <wp:extent cx="1080000" cy="1080000"/>
+                  <wp:effectExtent l="0" t="0" r="6350" b="6350"/>
+                  <wp:docPr id="45" name="Рисунок 45"/>
+                  <wp:cNvGraphicFramePr>
+                    <a:graphicFrameLocks xmlns:a="http://schemas.openxmlformats.org/drawingml/2006/main" noChangeAspect="1"/>
+                  </wp:cNvGraphicFramePr>
+                  <a:graphic xmlns:a="http://schemas.openxmlformats.org/drawingml/2006/main">
+                    <a:graphicData uri="http://schemas.openxmlformats.org/drawingml/2006/picture">
+                      <pic:pic xmlns:pic="http://schemas.openxmlformats.org/drawingml/2006/picture">
+                        <pic:nvPicPr>
+                          <pic:cNvPr id="0" name="Picture 2"/>
+                          <pic:cNvPicPr>
+                            <a:picLocks noChangeAspect="1" noChangeArrowheads="1"/>
+                          </pic:cNvPicPr>
+                        </pic:nvPicPr>
+                        <pic:blipFill>
+                          <a:blip r:embed="rId11" cstate="print">
+                            <a:extLst>
+                              <a:ext uri="{28A0092B-C50C-407E-A947-70E740481C1C}">
+                                <a14:useLocalDpi xmlns:a14="http://schemas.microsoft.com/office/drawing/2010/main" val="0"/>
+                              </a:ext>
+                            </a:extLst>
+                          </a:blip>
+                          <a:srcRect/>
+                          <a:stretch>
+                            <a:fillRect/>
+                          </a:stretch>
+                        </pic:blipFill>
+                        <pic:spPr bwMode="auto">
+                          <a:xfrm>
+                            <a:off x="0" y="0"/>
+                            <a:ext cx="1080000" cy="1080000"/>
+                          </a:xfrm>
+                          <a:prstGeom prst="rect">
+                            <a:avLst/>
+                          </a:prstGeom>
+                          <a:noFill/>
+                          <a:ln>
+                            <a:noFill/>
+                          </a:ln>
+                        </pic:spPr>
+                      </pic:pic>
+                    </a:graphicData>
+                  </a:graphic>
+                </wp:inline>
+              </w:drawing>
+            </w:r>
+          </w:p>
+        </w:tc>
+        <w:tc>
+          <w:tcPr>
+            <w:tcW w:w="1706" w:type="dxa"/>
+          </w:tcPr>
+          <w:p>
+            <w:pPr>
+              <w:jc w:val="center"/>
+              <w:rPr>
+                <w:noProof/>
+              </w:rPr>
+            </w:pPr>
+            <w:r>
+              <w:rPr>
+                <w:noProof/>
+              </w:rPr>
+              <w:drawing>
+                <wp:inline distT="0" distB="0" distL="0" distR="0" wp14:anchorId="26AC4E62" wp14:editId="3B47DD7E">
+                  <wp:extent cx="1080000" cy="1080000"/>
+                  <wp:effectExtent l="0" t="0" r="6350" b="6350"/>
+                  <wp:docPr id="46" name="Рисунок 46"/>
+                  <wp:cNvGraphicFramePr>
+                    <a:graphicFrameLocks xmlns:a="http://schemas.openxmlformats.org/drawingml/2006/main" noChangeAspect="1"/>
+                  </wp:cNvGraphicFramePr>
+                  <a:graphic xmlns:a="http://schemas.openxmlformats.org/drawingml/2006/main">
+                    <a:graphicData uri="http://schemas.openxmlformats.org/drawingml/2006/picture">
+                      <pic:pic xmlns:pic="http://schemas.openxmlformats.org/drawingml/2006/picture">
+                        <pic:nvPicPr>
+                          <pic:cNvPr id="0" name="Picture 1"/>
+                          <pic:cNvPicPr>
+                            <a:picLocks noChangeAspect="1" noChangeArrowheads="1"/>
+                          </pic:cNvPicPr>
+                        </pic:nvPicPr>
+                        <pic:blipFill>
+                          <a:blip r:embed="rId12" cstate="print">
+                            <a:extLst>
+                              <a:ext uri="{28A0092B-C50C-407E-A947-70E740481C1C}">
+                                <a14:useLocalDpi xmlns:a14="http://schemas.microsoft.com/office/drawing/2010/main" val="0"/>
+                              </a:ext>
+                            </a:extLst>
+                          </a:blip>
+                          <a:srcRect/>
+                          <a:stretch>
+                            <a:fillRect/>
+                          </a:stretch>
+                        </pic:blipFill>
+                        <pic:spPr bwMode="auto">
+                          <a:xfrm>
+                            <a:off x="0" y="0"/>
+                            <a:ext cx="1080000" cy="1080000"/>
+                          </a:xfrm>
+                          <a:prstGeom prst="rect">
+                            <a:avLst/>
+                          </a:prstGeom>
+                          <a:noFill/>
+                          <a:ln>
+                            <a:noFill/>
+                          </a:ln>
+                        </pic:spPr>
+                      </pic:pic>
+                    </a:graphicData>
+                  </a:graphic>
+                </wp:inline>
+              </w:drawing>
+            </w:r>
+          </w:p>
+        </w:tc>
+      </w:tr>
+      <w:tr>
+        <w:trPr>
+          <w:jc w:val="center"/>
+        </w:trPr>
+        <w:tc>
+          <w:tcPr>
+            <w:tcW w:w="1726" w:type="dxa"/>
+            <w:tcMar>
+              <w:left w:w="0" w:type="dxa"/>
+              <w:right w:w="0" w:type="dxa"/>
+            </w:tcMar>
+          </w:tcPr>
+          <w:p>
+            <w:pPr>
+              <w:jc w:val="center"/>
+              <w:rPr>
+                <w:noProof/>
+              </w:rPr>
+            </w:pPr>
+            <w:r>
+              <w:rPr>
+                <w:noProof/>
+              </w:rPr>
+              <w:drawing>
+                <wp:inline distT="0" distB="0" distL="0" distR="0" wp14:anchorId="2B423CCA" wp14:editId="2722E8E7">
+                  <wp:extent cx="1080000" cy="1080000"/>
+                  <wp:effectExtent l="0" t="0" r="6350" b="6350"/>
+                  <wp:docPr id="30" name="Рисунок 30"/>
+                  <wp:cNvGraphicFramePr>
+                    <a:graphicFrameLocks xmlns:a="http://schemas.openxmlformats.org/drawingml/2006/main" noChangeAspect="1"/>
+                  </wp:cNvGraphicFramePr>
+                  <a:graphic xmlns:a="http://schemas.openxmlformats.org/drawingml/2006/main">
+                    <a:graphicData uri="http://schemas.openxmlformats.org/drawingml/2006/picture">
+                      <pic:pic xmlns:pic="http://schemas.openxmlformats.org/drawingml/2006/picture">
+                        <pic:nvPicPr>
+                          <pic:cNvPr id="0" name="Picture 2"/>
+                          <pic:cNvPicPr>
+                            <a:picLocks noChangeAspect="1" noChangeArrowheads="1"/>
+                          </pic:cNvPicPr>
+                        </pic:nvPicPr>
+                        <pic:blipFill>
+                          <a:blip r:embed="rId11" cstate="print">
+                            <a:extLst>
+                              <a:ext uri="{28A0092B-C50C-407E-A947-70E740481C1C}">
+                                <a14:useLocalDpi xmlns:a14="http://schemas.microsoft.com/office/drawing/2010/main" val="0"/>
+                              </a:ext>
+                            </a:extLst>
+                          </a:blip>
+                          <a:srcRect/>
+                          <a:stretch>
+                            <a:fillRect/>
+                          </a:stretch>
+                        </pic:blipFill>
+                        <pic:spPr bwMode="auto">
+                          <a:xfrm>
+                            <a:off x="0" y="0"/>
+                            <a:ext cx="1080000" cy="1080000"/>
+                          </a:xfrm>
+                          <a:prstGeom prst="rect">
+                            <a:avLst/>
+                          </a:prstGeom>
+                          <a:noFill/>
+                          <a:ln>
+                            <a:noFill/>
+                          </a:ln>
+                        </pic:spPr>
+                      </pic:pic>
+                    </a:graphicData>
+                  </a:graphic>
+                </wp:inline>
+              </w:drawing>
+            </w:r>
+          </w:p>
+        </w:tc>
+        <w:tc>
+          <w:tcPr>
+            <w:tcW w:w="1724" w:type="dxa"/>
+            <w:tcMar>
+              <w:left w:w="0" w:type="dxa"/>
+              <w:right w:w="0" w:type="dxa"/>
+            </w:tcMar>
+          </w:tcPr>
+          <w:p>
+            <w:pPr>
+              <w:jc w:val="center"/>
+              <w:rPr>
+                <w:noProof/>
+              </w:rPr>
+            </w:pPr>
+            <w:r>
+              <w:rPr>
+                <w:noProof/>
+              </w:rPr>
+              <w:drawing>
+                <wp:inline distT="0" distB="0" distL="0" distR="0" wp14:anchorId="014D9F64" wp14:editId="19E87F05">
+                  <wp:extent cx="1080000" cy="1080000"/>
+                  <wp:effectExtent l="0" t="0" r="6350" b="6350"/>
+                  <wp:docPr id="31" name="Рисунок 31"/>
+                  <wp:cNvGraphicFramePr>
+                    <a:graphicFrameLocks xmlns:a="http://schemas.openxmlformats.org/drawingml/2006/main" noChangeAspect="1"/>
+                  </wp:cNvGraphicFramePr>
+                  <a:graphic xmlns:a="http://schemas.openxmlformats.org/drawingml/2006/main">
+                    <a:graphicData uri="http://schemas.openxmlformats.org/drawingml/2006/picture">
+                      <pic:pic xmlns:pic="http://schemas.openxmlformats.org/drawingml/2006/picture">
+                        <pic:nvPicPr>
+                          <pic:cNvPr id="0" name="Picture 1"/>
+                          <pic:cNvPicPr>
+                            <a:picLocks noChangeAspect="1" noChangeArrowheads="1"/>
+                          </pic:cNvPicPr>
+                        </pic:nvPicPr>
+                        <pic:blipFill>
+                          <a:blip r:embed="rId12" cstate="print">
+                            <a:extLst>
+                              <a:ext uri="{28A0092B-C50C-407E-A947-70E740481C1C}">
+                                <a14:useLocalDpi xmlns:a14="http://schemas.microsoft.com/office/drawing/2010/main" val="0"/>
+                              </a:ext>
+                            </a:extLst>
+                          </a:blip>
+                          <a:srcRect/>
+                          <a:stretch>
+                            <a:fillRect/>
+                          </a:stretch>
+                        </pic:blipFill>
+                        <pic:spPr bwMode="auto">
+                          <a:xfrm>
+                            <a:off x="0" y="0"/>
+                            <a:ext cx="1080000" cy="1080000"/>
+                          </a:xfrm>
+                          <a:prstGeom prst="rect">
+                            <a:avLst/>
+                          </a:prstGeom>
+                          <a:noFill/>
+                          <a:ln>
+                            <a:noFill/>
+                          </a:ln>
+                        </pic:spPr>
+                      </pic:pic>
+                    </a:graphicData>
+                  </a:graphic>
+                </wp:inline>
+              </w:drawing>
+            </w:r>
+          </w:p>
+        </w:tc>
+        <w:tc>
+          <w:tcPr>
+            <w:tcW w:w="1725" w:type="dxa"/>
+            <w:tcMar>
+              <w:left w:w="0" w:type="dxa"/>
+              <w:right w:w="0" w:type="dxa"/>
+            </w:tcMar>
+          </w:tcPr>
+          <w:p>
+            <w:pPr>
+              <w:jc w:val="center"/>
+              <w:rPr>
+                <w:noProof/>
+              </w:rPr>
+            </w:pPr>
+            <w:r>
+              <w:rPr>
+                <w:noProof/>
+              </w:rPr>
+              <w:drawing>
+                <wp:inline distT="0" distB="0" distL="0" distR="0" wp14:anchorId="075DA56F" wp14:editId="2EA03E4C">
+                  <wp:extent cx="1080000" cy="1080000"/>
+                  <wp:effectExtent l="0" t="0" r="6350" b="6350"/>
+                  <wp:docPr id="32" name="Рисунок 32"/>
+                  <wp:cNvGraphicFramePr>
+                    <a:graphicFrameLocks xmlns:a="http://schemas.openxmlformats.org/drawingml/2006/main" noChangeAspect="1"/>
+                  </wp:cNvGraphicFramePr>
+                  <a:graphic xmlns:a="http://schemas.openxmlformats.org/drawingml/2006/main">
+                    <a:graphicData uri="http://schemas.openxmlformats.org/drawingml/2006/picture">
+                      <pic:pic xmlns:pic="http://schemas.openxmlformats.org/drawingml/2006/picture">
+                        <pic:nvPicPr>
+                          <pic:cNvPr id="0" name="Picture 3"/>
+                          <pic:cNvPicPr>
+                            <a:picLocks noChangeAspect="1" noChangeArrowheads="1"/>
+                          </pic:cNvPicPr>
+                        </pic:nvPicPr>
+                        <pic:blipFill>
+                          <a:blip r:embed="rId13" cstate="print">
+                            <a:extLst>
+                              <a:ext uri="{28A0092B-C50C-407E-A947-70E740481C1C}">
+                                <a14:useLocalDpi xmlns:a14="http://schemas.microsoft.com/office/drawing/2010/main" val="0"/>
+                              </a:ext>
+                            </a:extLst>
+                          </a:blip>
+                          <a:srcRect/>
+                          <a:stretch>
+                            <a:fillRect/>
+                          </a:stretch>
+                        </pic:blipFill>
+                        <pic:spPr bwMode="auto">
+                          <a:xfrm>
+                            <a:off x="0" y="0"/>
+                            <a:ext cx="1080000" cy="1080000"/>
+                          </a:xfrm>
+                          <a:prstGeom prst="rect">
+                            <a:avLst/>
+                          </a:prstGeom>
+                          <a:noFill/>
+                          <a:ln>
+                            <a:noFill/>
+                          </a:ln>
+                        </pic:spPr>
+                      </pic:pic>
+                    </a:graphicData>
+                  </a:graphic>
+                </wp:inline>
+              </w:drawing>
+            </w:r>
+          </w:p>
+        </w:tc>
+        <w:tc>
+          <w:tcPr>
+            <w:tcW w:w="1724" w:type="dxa"/>
+            <w:tcMar>
+              <w:left w:w="0" w:type="dxa"/>
+              <w:right w:w="0" w:type="dxa"/>
+            </w:tcMar>
+          </w:tcPr>
+          <w:p>
+            <w:pPr>
+              <w:jc w:val="center"/>
+              <w:rPr>
+                <w:noProof/>
+              </w:rPr>
+            </w:pPr>
+            <w:r>
+              <w:rPr>
+                <w:noProof/>
+              </w:rPr>
+              <w:drawing>
+                <wp:inline distT="0" distB="0" distL="0" distR="0" wp14:anchorId="5482B6D2" wp14:editId="35AC8A3E">
+                  <wp:extent cx="1080000" cy="1080000"/>
+                  <wp:effectExtent l="0" t="0" r="6350" b="6350"/>
+                  <wp:docPr id="33" name="Рисунок 33"/>
+                  <wp:cNvGraphicFramePr>
+                    <a:graphicFrameLocks xmlns:a="http://schemas.openxmlformats.org/drawingml/2006/main" noChangeAspect="1"/>
+                  </wp:cNvGraphicFramePr>
+                  <a:graphic xmlns:a="http://schemas.openxmlformats.org/drawingml/2006/main">
+                    <a:graphicData uri="http://schemas.openxmlformats.org/drawingml/2006/picture">
+                      <pic:pic xmlns:pic="http://schemas.openxmlformats.org/drawingml/2006/picture">
+                        <pic:nvPicPr>
+                          <pic:cNvPr id="0" name="Picture 4"/>
+                          <pic:cNvPicPr>
+                            <a:picLocks noChangeAspect="1" noChangeArrowheads="1"/>
+                          </pic:cNvPicPr>
+                        </pic:nvPicPr>
+                        <pic:blipFill>
+                          <a:blip r:embed="rId14" cstate="print">
+                            <a:extLst>
+                              <a:ext uri="{28A0092B-C50C-407E-A947-70E740481C1C}">
+                                <a14:useLocalDpi xmlns:a14="http://schemas.microsoft.com/office/drawing/2010/main" val="0"/>
+                              </a:ext>
+                            </a:extLst>
+                          </a:blip>
+                          <a:srcRect/>
+                          <a:stretch>
+                            <a:fillRect/>
+                          </a:stretch>
+                        </pic:blipFill>
+                        <pic:spPr bwMode="auto">
+                          <a:xfrm>
+                            <a:off x="0" y="0"/>
+                            <a:ext cx="1080000" cy="1080000"/>
+                          </a:xfrm>
+                          <a:prstGeom prst="rect">
+                            <a:avLst/>
+                          </a:prstGeom>
+                          <a:noFill/>
+                          <a:ln>
+                            <a:noFill/>
+                          </a:ln>
+                        </pic:spPr>
+                      </pic:pic>
+                    </a:graphicData>
+                  </a:graphic>
+                </wp:inline>
+              </w:drawing>
+            </w:r>
+          </w:p>
+        </w:tc>
+        <w:tc>
+          <w:tcPr>
+            <w:tcW w:w="1725" w:type="dxa"/>
+            <w:tcMar>
+              <w:left w:w="0" w:type="dxa"/>
+              <w:right w:w="0" w:type="dxa"/>
+            </w:tcMar>
+          </w:tcPr>
+          <w:p>
+            <w:pPr>
+              <w:jc w:val="center"/>
+              <w:rPr>
+                <w:noProof/>
+              </w:rPr>
+            </w:pPr>
+            <w:r>
+              <w:rPr>
+                <w:noProof/>
+              </w:rPr>
+              <w:drawing>
+                <wp:inline distT="0" distB="0" distL="0" distR="0" wp14:anchorId="3740368E" wp14:editId="3579AABF">
+                  <wp:extent cx="1080000" cy="1080000"/>
+                  <wp:effectExtent l="0" t="0" r="6350" b="6350"/>
+                  <wp:docPr id="34" name="Рисунок 34"/>
+                  <wp:cNvGraphicFramePr>
+                    <a:graphicFrameLocks xmlns:a="http://schemas.openxmlformats.org/drawingml/2006/main" noChangeAspect="1"/>
+                  </wp:cNvGraphicFramePr>
+                  <a:graphic xmlns:a="http://schemas.openxmlformats.org/drawingml/2006/main">
+                    <a:graphicData uri="http://schemas.openxmlformats.org/drawingml/2006/picture">
+                      <pic:pic xmlns:pic="http://schemas.openxmlformats.org/drawingml/2006/picture">
+                        <pic:nvPicPr>
+                          <pic:cNvPr id="0" name="Picture 5"/>
+                          <pic:cNvPicPr>
+                            <a:picLocks noChangeAspect="1" noChangeArrowheads="1"/>
+                          </pic:cNvPicPr>
+                        </pic:nvPicPr>
+                        <pic:blipFill>
+                          <a:blip r:embed="rId15" cstate="print">
+                            <a:extLst>
+                              <a:ext uri="{28A0092B-C50C-407E-A947-70E740481C1C}">
+                                <a14:useLocalDpi xmlns:a14="http://schemas.microsoft.com/office/drawing/2010/main" val="0"/>
+                              </a:ext>
+                            </a:extLst>
+                          </a:blip>
+                          <a:srcRect/>
+                          <a:stretch>
+                            <a:fillRect/>
+                          </a:stretch>
+                        </pic:blipFill>
+                        <pic:spPr bwMode="auto">
+                          <a:xfrm>
+                            <a:off x="0" y="0"/>
+                            <a:ext cx="1080000" cy="1080000"/>
+                          </a:xfrm>
+                          <a:prstGeom prst="rect">
+                            <a:avLst/>
+                          </a:prstGeom>
+                          <a:noFill/>
+                          <a:ln>
+                            <a:noFill/>
+                          </a:ln>
+                        </pic:spPr>
+                      </pic:pic>
+                    </a:graphicData>
+                  </a:graphic>
+                </wp:inline>
+              </w:drawing>
+            </w:r>
+          </w:p>
+        </w:tc>
+        <w:tc>
+          <w:tcPr>
+            <w:tcW w:w="1706" w:type="dxa"/>
+          </w:tcPr>
+          <w:p>
+            <w:pPr>
+              <w:jc w:val="center"/>
+              <w:rPr>
+                <w:noProof/>
+              </w:rPr>
+            </w:pPr>
+          </w:p>
+        </w:tc>
+        <w:tc>
+          <w:tcPr>
+            <w:tcW w:w="1706" w:type="dxa"/>
+          </w:tcPr>
+          <w:p>
+            <w:pPr>
+              <w:jc w:val="center"/>
+              <w:rPr>
+                <w:noProof/>
+              </w:rPr>
+            </w:pPr>
+            <w:r>
+              <w:rPr>
+                <w:noProof/>
+              </w:rPr>
+              <w:drawing>
+                <wp:inline distT="0" distB="0" distL="0" distR="0" wp14:anchorId="7CFD2644" wp14:editId="16B1E7AE">
+                  <wp:extent cx="1080000" cy="1080000"/>
+                  <wp:effectExtent l="0" t="0" r="6350" b="6350"/>
+                  <wp:docPr id="47" name="Рисунок 47"/>
+                  <wp:cNvGraphicFramePr>
+                    <a:graphicFrameLocks xmlns:a="http://schemas.openxmlformats.org/drawingml/2006/main" noChangeAspect="1"/>
+                  </wp:cNvGraphicFramePr>
+                  <a:graphic xmlns:a="http://schemas.openxmlformats.org/drawingml/2006/main">
+                    <a:graphicData uri="http://schemas.openxmlformats.org/drawingml/2006/picture">
+                      <pic:pic xmlns:pic="http://schemas.openxmlformats.org/drawingml/2006/picture">
+                        <pic:nvPicPr>
+                          <pic:cNvPr id="0" name="Picture 3"/>
+                          <pic:cNvPicPr>
+                            <a:picLocks noChangeAspect="1" noChangeArrowheads="1"/>
+                          </pic:cNvPicPr>
+                        </pic:nvPicPr>
+                        <pic:blipFill>
+                          <a:blip r:embed="rId13" cstate="print">
+                            <a:extLst>
+                              <a:ext uri="{28A0092B-C50C-407E-A947-70E740481C1C}">
+                                <a14:useLocalDpi xmlns:a14="http://schemas.microsoft.com/office/drawing/2010/main" val="0"/>
+                              </a:ext>
+                            </a:extLst>
+                          </a:blip>
+                          <a:srcRect/>
+                          <a:stretch>
+                            <a:fillRect/>
+                          </a:stretch>
+                        </pic:blipFill>
+                        <pic:spPr bwMode="auto">
+                          <a:xfrm>
+                            <a:off x="0" y="0"/>
+                            <a:ext cx="1080000" cy="1080000"/>
+                          </a:xfrm>
+                          <a:prstGeom prst="rect">
+                            <a:avLst/>
+                          </a:prstGeom>
+                          <a:noFill/>
+                          <a:ln>
+                            <a:noFill/>
+                          </a:ln>
+                        </pic:spPr>
+                      </pic:pic>
+                    </a:graphicData>
+                  </a:graphic>
+                </wp:inline>
+              </w:drawing>
+            </w:r>
+          </w:p>
+        </w:tc>
+      </w:tr>
+      <w:tr>
+        <w:trPr>
+          <w:jc w:val="center"/>
+        </w:trPr>
+        <w:tc>
+          <w:tcPr>
+            <w:tcW w:w="1726" w:type="dxa"/>
+            <w:tcMar>
+              <w:left w:w="0" w:type="dxa"/>
+              <w:right w:w="0" w:type="dxa"/>
+            </w:tcMar>
+          </w:tcPr>
+          <w:p>
+            <w:pPr>
+              <w:jc w:val="center"/>
+              <w:rPr>
+                <w:noProof/>
+              </w:rPr>
+            </w:pPr>
+            <w:r>
+              <w:rPr>
+                <w:noProof/>
+              </w:rPr>
+              <w:drawing>
+                <wp:inline distT="0" distB="0" distL="0" distR="0" wp14:anchorId="5E94C4C8" wp14:editId="0C4E1AF4">
+                  <wp:extent cx="1080000" cy="1080000"/>
+                  <wp:effectExtent l="0" t="0" r="6350" b="6350"/>
+                  <wp:docPr id="35" name="Рисунок 35"/>
+                  <wp:cNvGraphicFramePr>
+                    <a:graphicFrameLocks xmlns:a="http://schemas.openxmlformats.org/drawingml/2006/main" noChangeAspect="1"/>
+                  </wp:cNvGraphicFramePr>
+                  <a:graphic xmlns:a="http://schemas.openxmlformats.org/drawingml/2006/main">
+                    <a:graphicData uri="http://schemas.openxmlformats.org/drawingml/2006/picture">
+                      <pic:pic xmlns:pic="http://schemas.openxmlformats.org/drawingml/2006/picture">
+                        <pic:nvPicPr>
+                          <pic:cNvPr id="0" name="Picture 2"/>
+                          <pic:cNvPicPr>
+                            <a:picLocks noChangeAspect="1" noChangeArrowheads="1"/>
+                          </pic:cNvPicPr>
+                        </pic:nvPicPr>
+                        <pic:blipFill>
+                          <a:blip r:embed="rId11" cstate="print">
+                            <a:extLst>
+                              <a:ext uri="{28A0092B-C50C-407E-A947-70E740481C1C}">
+                                <a14:useLocalDpi xmlns:a14="http://schemas.microsoft.com/office/drawing/2010/main" val="0"/>
+                              </a:ext>
+                            </a:extLst>
+                          </a:blip>
+                          <a:srcRect/>
+                          <a:stretch>
+                            <a:fillRect/>
+                          </a:stretch>
+                        </pic:blipFill>
+                        <pic:spPr bwMode="auto">
+                          <a:xfrm>
+                            <a:off x="0" y="0"/>
+                            <a:ext cx="1080000" cy="1080000"/>
+                          </a:xfrm>
+                          <a:prstGeom prst="rect">
+                            <a:avLst/>
+                          </a:prstGeom>
+                          <a:noFill/>
+                          <a:ln>
+                            <a:noFill/>
+                          </a:ln>
+                        </pic:spPr>
+                      </pic:pic>
+                    </a:graphicData>
+                  </a:graphic>
+                </wp:inline>
+              </w:drawing>
+            </w:r>
+          </w:p>
+        </w:tc>
+        <w:tc>
+          <w:tcPr>
+            <w:tcW w:w="1724" w:type="dxa"/>
+            <w:tcMar>
+              <w:left w:w="0" w:type="dxa"/>
+              <w:right w:w="0" w:type="dxa"/>
+            </w:tcMar>
+          </w:tcPr>
+          <w:p>
+            <w:pPr>
+              <w:jc w:val="center"/>
+              <w:rPr>
+                <w:noProof/>
+              </w:rPr>
+            </w:pPr>
+            <w:r>
+              <w:rPr>
+                <w:noProof/>
+              </w:rPr>
+              <w:drawing>
+                <wp:inline distT="0" distB="0" distL="0" distR="0" wp14:anchorId="2B6CC481" wp14:editId="06BB55BE">
+                  <wp:extent cx="1080000" cy="1080000"/>
+                  <wp:effectExtent l="0" t="0" r="6350" b="6350"/>
+                  <wp:docPr id="36" name="Рисунок 36"/>
+                  <wp:cNvGraphicFramePr>
+                    <a:graphicFrameLocks xmlns:a="http://schemas.openxmlformats.org/drawingml/2006/main" noChangeAspect="1"/>
+                  </wp:cNvGraphicFramePr>
+                  <a:graphic xmlns:a="http://schemas.openxmlformats.org/drawingml/2006/main">
+                    <a:graphicData uri="http://schemas.openxmlformats.org/drawingml/2006/picture">
+                      <pic:pic xmlns:pic="http://schemas.openxmlformats.org/drawingml/2006/picture">
+                        <pic:nvPicPr>
+                          <pic:cNvPr id="0" name="Picture 1"/>
+                          <pic:cNvPicPr>
+                            <a:picLocks noChangeAspect="1" noChangeArrowheads="1"/>
+                          </pic:cNvPicPr>
+                        </pic:nvPicPr>
+                        <pic:blipFill>
+                          <a:blip r:embed="rId12" cstate="print">
+                            <a:extLst>
+                              <a:ext uri="{28A0092B-C50C-407E-A947-70E740481C1C}">
+                                <a14:useLocalDpi xmlns:a14="http://schemas.microsoft.com/office/drawing/2010/main" val="0"/>
+                              </a:ext>
+                            </a:extLst>
+                          </a:blip>
+                          <a:srcRect/>
+                          <a:stretch>
+                            <a:fillRect/>
+                          </a:stretch>
+                        </pic:blipFill>
+                        <pic:spPr bwMode="auto">
+                          <a:xfrm>
+                            <a:off x="0" y="0"/>
+                            <a:ext cx="1080000" cy="1080000"/>
+                          </a:xfrm>
+                          <a:prstGeom prst="rect">
+                            <a:avLst/>
+                          </a:prstGeom>
+                          <a:noFill/>
+                          <a:ln>
+                            <a:noFill/>
+                          </a:ln>
+                        </pic:spPr>
+                      </pic:pic>
+                    </a:graphicData>
+                  </a:graphic>
+                </wp:inline>
+              </w:drawing>
+            </w:r>
+          </w:p>
+        </w:tc>
+        <w:tc>
+          <w:tcPr>
+            <w:tcW w:w="1725" w:type="dxa"/>
+            <w:tcMar>
+              <w:left w:w="0" w:type="dxa"/>
+              <w:right w:w="0" w:type="dxa"/>
+            </w:tcMar>
+          </w:tcPr>
+          <w:p>
+            <w:pPr>
+              <w:jc w:val="center"/>
+              <w:rPr>
+                <w:noProof/>
+              </w:rPr>
+            </w:pPr>
+            <w:r>
+              <w:rPr>
+                <w:noProof/>
+              </w:rPr>
+              <w:drawing>
+                <wp:inline distT="0" distB="0" distL="0" distR="0" wp14:anchorId="5BD51B6F" wp14:editId="198A611F">
+                  <wp:extent cx="1080000" cy="1080000"/>
+                  <wp:effectExtent l="0" t="0" r="6350" b="6350"/>
+                  <wp:docPr id="37" name="Рисунок 37"/>
+                  <wp:cNvGraphicFramePr>
+                    <a:graphicFrameLocks xmlns:a="http://schemas.openxmlformats.org/drawingml/2006/main" noChangeAspect="1"/>
+                  </wp:cNvGraphicFramePr>
+                  <a:graphic xmlns:a="http://schemas.openxmlformats.org/drawingml/2006/main">
+                    <a:graphicData uri="http://schemas.openxmlformats.org/drawingml/2006/picture">
+                      <pic:pic xmlns:pic="http://schemas.openxmlformats.org/drawingml/2006/picture">
+                        <pic:nvPicPr>
+                          <pic:cNvPr id="0" name="Picture 3"/>
+                          <pic:cNvPicPr>
+                            <a:picLocks noChangeAspect="1" noChangeArrowheads="1"/>
+                          </pic:cNvPicPr>
+                        </pic:nvPicPr>
+                        <pic:blipFill>
+                          <a:blip r:embed="rId13" cstate="print">
+                            <a:extLst>
+                              <a:ext uri="{28A0092B-C50C-407E-A947-70E740481C1C}">
+                                <a14:useLocalDpi xmlns:a14="http://schemas.microsoft.com/office/drawing/2010/main" val="0"/>
+                              </a:ext>
+                            </a:extLst>
+                          </a:blip>
+                          <a:srcRect/>
+                          <a:stretch>
+                            <a:fillRect/>
+                          </a:stretch>
+                        </pic:blipFill>
+                        <pic:spPr bwMode="auto">
+                          <a:xfrm>
+                            <a:off x="0" y="0"/>
+                            <a:ext cx="1080000" cy="1080000"/>
+                          </a:xfrm>
+                          <a:prstGeom prst="rect">
+                            <a:avLst/>
+                          </a:prstGeom>
+                          <a:noFill/>
+                          <a:ln>
+                            <a:noFill/>
+                          </a:ln>
+                        </pic:spPr>
+                      </pic:pic>
+                    </a:graphicData>
+                  </a:graphic>
+                </wp:inline>
+              </w:drawing>
+            </w:r>
+          </w:p>
+        </w:tc>
+        <w:tc>
+          <w:tcPr>
+            <w:tcW w:w="1724" w:type="dxa"/>
+            <w:tcMar>
+              <w:left w:w="0" w:type="dxa"/>
+              <w:right w:w="0" w:type="dxa"/>
+            </w:tcMar>
+          </w:tcPr>
+          <w:p>
+            <w:pPr>
+              <w:jc w:val="center"/>
+              <w:rPr>
+                <w:noProof/>
+              </w:rPr>
+            </w:pPr>
+            <w:r>
+              <w:rPr>
+                <w:noProof/>
+              </w:rPr>
+              <w:drawing>
+                <wp:inline distT="0" distB="0" distL="0" distR="0" wp14:anchorId="6CBC9609" wp14:editId="19D4C4D1">
+                  <wp:extent cx="1080000" cy="1080000"/>
+                  <wp:effectExtent l="0" t="0" r="6350" b="6350"/>
+                  <wp:docPr id="38" name="Рисунок 38"/>
+                  <wp:cNvGraphicFramePr>
+                    <a:graphicFrameLocks xmlns:a="http://schemas.openxmlformats.org/drawingml/2006/main" noChangeAspect="1"/>
+                  </wp:cNvGraphicFramePr>
+                  <a:graphic xmlns:a="http://schemas.openxmlformats.org/drawingml/2006/main">
+                    <a:graphicData uri="http://schemas.openxmlformats.org/drawingml/2006/picture">
+                      <pic:pic xmlns:pic="http://schemas.openxmlformats.org/drawingml/2006/picture">
+                        <pic:nvPicPr>
+                          <pic:cNvPr id="0" name="Picture 4"/>
+                          <pic:cNvPicPr>
+                            <a:picLocks noChangeAspect="1" noChangeArrowheads="1"/>
+                          </pic:cNvPicPr>
+                        </pic:nvPicPr>
+                        <pic:blipFill>
+                          <a:blip r:embed="rId14" cstate="print">
+                            <a:extLst>
+                              <a:ext uri="{28A0092B-C50C-407E-A947-70E740481C1C}">
+                                <a14:useLocalDpi xmlns:a14="http://schemas.microsoft.com/office/drawing/2010/main" val="0"/>
+                              </a:ext>
+                            </a:extLst>
+                          </a:blip>
+                          <a:srcRect/>
+                          <a:stretch>
+                            <a:fillRect/>
+                          </a:stretch>
+                        </pic:blipFill>
+                        <pic:spPr bwMode="auto">
+                          <a:xfrm>
+                            <a:off x="0" y="0"/>
+                            <a:ext cx="1080000" cy="1080000"/>
+                          </a:xfrm>
+                          <a:prstGeom prst="rect">
+                            <a:avLst/>
+                          </a:prstGeom>
+                          <a:noFill/>
+                          <a:ln>
+                            <a:noFill/>
+                          </a:ln>
+                        </pic:spPr>
+                      </pic:pic>
+                    </a:graphicData>
+                  </a:graphic>
+                </wp:inline>
+              </w:drawing>
+            </w:r>
+          </w:p>
+        </w:tc>
+        <w:tc>
+          <w:tcPr>
+            <w:tcW w:w="1725" w:type="dxa"/>
+            <w:tcMar>
+              <w:left w:w="0" w:type="dxa"/>
+              <w:right w:w="0" w:type="dxa"/>
+            </w:tcMar>
+          </w:tcPr>
+          <w:p>
+            <w:pPr>
+              <w:jc w:val="center"/>
+              <w:rPr>
+                <w:noProof/>
+              </w:rPr>
+            </w:pPr>
+            <w:r>
+              <w:rPr>
+                <w:noProof/>
+              </w:rPr>
+              <w:drawing>
+                <wp:inline distT="0" distB="0" distL="0" distR="0" wp14:anchorId="128F4EFC" wp14:editId="1ED5D0D9">
+                  <wp:extent cx="1080000" cy="1080000"/>
+                  <wp:effectExtent l="0" t="0" r="6350" b="6350"/>
+                  <wp:docPr id="39" name="Рисунок 39"/>
+                  <wp:cNvGraphicFramePr>
+                    <a:graphicFrameLocks xmlns:a="http://schemas.openxmlformats.org/drawingml/2006/main" noChangeAspect="1"/>
+                  </wp:cNvGraphicFramePr>
+                  <a:graphic xmlns:a="http://schemas.openxmlformats.org/drawingml/2006/main">
+                    <a:graphicData uri="http://schemas.openxmlformats.org/drawingml/2006/picture">
+                      <pic:pic xmlns:pic="http://schemas.openxmlformats.org/drawingml/2006/picture">
+                        <pic:nvPicPr>
+                          <pic:cNvPr id="0" name="Picture 5"/>
+                          <pic:cNvPicPr>
+                            <a:picLocks noChangeAspect="1" noChangeArrowheads="1"/>
+                          </pic:cNvPicPr>
+                        </pic:nvPicPr>
+                        <pic:blipFill>
+                          <a:blip r:embed="rId15" cstate="print">
+                            <a:extLst>
+                              <a:ext uri="{28A0092B-C50C-407E-A947-70E740481C1C}">
+                                <a14:useLocalDpi xmlns:a14="http://schemas.microsoft.com/office/drawing/2010/main" val="0"/>
+                              </a:ext>
+                            </a:extLst>
+                          </a:blip>
+                          <a:srcRect/>
+                          <a:stretch>
+                            <a:fillRect/>
+                          </a:stretch>
+                        </pic:blipFill>
+                        <pic:spPr bwMode="auto">
+                          <a:xfrm>
+                            <a:off x="0" y="0"/>
+                            <a:ext cx="1080000" cy="1080000"/>
+                          </a:xfrm>
+                          <a:prstGeom prst="rect">
+                            <a:avLst/>
+                          </a:prstGeom>
+                          <a:noFill/>
+                          <a:ln>
+                            <a:noFill/>
+                          </a:ln>
+                        </pic:spPr>
+                      </pic:pic>
+                    </a:graphicData>
+                  </a:graphic>
+                </wp:inline>
+              </w:drawing>
+            </w:r>
+          </w:p>
+        </w:tc>
+        <w:tc>
+          <w:tcPr>
+            <w:tcW w:w="1706" w:type="dxa"/>
+          </w:tcPr>
+          <w:p>
+            <w:pPr>
+              <w:jc w:val="center"/>
+              <w:rPr>
+                <w:noProof/>
+              </w:rPr>
+            </w:pPr>
+          </w:p>
+        </w:tc>
+        <w:tc>
+          <w:tcPr>
+            <w:tcW w:w="1706" w:type="dxa"/>
+          </w:tcPr>
+          <w:p>
+            <w:pPr>
+              <w:jc w:val="center"/>
+              <w:rPr>
+                <w:noProof/>
+              </w:rPr>
+            </w:pPr>
+            <w:r>
+              <w:rPr>
+                <w:noProof/>
+              </w:rPr>
+              <w:drawing>
+                <wp:inline distT="0" distB="0" distL="0" distR="0" wp14:anchorId="40617C7D" wp14:editId="76F1B088">
+                  <wp:extent cx="1080000" cy="1080000"/>
+                  <wp:effectExtent l="0" t="0" r="6350" b="6350"/>
+                  <wp:docPr id="49" name="Рисунок 49"/>
+                  <wp:cNvGraphicFramePr>
+                    <a:graphicFrameLocks xmlns:a="http://schemas.openxmlformats.org/drawingml/2006/main" noChangeAspect="1"/>
+                  </wp:cNvGraphicFramePr>
+                  <a:graphic xmlns:a="http://schemas.openxmlformats.org/drawingml/2006/main">
+                    <a:graphicData uri="http://schemas.openxmlformats.org/drawingml/2006/picture">
+                      <pic:pic xmlns:pic="http://schemas.openxmlformats.org/drawingml/2006/picture">
+                        <pic:nvPicPr>
+                          <pic:cNvPr id="0" name="Picture 4"/>
+                          <pic:cNvPicPr>
+                            <a:picLocks noChangeAspect="1" noChangeArrowheads="1"/>
+                          </pic:cNvPicPr>
+                        </pic:nvPicPr>
+                        <pic:blipFill>
+                          <a:blip r:embed="rId14" cstate="print">
+                            <a:extLst>
+                              <a:ext uri="{28A0092B-C50C-407E-A947-70E740481C1C}">
+                                <a14:useLocalDpi xmlns:a14="http://schemas.microsoft.com/office/drawing/2010/main" val="0"/>
+                              </a:ext>
+                            </a:extLst>
+                          </a:blip>
+                          <a:srcRect/>
+                          <a:stretch>
+                            <a:fillRect/>
+                          </a:stretch>
+                        </pic:blipFill>
+                        <pic:spPr bwMode="auto">
+                          <a:xfrm>
+                            <a:off x="0" y="0"/>
+                            <a:ext cx="1080000" cy="1080000"/>
+                          </a:xfrm>
+                          <a:prstGeom prst="rect">
+                            <a:avLst/>
+                          </a:prstGeom>
+                          <a:noFill/>
+                          <a:ln>
+                            <a:noFill/>
+                          </a:ln>
+                        </pic:spPr>
+                      </pic:pic>
+                    </a:graphicData>
+                  </a:graphic>
+                </wp:inline>
+              </w:drawing>
+            </w:r>
+          </w:p>
+        </w:tc>
+      </w:tr>
+      <w:tr>
+        <w:trPr>
+          <w:jc w:val="center"/>
+        </w:trPr>
+        <w:tc>
+          <w:tcPr>
+            <w:tcW w:w="1726" w:type="dxa"/>
+            <w:tcMar>
+              <w:left w:w="0" w:type="dxa"/>
+              <w:right w:w="0" w:type="dxa"/>
+            </w:tcMar>
+          </w:tcPr>
+          <w:p>
+            <w:pPr>
+              <w:jc w:val="center"/>
+              <w:rPr>
+                <w:noProof/>
+              </w:rPr>
+            </w:pPr>
+            <w:r>
+              <w:rPr>
+                <w:noProof/>
+              </w:rPr>
+              <w:drawing>
+                <wp:inline distT="0" distB="0" distL="0" distR="0" wp14:anchorId="0530FFC3" wp14:editId="43D08FC4">
+                  <wp:extent cx="1080000" cy="1080000"/>
+                  <wp:effectExtent l="0" t="0" r="6350" b="6350"/>
+                  <wp:docPr id="40" name="Рисунок 40"/>
+                  <wp:cNvGraphicFramePr>
+                    <a:graphicFrameLocks xmlns:a="http://schemas.openxmlformats.org/drawingml/2006/main" noChangeAspect="1"/>
+                  </wp:cNvGraphicFramePr>
+                  <a:graphic xmlns:a="http://schemas.openxmlformats.org/drawingml/2006/main">
+                    <a:graphicData uri="http://schemas.openxmlformats.org/drawingml/2006/picture">
+                      <pic:pic xmlns:pic="http://schemas.openxmlformats.org/drawingml/2006/picture">
+                        <pic:nvPicPr>
+                          <pic:cNvPr id="0" name="Picture 2"/>
+                          <pic:cNvPicPr>
+                            <a:picLocks noChangeAspect="1" noChangeArrowheads="1"/>
+                          </pic:cNvPicPr>
+                        </pic:nvPicPr>
+                        <pic:blipFill>
+                          <a:blip r:embed="rId11" cstate="print">
+                            <a:extLst>
+                              <a:ext uri="{28A0092B-C50C-407E-A947-70E740481C1C}">
+                                <a14:useLocalDpi xmlns:a14="http://schemas.microsoft.com/office/drawing/2010/main" val="0"/>
+                              </a:ext>
+                            </a:extLst>
+                          </a:blip>
+                          <a:srcRect/>
+                          <a:stretch>
+                            <a:fillRect/>
+                          </a:stretch>
+                        </pic:blipFill>
+                        <pic:spPr bwMode="auto">
+                          <a:xfrm>
+                            <a:off x="0" y="0"/>
+                            <a:ext cx="1080000" cy="1080000"/>
+                          </a:xfrm>
+                          <a:prstGeom prst="rect">
+                            <a:avLst/>
+                          </a:prstGeom>
+                          <a:noFill/>
+                          <a:ln>
+                            <a:noFill/>
+                          </a:ln>
+                        </pic:spPr>
+                      </pic:pic>
+                    </a:graphicData>
+                  </a:graphic>
+                </wp:inline>
+              </w:drawing>
+            </w:r>
+          </w:p>
+        </w:tc>
+        <w:tc>
+          <w:tcPr>
+            <w:tcW w:w="1724" w:type="dxa"/>
+            <w:tcMar>
+              <w:left w:w="0" w:type="dxa"/>
+              <w:right w:w="0" w:type="dxa"/>
+            </w:tcMar>
+          </w:tcPr>
+          <w:p>
+            <w:pPr>
+              <w:jc w:val="center"/>
+              <w:rPr>
+                <w:noProof/>
+              </w:rPr>
+            </w:pPr>
+            <w:r>
+              <w:rPr>
+                <w:noProof/>
+              </w:rPr>
+              <w:drawing>
+                <wp:inline distT="0" distB="0" distL="0" distR="0" wp14:anchorId="33282753" wp14:editId="26795BD1">
+                  <wp:extent cx="1080000" cy="1080000"/>
+                  <wp:effectExtent l="0" t="0" r="6350" b="6350"/>
+                  <wp:docPr id="41" name="Рисунок 41"/>
+                  <wp:cNvGraphicFramePr>
+                    <a:graphicFrameLocks xmlns:a="http://schemas.openxmlformats.org/drawingml/2006/main" noChangeAspect="1"/>
+                  </wp:cNvGraphicFramePr>
+                  <a:graphic xmlns:a="http://schemas.openxmlformats.org/drawingml/2006/main">
+                    <a:graphicData uri="http://schemas.openxmlformats.org/drawingml/2006/picture">
+                      <pic:pic xmlns:pic="http://schemas.openxmlformats.org/drawingml/2006/picture">
+                        <pic:nvPicPr>
+                          <pic:cNvPr id="0" name="Picture 1"/>
+                          <pic:cNvPicPr>
+                            <a:picLocks noChangeAspect="1" noChangeArrowheads="1"/>
+                          </pic:cNvPicPr>
+                        </pic:nvPicPr>
+                        <pic:blipFill>
+                          <a:blip r:embed="rId12" cstate="print">
+                            <a:extLst>
+                              <a:ext uri="{28A0092B-C50C-407E-A947-70E740481C1C}">
+                                <a14:useLocalDpi xmlns:a14="http://schemas.microsoft.com/office/drawing/2010/main" val="0"/>
+                              </a:ext>
+                            </a:extLst>
+                          </a:blip>
+                          <a:srcRect/>
+                          <a:stretch>
+                            <a:fillRect/>
+                          </a:stretch>
+                        </pic:blipFill>
+                        <pic:spPr bwMode="auto">
+                          <a:xfrm>
+                            <a:off x="0" y="0"/>
+                            <a:ext cx="1080000" cy="1080000"/>
+                          </a:xfrm>
+                          <a:prstGeom prst="rect">
+                            <a:avLst/>
+                          </a:prstGeom>
+                          <a:noFill/>
+                          <a:ln>
+                            <a:noFill/>
+                          </a:ln>
+                        </pic:spPr>
+                      </pic:pic>
+                    </a:graphicData>
+                  </a:graphic>
+                </wp:inline>
+              </w:drawing>
+            </w:r>
+          </w:p>
+        </w:tc>
+        <w:tc>
+          <w:tcPr>
+            <w:tcW w:w="1725" w:type="dxa"/>
+            <w:tcMar>
+              <w:left w:w="0" w:type="dxa"/>
+              <w:right w:w="0" w:type="dxa"/>
+            </w:tcMar>
+          </w:tcPr>
+          <w:p>
+            <w:pPr>
+              <w:jc w:val="center"/>
+              <w:rPr>
+                <w:noProof/>
+              </w:rPr>
+            </w:pPr>
+            <w:r>
+              <w:rPr>
+                <w:noProof/>
+              </w:rPr>
+              <w:drawing>
+                <wp:inline distT="0" distB="0" distL="0" distR="0" wp14:anchorId="18C43167" wp14:editId="39A7F30B">
+                  <wp:extent cx="1080000" cy="1080000"/>
+                  <wp:effectExtent l="0" t="0" r="6350" b="6350"/>
+                  <wp:docPr id="42" name="Рисунок 42"/>
+                  <wp:cNvGraphicFramePr>
+                    <a:graphicFrameLocks xmlns:a="http://schemas.openxmlformats.org/drawingml/2006/main" noChangeAspect="1"/>
+                  </wp:cNvGraphicFramePr>
+                  <a:graphic xmlns:a="http://schemas.openxmlformats.org/drawingml/2006/main">
+                    <a:graphicData uri="http://schemas.openxmlformats.org/drawingml/2006/picture">
+                      <pic:pic xmlns:pic="http://schemas.openxmlformats.org/drawingml/2006/picture">
+                        <pic:nvPicPr>
+                          <pic:cNvPr id="0" name="Picture 3"/>
+                          <pic:cNvPicPr>
+                            <a:picLocks noChangeAspect="1" noChangeArrowheads="1"/>
+                          </pic:cNvPicPr>
+                        </pic:nvPicPr>
+                        <pic:blipFill>
+                          <a:blip r:embed="rId13" cstate="print">
+                            <a:extLst>
+                              <a:ext uri="{28A0092B-C50C-407E-A947-70E740481C1C}">
+                                <a14:useLocalDpi xmlns:a14="http://schemas.microsoft.com/office/drawing/2010/main" val="0"/>
+                              </a:ext>
+                            </a:extLst>
+                          </a:blip>
+                          <a:srcRect/>
+                          <a:stretch>
+                            <a:fillRect/>
+                          </a:stretch>
+                        </pic:blipFill>
+                        <pic:spPr bwMode="auto">
+                          <a:xfrm>
+                            <a:off x="0" y="0"/>
+                            <a:ext cx="1080000" cy="1080000"/>
+                          </a:xfrm>
+                          <a:prstGeom prst="rect">
+                            <a:avLst/>
+                          </a:prstGeom>
+                          <a:noFill/>
+                          <a:ln>
+                            <a:noFill/>
+                          </a:ln>
+                        </pic:spPr>
+                      </pic:pic>
+                    </a:graphicData>
+                  </a:graphic>
+                </wp:inline>
+              </w:drawing>
+            </w:r>
+          </w:p>
+        </w:tc>
+        <w:tc>
+          <w:tcPr>
+            <w:tcW w:w="1724" w:type="dxa"/>
+            <w:tcMar>
+              <w:left w:w="0" w:type="dxa"/>
+              <w:right w:w="0" w:type="dxa"/>
+            </w:tcMar>
+          </w:tcPr>
+          <w:p>
+            <w:pPr>
+              <w:jc w:val="center"/>
+              <w:rPr>
+                <w:noProof/>
+              </w:rPr>
+            </w:pPr>
+            <w:r>
+              <w:rPr>
+                <w:noProof/>
+              </w:rPr>
+              <w:drawing>
+                <wp:inline distT="0" distB="0" distL="0" distR="0" wp14:anchorId="7B23B06E" wp14:editId="23345816">
+                  <wp:extent cx="1080000" cy="1080000"/>
+                  <wp:effectExtent l="0" t="0" r="6350" b="6350"/>
+                  <wp:docPr id="43" name="Рисунок 43"/>
+                  <wp:cNvGraphicFramePr>
+                    <a:graphicFrameLocks xmlns:a="http://schemas.openxmlformats.org/drawingml/2006/main" noChangeAspect="1"/>
+                  </wp:cNvGraphicFramePr>
+                  <a:graphic xmlns:a="http://schemas.openxmlformats.org/drawingml/2006/main">
+                    <a:graphicData uri="http://schemas.openxmlformats.org/drawingml/2006/picture">
+                      <pic:pic xmlns:pic="http://schemas.openxmlformats.org/drawingml/2006/picture">
+                        <pic:nvPicPr>
+                          <pic:cNvPr id="0" name="Picture 4"/>
+                          <pic:cNvPicPr>
+                            <a:picLocks noChangeAspect="1" noChangeArrowheads="1"/>
+                          </pic:cNvPicPr>
+                        </pic:nvPicPr>
+                        <pic:blipFill>
+                          <a:blip r:embed="rId14" cstate="print">
+                            <a:extLst>
+                              <a:ext uri="{28A0092B-C50C-407E-A947-70E740481C1C}">
+                                <a14:useLocalDpi xmlns:a14="http://schemas.microsoft.com/office/drawing/2010/main" val="0"/>
+                              </a:ext>
+                            </a:extLst>
+                          </a:blip>
+                          <a:srcRect/>
+                          <a:stretch>
+                            <a:fillRect/>
+                          </a:stretch>
+                        </pic:blipFill>
+                        <pic:spPr bwMode="auto">
+                          <a:xfrm>
+                            <a:off x="0" y="0"/>
+                            <a:ext cx="1080000" cy="1080000"/>
+                          </a:xfrm>
+                          <a:prstGeom prst="rect">
+                            <a:avLst/>
+                          </a:prstGeom>
+                          <a:noFill/>
+                          <a:ln>
+                            <a:noFill/>
+                          </a:ln>
+                        </pic:spPr>
+                      </pic:pic>
+                    </a:graphicData>
+                  </a:graphic>
+                </wp:inline>
+              </w:drawing>
+            </w:r>
+          </w:p>
+        </w:tc>
+        <w:tc>
+          <w:tcPr>
+            <w:tcW w:w="1725" w:type="dxa"/>
+            <w:tcMar>
+              <w:left w:w="0" w:type="dxa"/>
+              <w:right w:w="0" w:type="dxa"/>
+            </w:tcMar>
+          </w:tcPr>
+          <w:p>
+            <w:pPr>
+              <w:jc w:val="center"/>
+              <w:rPr>
+                <w:noProof/>
+              </w:rPr>
+            </w:pPr>
+            <w:r>
+              <w:rPr>
+                <w:noProof/>
+              </w:rPr>
+              <w:drawing>
+                <wp:inline distT="0" distB="0" distL="0" distR="0" wp14:anchorId="2A23FBAA" wp14:editId="417A8106">
+                  <wp:extent cx="1080000" cy="1080000"/>
+                  <wp:effectExtent l="0" t="0" r="6350" b="6350"/>
+                  <wp:docPr id="44" name="Рисунок 44"/>
+                  <wp:cNvGraphicFramePr>
+                    <a:graphicFrameLocks xmlns:a="http://schemas.openxmlformats.org/drawingml/2006/main" noChangeAspect="1"/>
+                  </wp:cNvGraphicFramePr>
+                  <a:graphic xmlns:a="http://schemas.openxmlformats.org/drawingml/2006/main">
+                    <a:graphicData uri="http://schemas.openxmlformats.org/drawingml/2006/picture">
+                      <pic:pic xmlns:pic="http://schemas.openxmlformats.org/drawingml/2006/picture">
+                        <pic:nvPicPr>
+                          <pic:cNvPr id="0" name="Picture 5"/>
+                          <pic:cNvPicPr>
+                            <a:picLocks noChangeAspect="1" noChangeArrowheads="1"/>
+                          </pic:cNvPicPr>
+                        </pic:nvPicPr>
+                        <pic:blipFill>
+                          <a:blip r:embed="rId15" cstate="print">
+                            <a:extLst>
+                              <a:ext uri="{28A0092B-C50C-407E-A947-70E740481C1C}">
+                                <a14:useLocalDpi xmlns:a14="http://schemas.microsoft.com/office/drawing/2010/main" val="0"/>
+                              </a:ext>
+                            </a:extLst>
+                          </a:blip>
+                          <a:srcRect/>
+                          <a:stretch>
+                            <a:fillRect/>
+                          </a:stretch>
+                        </pic:blipFill>
+                        <pic:spPr bwMode="auto">
+                          <a:xfrm>
+                            <a:off x="0" y="0"/>
+                            <a:ext cx="1080000" cy="1080000"/>
+                          </a:xfrm>
+                          <a:prstGeom prst="rect">
+                            <a:avLst/>
+                          </a:prstGeom>
+                          <a:noFill/>
+                          <a:ln>
+                            <a:noFill/>
+                          </a:ln>
+                        </pic:spPr>
+                      </pic:pic>
+                    </a:graphicData>
+                  </a:graphic>
+                </wp:inline>
+              </w:drawing>
+            </w:r>
+          </w:p>
+        </w:tc>
+        <w:tc>
+          <w:tcPr>
+            <w:tcW w:w="1706" w:type="dxa"/>
+          </w:tcPr>
+          <w:p>
+            <w:pPr>
+              <w:jc w:val="center"/>
+              <w:rPr>
+                <w:noProof/>
+              </w:rPr>
+            </w:pPr>
+          </w:p>
+        </w:tc>
+        <w:tc>
+          <w:tcPr>
+            <w:tcW w:w="1706" w:type="dxa"/>
+          </w:tcPr>
+          <w:p>
+            <w:pPr>
+              <w:jc w:val="center"/>
+              <w:rPr>
+                <w:noProof/>
+              </w:rPr>
+            </w:pPr>
+            <w:r>
+              <w:rPr>
+                <w:noProof/>
+              </w:rPr>
+              <w:drawing>
+                <wp:inline distT="0" distB="0" distL="0" distR="0" wp14:anchorId="047D759E" wp14:editId="5C15E3AC">
+                  <wp:extent cx="1080000" cy="1080000"/>
+                  <wp:effectExtent l="0" t="0" r="6350" b="6350"/>
+                  <wp:docPr id="50" name="Рисунок 50"/>
+                  <wp:cNvGraphicFramePr>
+                    <a:graphicFrameLocks xmlns:a="http://schemas.openxmlformats.org/drawingml/2006/main" noChangeAspect="1"/>
+                  </wp:cNvGraphicFramePr>
+                  <a:graphic xmlns:a="http://schemas.openxmlformats.org/drawingml/2006/main">
+                    <a:graphicData uri="http://schemas.openxmlformats.org/drawingml/2006/picture">
+                      <pic:pic xmlns:pic="http://schemas.openxmlformats.org/drawingml/2006/picture">
+                        <pic:nvPicPr>
+                          <pic:cNvPr id="0" name="Picture 5"/>
+                          <pic:cNvPicPr>
+                            <a:picLocks noChangeAspect="1" noChangeArrowheads="1"/>
+                          </pic:cNvPicPr>
+                        </pic:nvPicPr>
+                        <pic:blipFill>
+                          <a:blip r:embed="rId15" cstate="print">
+                            <a:extLst>
+                              <a:ext uri="{28A0092B-C50C-407E-A947-70E740481C1C}">
+                                <a14:useLocalDpi xmlns:a14="http://schemas.microsoft.com/office/drawing/2010/main" val="0"/>
+                              </a:ext>
+                            </a:extLst>
+                          </a:blip>
+                          <a:srcRect/>
+                          <a:stretch>
+                            <a:fillRect/>
+                          </a:stretch>
+                        </pic:blipFill>
+                        <pic:spPr bwMode="auto">
+                          <a:xfrm>
+                            <a:off x="0" y="0"/>
+                            <a:ext cx="1080000" cy="1080000"/>
+                          </a:xfrm>
+                          <a:prstGeom prst="rect">
+                            <a:avLst/>
+                          </a:prstGeom>
+                          <a:noFill/>
+                          <a:ln>
+                            <a:noFill/>
+                          </a:ln>
+                        </pic:spPr>
+                      </pic:pic>
+                    </a:graphicData>
+                  </a:graphic>
+                </wp:inline>
+              </w:drawing>
+            </w:r>
+          </w:p>
+        </w:tc>
+      </w:tr>
+    </w:tbl>
+    <w:p>
+      <w:pPr>
+        <w:rPr>
+          <w:sz w:val="2"/>
+          <w:szCs w:val="2"/>
+        </w:rPr>
+      </w:pPr>
+    </w:p>
     <w:sectPr>
       <w:pgSz w:w="15840" w:h="12240" w:orient="landscape"/>
-      <w:pgMar w:top="284" w:right="284" w:bottom="284" w:left="284" w:header="720" w:footer="720" w:gutter="0"/>
+      <w:pgMar w:top="227" w:right="227" w:bottom="227" w:left="227" w:header="720" w:footer="720" w:gutter="0"/>
       <w:cols w:space="720"/>
       <w:docGrid w:linePitch="360"/>
     </w:sectPr>
@@ -869,6 +3401,7 @@
     <w:lsdException w:name="HTML Sample" w:semiHidden="1" w:unhideWhenUsed="1"/>
     <w:lsdException w:name="HTML Typewriter" w:semiHidden="1" w:unhideWhenUsed="1"/>
     <w:lsdException w:name="HTML Variable" w:semiHidden="1" w:unhideWhenUsed="1"/>
+    <w:lsdException w:name="Normal Table" w:semiHidden="1" w:unhideWhenUsed="1"/>
     <w:lsdException w:name="annotation subject" w:semiHidden="1" w:unhideWhenUsed="1"/>
     <w:lsdException w:name="No List" w:semiHidden="1" w:unhideWhenUsed="1"/>
     <w:lsdException w:name="Outline List 1" w:semiHidden="1" w:unhideWhenUsed="1"/>
@@ -911,8 +3444,11 @@
     <w:lsdException w:name="Table Contemporary" w:semiHidden="1" w:unhideWhenUsed="1"/>
     <w:lsdException w:name="Table Elegant" w:semiHidden="1" w:unhideWhenUsed="1"/>
     <w:lsdException w:name="Table Professional" w:semiHidden="1" w:unhideWhenUsed="1"/>
+    <w:lsdException w:name="Table Subtle 1" w:semiHidden="1" w:unhideWhenUsed="1"/>
     <w:lsdException w:name="Table Subtle 2" w:semiHidden="1" w:unhideWhenUsed="1"/>
     <w:lsdException w:name="Table Web 1" w:semiHidden="1" w:unhideWhenUsed="1"/>
+    <w:lsdException w:name="Table Web 2" w:semiHidden="1" w:unhideWhenUsed="1"/>
+    <w:lsdException w:name="Table Web 3" w:semiHidden="1" w:unhideWhenUsed="1"/>
     <w:lsdException w:name="Balloon Text" w:semiHidden="1" w:unhideWhenUsed="1"/>
     <w:lsdException w:name="Table Grid" w:uiPriority="39"/>
     <w:lsdException w:name="Table Theme" w:semiHidden="1" w:unhideWhenUsed="1"/>

--- a/Markers/Aruco_Cards.docx
+++ b/Markers/Aruco_Cards.docx
@@ -5,7 +5,7 @@
     <w:tbl>
       <w:tblPr>
         <w:tblStyle w:val="a3"/>
-        <w:tblW w:w="12753" w:type="dxa"/>
+        <w:tblW w:w="14312" w:type="dxa"/>
         <w:jc w:val="center"/>
         <w:tblLayout w:type="fixed"/>
         <w:tblCellMar>
@@ -21,7 +21,7 @@
         <w:gridCol w:w="1842"/>
         <w:gridCol w:w="1985"/>
         <w:gridCol w:w="1843"/>
-        <w:gridCol w:w="1559"/>
+        <w:gridCol w:w="3118"/>
       </w:tblGrid>
       <w:tr>
         <w:trPr>
@@ -108,7 +108,7 @@
         </w:tc>
         <w:tc>
           <w:tcPr>
-            <w:tcW w:w="1559" w:type="dxa"/>
+            <w:tcW w:w="3118" w:type="dxa"/>
           </w:tcPr>
           <w:p>
             <w:pPr>
@@ -535,85 +535,138 @@
         </w:tc>
         <w:tc>
           <w:tcPr>
-            <w:tcW w:w="1559" w:type="dxa"/>
-          </w:tcPr>
-          <w:p>
-            <w:pPr>
-              <w:jc w:val="center"/>
-              <w:rPr>
-                <w:noProof/>
-              </w:rPr>
-            </w:pPr>
-            <w:r>
-              <w:rPr>
-                <w:noProof/>
-              </w:rPr>
-              <w:drawing>
-                <wp:inline distT="0" distB="0" distL="0" distR="0" wp14:anchorId="7ACB9B03" wp14:editId="6A98BDB3">
-                  <wp:extent cx="540766" cy="540766"/>
-                  <wp:effectExtent l="0" t="0" r="0" b="0"/>
-                  <wp:docPr id="1" name="Picture 1" descr="C:\Users\blazhko\WebAR-Test2\docs\Markers\BarCodes\08.png"/>
-                  <wp:cNvGraphicFramePr>
-                    <a:graphicFrameLocks xmlns:a="http://schemas.openxmlformats.org/drawingml/2006/main" noChangeAspect="1"/>
-                  </wp:cNvGraphicFramePr>
-                  <a:graphic xmlns:a="http://schemas.openxmlformats.org/drawingml/2006/main">
-                    <a:graphicData uri="http://schemas.openxmlformats.org/drawingml/2006/picture">
-                      <pic:pic xmlns:pic="http://schemas.openxmlformats.org/drawingml/2006/picture">
-                        <pic:nvPicPr>
-                          <pic:cNvPr id="0" name="Picture 1" descr="C:\Users\blazhko\WebAR-Test2\docs\Markers\BarCodes\08.png"/>
-                          <pic:cNvPicPr>
-                            <a:picLocks noChangeAspect="1" noChangeArrowheads="1"/>
-                          </pic:cNvPicPr>
-                        </pic:nvPicPr>
-                        <pic:blipFill>
-                          <a:blip r:embed="rId10" cstate="print">
-                            <a:extLst>
-                              <a:ext uri="{28A0092B-C50C-407E-A947-70E740481C1C}">
-                                <a14:useLocalDpi xmlns:a14="http://schemas.microsoft.com/office/drawing/2010/main" val="0"/>
-                              </a:ext>
-                            </a:extLst>
-                          </a:blip>
-                          <a:srcRect/>
-                          <a:stretch>
-                            <a:fillRect/>
-                          </a:stretch>
-                        </pic:blipFill>
-                        <pic:spPr bwMode="auto">
-                          <a:xfrm>
-                            <a:off x="0" y="0"/>
-                            <a:ext cx="550621" cy="550621"/>
-                          </a:xfrm>
-                          <a:prstGeom prst="rect">
-                            <a:avLst/>
-                          </a:prstGeom>
-                          <a:noFill/>
-                          <a:ln>
-                            <a:noFill/>
-                          </a:ln>
-                        </pic:spPr>
-                      </pic:pic>
-                    </a:graphicData>
-                  </a:graphic>
-                </wp:inline>
-              </w:drawing>
-            </w:r>
-          </w:p>
-          <w:p>
-            <w:pPr>
-              <w:jc w:val="center"/>
-              <w:rPr>
-                <w:noProof/>
-              </w:rPr>
-            </w:pPr>
-            <w:r>
-              <w:rPr>
-                <w:noProof/>
-              </w:rPr>
-              <w:drawing>
-                <wp:inline distT="0" distB="0" distL="0" distR="0" wp14:anchorId="25D838A3" wp14:editId="1729AC1C">
+            <w:tcW w:w="3118" w:type="dxa"/>
+          </w:tcPr>
+          <w:p>
+            <w:pPr>
+              <w:jc w:val="center"/>
+              <w:rPr>
+                <w:noProof/>
+                <w:sz w:val="40"/>
+                <w:szCs w:val="40"/>
+              </w:rPr>
+            </w:pPr>
+            <w:r>
+              <w:rPr>
+                <w:noProof/>
+                <w:sz w:val="40"/>
+                <w:szCs w:val="40"/>
+              </w:rPr>
+              <w:drawing>
+                <wp:inline distT="0" distB="0" distL="0" distR="0" wp14:anchorId="25D838A3" wp14:editId="0EB73054">
                   <wp:extent cx="540004" cy="540004"/>
                   <wp:effectExtent l="0" t="0" r="0" b="0"/>
                   <wp:docPr id="10" name="Picture 1" descr="C:\Users\blazhko\WebAR-Test2\docs\Markers\BarCodes\08.png"/>
+                  <wp:cNvGraphicFramePr>
+                    <a:graphicFrameLocks xmlns:a="http://schemas.openxmlformats.org/drawingml/2006/main" noChangeAspect="1"/>
+                  </wp:cNvGraphicFramePr>
+                  <a:graphic xmlns:a="http://schemas.openxmlformats.org/drawingml/2006/main">
+                    <a:graphicData uri="http://schemas.openxmlformats.org/drawingml/2006/picture">
+                      <pic:pic xmlns:pic="http://schemas.openxmlformats.org/drawingml/2006/picture">
+                        <pic:nvPicPr>
+                          <pic:cNvPr id="0" name="Picture 1" descr="C:\Users\blazhko\WebAR-Test2\docs\Markers\BarCodes\08.png"/>
+                          <pic:cNvPicPr>
+                            <a:picLocks noChangeAspect="1" noChangeArrowheads="1"/>
+                          </pic:cNvPicPr>
+                        </pic:nvPicPr>
+                        <pic:blipFill>
+                          <a:blip r:embed="rId10" cstate="print">
+                            <a:extLst>
+                              <a:ext uri="{28A0092B-C50C-407E-A947-70E740481C1C}">
+                                <a14:useLocalDpi xmlns:a14="http://schemas.microsoft.com/office/drawing/2010/main" val="0"/>
+                              </a:ext>
+                            </a:extLst>
+                          </a:blip>
+                          <a:srcRect/>
+                          <a:stretch>
+                            <a:fillRect/>
+                          </a:stretch>
+                        </pic:blipFill>
+                        <pic:spPr bwMode="auto">
+                          <a:xfrm>
+                            <a:off x="0" y="0"/>
+                            <a:ext cx="550996" cy="550996"/>
+                          </a:xfrm>
+                          <a:prstGeom prst="rect">
+                            <a:avLst/>
+                          </a:prstGeom>
+                          <a:noFill/>
+                          <a:ln>
+                            <a:noFill/>
+                          </a:ln>
+                        </pic:spPr>
+                      </pic:pic>
+                    </a:graphicData>
+                  </a:graphic>
+                </wp:inline>
+              </w:drawing>
+            </w:r>
+            <w:r>
+              <w:rPr>
+                <w:noProof/>
+                <w:sz w:val="40"/>
+                <w:szCs w:val="40"/>
+              </w:rPr>
+              <w:drawing>
+                <wp:inline distT="0" distB="0" distL="0" distR="0" wp14:anchorId="0B34DA16" wp14:editId="1D21AE88">
+                  <wp:extent cx="540004" cy="540004"/>
+                  <wp:effectExtent l="0" t="0" r="0" b="0"/>
+                  <wp:docPr id="3" name="Picture 1" descr="C:\Users\blazhko\WebAR-Test2\docs\Markers\BarCodes\08.png"/>
+                  <wp:cNvGraphicFramePr>
+                    <a:graphicFrameLocks xmlns:a="http://schemas.openxmlformats.org/drawingml/2006/main" noChangeAspect="1"/>
+                  </wp:cNvGraphicFramePr>
+                  <a:graphic xmlns:a="http://schemas.openxmlformats.org/drawingml/2006/main">
+                    <a:graphicData uri="http://schemas.openxmlformats.org/drawingml/2006/picture">
+                      <pic:pic xmlns:pic="http://schemas.openxmlformats.org/drawingml/2006/picture">
+                        <pic:nvPicPr>
+                          <pic:cNvPr id="0" name="Picture 1" descr="C:\Users\blazhko\WebAR-Test2\docs\Markers\BarCodes\08.png"/>
+                          <pic:cNvPicPr>
+                            <a:picLocks noChangeAspect="1" noChangeArrowheads="1"/>
+                          </pic:cNvPicPr>
+                        </pic:nvPicPr>
+                        <pic:blipFill>
+                          <a:blip r:embed="rId10" cstate="print">
+                            <a:extLst>
+                              <a:ext uri="{28A0092B-C50C-407E-A947-70E740481C1C}">
+                                <a14:useLocalDpi xmlns:a14="http://schemas.microsoft.com/office/drawing/2010/main" val="0"/>
+                              </a:ext>
+                            </a:extLst>
+                          </a:blip>
+                          <a:srcRect/>
+                          <a:stretch>
+                            <a:fillRect/>
+                          </a:stretch>
+                        </pic:blipFill>
+                        <pic:spPr bwMode="auto">
+                          <a:xfrm>
+                            <a:off x="0" y="0"/>
+                            <a:ext cx="550996" cy="550996"/>
+                          </a:xfrm>
+                          <a:prstGeom prst="rect">
+                            <a:avLst/>
+                          </a:prstGeom>
+                          <a:noFill/>
+                          <a:ln>
+                            <a:noFill/>
+                          </a:ln>
+                        </pic:spPr>
+                      </pic:pic>
+                    </a:graphicData>
+                  </a:graphic>
+                </wp:inline>
+              </w:drawing>
+            </w:r>
+            <w:r>
+              <w:rPr>
+                <w:noProof/>
+                <w:sz w:val="40"/>
+                <w:szCs w:val="40"/>
+              </w:rPr>
+              <w:drawing>
+                <wp:inline distT="0" distB="0" distL="0" distR="0" wp14:anchorId="7E1F4D8E" wp14:editId="640FBE72">
+                  <wp:extent cx="540004" cy="540004"/>
+                  <wp:effectExtent l="0" t="0" r="0" b="0"/>
+                  <wp:docPr id="6" name="Picture 1" descr="C:\Users\blazhko\WebAR-Test2\docs\Markers\BarCodes\08.png"/>
                   <wp:cNvGraphicFramePr>
                     <a:graphicFrameLocks xmlns:a="http://schemas.openxmlformats.org/drawingml/2006/main" noChangeAspect="1"/>
                   </wp:cNvGraphicFramePr>
@@ -819,7 +872,7 @@
         </w:tc>
         <w:tc>
           <w:tcPr>
-            <w:tcW w:w="1559" w:type="dxa"/>
+            <w:tcW w:w="3118" w:type="dxa"/>
           </w:tcPr>
           <w:p>
             <w:pPr>
@@ -843,6 +896,7 @@
       </w:tr>
       <w:tr>
         <w:trPr>
+          <w:trHeight w:hRule="exact" w:val="1701"/>
           <w:jc w:val="center"/>
         </w:trPr>
         <w:tc>
@@ -862,10 +916,10 @@
                 <w:noProof/>
               </w:rPr>
               <w:drawing>
-                <wp:anchor distT="0" distB="0" distL="114300" distR="114300" simplePos="0" relativeHeight="251658240" behindDoc="0" locked="0" layoutInCell="1" allowOverlap="1" wp14:anchorId="59F552B8" wp14:editId="0F24CEEE">
+                <wp:anchor distT="0" distB="0" distL="114300" distR="114300" simplePos="0" relativeHeight="251658240" behindDoc="0" locked="0" layoutInCell="1" allowOverlap="1" wp14:anchorId="59F552B8" wp14:editId="7E69318B">
                   <wp:simplePos x="0" y="0"/>
                   <wp:positionH relativeFrom="column">
-                    <wp:posOffset>398653</wp:posOffset>
+                    <wp:posOffset>341555</wp:posOffset>
                   </wp:positionH>
                   <wp:positionV relativeFrom="paragraph">
                     <wp:posOffset>274955</wp:posOffset>
@@ -943,13 +997,13 @@
                 <w:noProof/>
               </w:rPr>
               <w:drawing>
-                <wp:anchor distT="0" distB="0" distL="114300" distR="114300" simplePos="0" relativeHeight="251659264" behindDoc="0" locked="0" layoutInCell="1" allowOverlap="1" wp14:anchorId="4FCA1B6C" wp14:editId="112F28D3">
+                <wp:anchor distT="0" distB="0" distL="114300" distR="114300" simplePos="0" relativeHeight="251659264" behindDoc="0" locked="0" layoutInCell="1" allowOverlap="1" wp14:anchorId="4FCA1B6C" wp14:editId="33E62559">
                   <wp:simplePos x="0" y="0"/>
                   <wp:positionH relativeFrom="column">
-                    <wp:posOffset>354345</wp:posOffset>
+                    <wp:posOffset>354330</wp:posOffset>
                   </wp:positionH>
                   <wp:positionV relativeFrom="paragraph">
-                    <wp:posOffset>240774</wp:posOffset>
+                    <wp:posOffset>267410</wp:posOffset>
                   </wp:positionV>
                   <wp:extent cx="468000" cy="468000"/>
                   <wp:effectExtent l="0" t="0" r="8255" b="8255"/>
@@ -1263,10 +1317,10 @@
                 <w:noProof/>
               </w:rPr>
               <w:drawing>
-                <wp:anchor distT="0" distB="0" distL="114300" distR="114300" simplePos="0" relativeHeight="251663360" behindDoc="0" locked="0" layoutInCell="1" allowOverlap="1" wp14:anchorId="3D118557" wp14:editId="398A9B0A">
+                <wp:anchor distT="0" distB="0" distL="114300" distR="114300" simplePos="0" relativeHeight="251663360" behindDoc="0" locked="0" layoutInCell="1" allowOverlap="1" wp14:anchorId="3D118557" wp14:editId="27BDBF2F">
                   <wp:simplePos x="0" y="0"/>
                   <wp:positionH relativeFrom="column">
-                    <wp:posOffset>290830</wp:posOffset>
+                    <wp:posOffset>326465</wp:posOffset>
                   </wp:positionH>
                   <wp:positionV relativeFrom="paragraph">
                     <wp:posOffset>286385</wp:posOffset>
@@ -1329,77 +1383,130 @@
         </w:tc>
         <w:tc>
           <w:tcPr>
-            <w:tcW w:w="1559" w:type="dxa"/>
-          </w:tcPr>
-          <w:p>
-            <w:pPr>
-              <w:jc w:val="center"/>
-              <w:rPr>
-                <w:noProof/>
-              </w:rPr>
-            </w:pPr>
-            <w:r>
-              <w:rPr>
-                <w:noProof/>
-              </w:rPr>
-              <w:drawing>
-                <wp:inline distT="0" distB="0" distL="0" distR="0" wp14:anchorId="5E9016F0" wp14:editId="58CCEA13">
-                  <wp:extent cx="540766" cy="540766"/>
-                  <wp:effectExtent l="0" t="0" r="0" b="0"/>
-                  <wp:docPr id="55" name="Picture 1" descr="C:\Users\blazhko\WebAR-Test2\docs\Markers\BarCodes\08.png"/>
-                  <wp:cNvGraphicFramePr>
-                    <a:graphicFrameLocks xmlns:a="http://schemas.openxmlformats.org/drawingml/2006/main" noChangeAspect="1"/>
-                  </wp:cNvGraphicFramePr>
-                  <a:graphic xmlns:a="http://schemas.openxmlformats.org/drawingml/2006/main">
-                    <a:graphicData uri="http://schemas.openxmlformats.org/drawingml/2006/picture">
-                      <pic:pic xmlns:pic="http://schemas.openxmlformats.org/drawingml/2006/picture">
-                        <pic:nvPicPr>
-                          <pic:cNvPr id="0" name="Picture 1" descr="C:\Users\blazhko\WebAR-Test2\docs\Markers\BarCodes\08.png"/>
-                          <pic:cNvPicPr>
-                            <a:picLocks noChangeAspect="1" noChangeArrowheads="1"/>
-                          </pic:cNvPicPr>
-                        </pic:nvPicPr>
-                        <pic:blipFill>
-                          <a:blip r:embed="rId10" cstate="print">
-                            <a:extLst>
-                              <a:ext uri="{28A0092B-C50C-407E-A947-70E740481C1C}">
-                                <a14:useLocalDpi xmlns:a14="http://schemas.microsoft.com/office/drawing/2010/main" val="0"/>
-                              </a:ext>
-                            </a:extLst>
-                          </a:blip>
-                          <a:srcRect/>
-                          <a:stretch>
-                            <a:fillRect/>
-                          </a:stretch>
-                        </pic:blipFill>
-                        <pic:spPr bwMode="auto">
-                          <a:xfrm>
-                            <a:off x="0" y="0"/>
-                            <a:ext cx="550621" cy="550621"/>
-                          </a:xfrm>
-                          <a:prstGeom prst="rect">
-                            <a:avLst/>
-                          </a:prstGeom>
-                          <a:noFill/>
-                          <a:ln>
-                            <a:noFill/>
-                          </a:ln>
-                        </pic:spPr>
-                      </pic:pic>
-                    </a:graphicData>
-                  </a:graphic>
-                </wp:inline>
-              </w:drawing>
-            </w:r>
-            <w:r>
-              <w:rPr>
-                <w:noProof/>
-              </w:rPr>
-              <w:drawing>
-                <wp:inline distT="0" distB="0" distL="0" distR="0" wp14:anchorId="72EEE7C3" wp14:editId="523E0B17">
+            <w:tcW w:w="3118" w:type="dxa"/>
+          </w:tcPr>
+          <w:p>
+            <w:pPr>
+              <w:jc w:val="center"/>
+              <w:rPr>
+                <w:noProof/>
+              </w:rPr>
+            </w:pPr>
+            <w:r>
+              <w:rPr>
+                <w:noProof/>
+              </w:rPr>
+              <w:drawing>
+                <wp:inline distT="0" distB="0" distL="0" distR="0" wp14:anchorId="28FC7830" wp14:editId="789B8D18">
                   <wp:extent cx="540004" cy="540004"/>
                   <wp:effectExtent l="0" t="0" r="0" b="0"/>
-                  <wp:docPr id="56" name="Picture 1" descr="C:\Users\blazhko\WebAR-Test2\docs\Markers\BarCodes\08.png"/>
+                  <wp:docPr id="7" name="Picture 1" descr="C:\Users\blazhko\WebAR-Test2\docs\Markers\BarCodes\08.png"/>
+                  <wp:cNvGraphicFramePr>
+                    <a:graphicFrameLocks xmlns:a="http://schemas.openxmlformats.org/drawingml/2006/main" noChangeAspect="1"/>
+                  </wp:cNvGraphicFramePr>
+                  <a:graphic xmlns:a="http://schemas.openxmlformats.org/drawingml/2006/main">
+                    <a:graphicData uri="http://schemas.openxmlformats.org/drawingml/2006/picture">
+                      <pic:pic xmlns:pic="http://schemas.openxmlformats.org/drawingml/2006/picture">
+                        <pic:nvPicPr>
+                          <pic:cNvPr id="0" name="Picture 1" descr="C:\Users\blazhko\WebAR-Test2\docs\Markers\BarCodes\08.png"/>
+                          <pic:cNvPicPr>
+                            <a:picLocks noChangeAspect="1" noChangeArrowheads="1"/>
+                          </pic:cNvPicPr>
+                        </pic:nvPicPr>
+                        <pic:blipFill>
+                          <a:blip r:embed="rId10" cstate="print">
+                            <a:extLst>
+                              <a:ext uri="{28A0092B-C50C-407E-A947-70E740481C1C}">
+                                <a14:useLocalDpi xmlns:a14="http://schemas.microsoft.com/office/drawing/2010/main" val="0"/>
+                              </a:ext>
+                            </a:extLst>
+                          </a:blip>
+                          <a:srcRect/>
+                          <a:stretch>
+                            <a:fillRect/>
+                          </a:stretch>
+                        </pic:blipFill>
+                        <pic:spPr bwMode="auto">
+                          <a:xfrm>
+                            <a:off x="0" y="0"/>
+                            <a:ext cx="550996" cy="550996"/>
+                          </a:xfrm>
+                          <a:prstGeom prst="rect">
+                            <a:avLst/>
+                          </a:prstGeom>
+                          <a:noFill/>
+                          <a:ln>
+                            <a:noFill/>
+                          </a:ln>
+                        </pic:spPr>
+                      </pic:pic>
+                    </a:graphicData>
+                  </a:graphic>
+                </wp:inline>
+              </w:drawing>
+            </w:r>
+            <w:r>
+              <w:rPr>
+                <w:noProof/>
+              </w:rPr>
+              <w:drawing>
+                <wp:inline distT="0" distB="0" distL="0" distR="0" wp14:anchorId="0280D2C0" wp14:editId="2321BB23">
+                  <wp:extent cx="540004" cy="540004"/>
+                  <wp:effectExtent l="0" t="0" r="0" b="0"/>
+                  <wp:docPr id="8" name="Picture 1" descr="C:\Users\blazhko\WebAR-Test2\docs\Markers\BarCodes\08.png"/>
+                  <wp:cNvGraphicFramePr>
+                    <a:graphicFrameLocks xmlns:a="http://schemas.openxmlformats.org/drawingml/2006/main" noChangeAspect="1"/>
+                  </wp:cNvGraphicFramePr>
+                  <a:graphic xmlns:a="http://schemas.openxmlformats.org/drawingml/2006/main">
+                    <a:graphicData uri="http://schemas.openxmlformats.org/drawingml/2006/picture">
+                      <pic:pic xmlns:pic="http://schemas.openxmlformats.org/drawingml/2006/picture">
+                        <pic:nvPicPr>
+                          <pic:cNvPr id="0" name="Picture 1" descr="C:\Users\blazhko\WebAR-Test2\docs\Markers\BarCodes\08.png"/>
+                          <pic:cNvPicPr>
+                            <a:picLocks noChangeAspect="1" noChangeArrowheads="1"/>
+                          </pic:cNvPicPr>
+                        </pic:nvPicPr>
+                        <pic:blipFill>
+                          <a:blip r:embed="rId10" cstate="print">
+                            <a:extLst>
+                              <a:ext uri="{28A0092B-C50C-407E-A947-70E740481C1C}">
+                                <a14:useLocalDpi xmlns:a14="http://schemas.microsoft.com/office/drawing/2010/main" val="0"/>
+                              </a:ext>
+                            </a:extLst>
+                          </a:blip>
+                          <a:srcRect/>
+                          <a:stretch>
+                            <a:fillRect/>
+                          </a:stretch>
+                        </pic:blipFill>
+                        <pic:spPr bwMode="auto">
+                          <a:xfrm>
+                            <a:off x="0" y="0"/>
+                            <a:ext cx="550996" cy="550996"/>
+                          </a:xfrm>
+                          <a:prstGeom prst="rect">
+                            <a:avLst/>
+                          </a:prstGeom>
+                          <a:noFill/>
+                          <a:ln>
+                            <a:noFill/>
+                          </a:ln>
+                        </pic:spPr>
+                      </pic:pic>
+                    </a:graphicData>
+                  </a:graphic>
+                </wp:inline>
+              </w:drawing>
+            </w:r>
+            <w:r>
+              <w:rPr>
+                <w:noProof/>
+              </w:rPr>
+              <w:drawing>
+                <wp:inline distT="0" distB="0" distL="0" distR="0" wp14:anchorId="6014E7B6" wp14:editId="1D0A123A">
+                  <wp:extent cx="540004" cy="540004"/>
+                  <wp:effectExtent l="0" t="0" r="0" b="0"/>
+                  <wp:docPr id="9" name="Picture 1" descr="C:\Users\blazhko\WebAR-Test2\docs\Markers\BarCodes\08.png"/>
                   <wp:cNvGraphicFramePr>
                     <a:graphicFrameLocks xmlns:a="http://schemas.openxmlformats.org/drawingml/2006/main" noChangeAspect="1"/>
                   </wp:cNvGraphicFramePr>
@@ -1452,8 +1559,8 @@
     <w:tbl>
       <w:tblPr>
         <w:tblStyle w:val="a3"/>
-        <w:tblW w:w="12036" w:type="dxa"/>
-        <w:jc w:val="center"/>
+        <w:tblW w:w="13742" w:type="dxa"/>
+        <w:tblInd w:w="566" w:type="dxa"/>
         <w:tblLayout w:type="fixed"/>
         <w:tblCellMar>
           <w:left w:w="0" w:type="dxa"/>
@@ -1469,11 +1576,9 @@
         <w:gridCol w:w="1725"/>
         <w:gridCol w:w="1706"/>
         <w:gridCol w:w="1706"/>
+        <w:gridCol w:w="1706"/>
       </w:tblGrid>
       <w:tr>
-        <w:trPr>
-          <w:jc w:val="center"/>
-        </w:trPr>
         <w:tc>
           <w:tcPr>
             <w:tcW w:w="1726" w:type="dxa"/>
@@ -1840,24 +1945,90 @@
                 <w:noProof/>
               </w:rPr>
               <w:drawing>
-                <wp:inline distT="0" distB="0" distL="0" distR="0" wp14:anchorId="64ED918D" wp14:editId="08F5B5ED">
+                <wp:inline distT="0" distB="0" distL="0" distR="0" wp14:anchorId="29559131" wp14:editId="52AFC324">
+                  <wp:extent cx="1076960" cy="1076960"/>
+                  <wp:effectExtent l="0" t="0" r="8890" b="8890"/>
+                  <wp:docPr id="52" name="Рисунок 52"/>
+                  <wp:cNvGraphicFramePr>
+                    <a:graphicFrameLocks xmlns:a="http://schemas.openxmlformats.org/drawingml/2006/main" noChangeAspect="1"/>
+                  </wp:cNvGraphicFramePr>
+                  <a:graphic xmlns:a="http://schemas.openxmlformats.org/drawingml/2006/main">
+                    <a:graphicData uri="http://schemas.openxmlformats.org/drawingml/2006/picture">
+                      <pic:pic xmlns:pic="http://schemas.openxmlformats.org/drawingml/2006/picture">
+                        <pic:nvPicPr>
+                          <pic:cNvPr id="0" name="Picture 1"/>
+                          <pic:cNvPicPr>
+                            <a:picLocks noChangeAspect="1" noChangeArrowheads="1"/>
+                          </pic:cNvPicPr>
+                        </pic:nvPicPr>
+                        <pic:blipFill>
+                          <a:blip r:embed="rId16" cstate="print">
+                            <a:extLst>
+                              <a:ext uri="{28A0092B-C50C-407E-A947-70E740481C1C}">
+                                <a14:useLocalDpi xmlns:a14="http://schemas.microsoft.com/office/drawing/2010/main" val="0"/>
+                              </a:ext>
+                            </a:extLst>
+                          </a:blip>
+                          <a:srcRect/>
+                          <a:stretch>
+                            <a:fillRect/>
+                          </a:stretch>
+                        </pic:blipFill>
+                        <pic:spPr bwMode="auto">
+                          <a:xfrm>
+                            <a:off x="0" y="0"/>
+                            <a:ext cx="1076960" cy="1076960"/>
+                          </a:xfrm>
+                          <a:prstGeom prst="rect">
+                            <a:avLst/>
+                          </a:prstGeom>
+                          <a:noFill/>
+                          <a:ln>
+                            <a:noFill/>
+                          </a:ln>
+                        </pic:spPr>
+                      </pic:pic>
+                    </a:graphicData>
+                  </a:graphic>
+                </wp:inline>
+              </w:drawing>
+            </w:r>
+          </w:p>
+        </w:tc>
+        <w:tc>
+          <w:tcPr>
+            <w:tcW w:w="1706" w:type="dxa"/>
+          </w:tcPr>
+          <w:p>
+            <w:pPr>
+              <w:jc w:val="center"/>
+              <w:rPr>
+                <w:noProof/>
+              </w:rPr>
+            </w:pPr>
+            <w:r>
+              <w:rPr>
+                <w:noProof/>
+              </w:rPr>
+              <w:drawing>
+                <wp:inline distT="0" distB="0" distL="0" distR="0" wp14:anchorId="36008453" wp14:editId="4CE133CD">
                   <wp:extent cx="1080000" cy="1080000"/>
                   <wp:effectExtent l="0" t="0" r="6350" b="6350"/>
-                  <wp:docPr id="45" name="Рисунок 45"/>
-                  <wp:cNvGraphicFramePr>
-                    <a:graphicFrameLocks xmlns:a="http://schemas.openxmlformats.org/drawingml/2006/main" noChangeAspect="1"/>
-                  </wp:cNvGraphicFramePr>
-                  <a:graphic xmlns:a="http://schemas.openxmlformats.org/drawingml/2006/main">
-                    <a:graphicData uri="http://schemas.openxmlformats.org/drawingml/2006/picture">
-                      <pic:pic xmlns:pic="http://schemas.openxmlformats.org/drawingml/2006/picture">
-                        <pic:nvPicPr>
-                          <pic:cNvPr id="0" name="Picture 2"/>
-                          <pic:cNvPicPr>
-                            <a:picLocks noChangeAspect="1" noChangeArrowheads="1"/>
-                          </pic:cNvPicPr>
-                        </pic:nvPicPr>
-                        <pic:blipFill>
-                          <a:blip r:embed="rId11" cstate="print">
+                  <wp:docPr id="48" name="Рисунок 48"/>
+                  <wp:cNvGraphicFramePr>
+                    <a:graphicFrameLocks xmlns:a="http://schemas.openxmlformats.org/drawingml/2006/main" noChangeAspect="1"/>
+                  </wp:cNvGraphicFramePr>
+                  <a:graphic xmlns:a="http://schemas.openxmlformats.org/drawingml/2006/main">
+                    <a:graphicData uri="http://schemas.openxmlformats.org/drawingml/2006/picture">
+                      <pic:pic xmlns:pic="http://schemas.openxmlformats.org/drawingml/2006/picture">
+                        <pic:nvPicPr>
+                          <pic:cNvPr id="0" name="Picture 1"/>
+                          <pic:cNvPicPr>
+                            <a:picLocks noChangeAspect="1" noChangeArrowheads="1"/>
+                          </pic:cNvPicPr>
+                        </pic:nvPicPr>
+                        <pic:blipFill>
+                          <a:blip r:embed="rId12" cstate="print">
                             <a:extLst>
                               <a:ext uri="{28A0092B-C50C-407E-A947-70E740481C1C}">
                                 <a14:useLocalDpi xmlns:a14="http://schemas.microsoft.com/office/drawing/2010/main" val="0"/>
@@ -1906,24 +2077,24 @@
                 <w:noProof/>
               </w:rPr>
               <w:drawing>
-                <wp:inline distT="0" distB="0" distL="0" distR="0" wp14:anchorId="26AC4E62" wp14:editId="3B47DD7E">
+                <wp:inline distT="0" distB="0" distL="0" distR="0" wp14:anchorId="429C0FAD" wp14:editId="7812327E">
                   <wp:extent cx="1080000" cy="1080000"/>
                   <wp:effectExtent l="0" t="0" r="6350" b="6350"/>
-                  <wp:docPr id="46" name="Рисунок 46"/>
-                  <wp:cNvGraphicFramePr>
-                    <a:graphicFrameLocks xmlns:a="http://schemas.openxmlformats.org/drawingml/2006/main" noChangeAspect="1"/>
-                  </wp:cNvGraphicFramePr>
-                  <a:graphic xmlns:a="http://schemas.openxmlformats.org/drawingml/2006/main">
-                    <a:graphicData uri="http://schemas.openxmlformats.org/drawingml/2006/picture">
-                      <pic:pic xmlns:pic="http://schemas.openxmlformats.org/drawingml/2006/picture">
-                        <pic:nvPicPr>
-                          <pic:cNvPr id="0" name="Picture 1"/>
-                          <pic:cNvPicPr>
-                            <a:picLocks noChangeAspect="1" noChangeArrowheads="1"/>
-                          </pic:cNvPicPr>
-                        </pic:nvPicPr>
-                        <pic:blipFill>
-                          <a:blip r:embed="rId12" cstate="print">
+                  <wp:docPr id="51" name="Рисунок 51"/>
+                  <wp:cNvGraphicFramePr>
+                    <a:graphicFrameLocks xmlns:a="http://schemas.openxmlformats.org/drawingml/2006/main" noChangeAspect="1"/>
+                  </wp:cNvGraphicFramePr>
+                  <a:graphic xmlns:a="http://schemas.openxmlformats.org/drawingml/2006/main">
+                    <a:graphicData uri="http://schemas.openxmlformats.org/drawingml/2006/picture">
+                      <pic:pic xmlns:pic="http://schemas.openxmlformats.org/drawingml/2006/picture">
+                        <pic:nvPicPr>
+                          <pic:cNvPr id="0" name="Picture 2"/>
+                          <pic:cNvPicPr>
+                            <a:picLocks noChangeAspect="1" noChangeArrowheads="1"/>
+                          </pic:cNvPicPr>
+                        </pic:nvPicPr>
+                        <pic:blipFill>
+                          <a:blip r:embed="rId11" cstate="print">
                             <a:extLst>
                               <a:ext uri="{28A0092B-C50C-407E-A947-70E740481C1C}">
                                 <a14:useLocalDpi xmlns:a14="http://schemas.microsoft.com/office/drawing/2010/main" val="0"/>
@@ -1958,9 +2129,6 @@
         </w:tc>
       </w:tr>
       <w:tr>
-        <w:trPr>
-          <w:jc w:val="center"/>
-        </w:trPr>
         <w:tc>
           <w:tcPr>
             <w:tcW w:w="1726" w:type="dxa"/>
@@ -2322,6 +2490,125 @@
                 <w:noProof/>
               </w:rPr>
             </w:pPr>
+            <w:r>
+              <w:rPr>
+                <w:noProof/>
+              </w:rPr>
+              <w:drawing>
+                <wp:inline distT="0" distB="0" distL="0" distR="0" wp14:anchorId="54E0989D" wp14:editId="060762B6">
+                  <wp:extent cx="1076960" cy="1076960"/>
+                  <wp:effectExtent l="0" t="0" r="8890" b="8890"/>
+                  <wp:docPr id="1" name="Рисунок 1"/>
+                  <wp:cNvGraphicFramePr>
+                    <a:graphicFrameLocks xmlns:a="http://schemas.openxmlformats.org/drawingml/2006/main" noChangeAspect="1"/>
+                  </wp:cNvGraphicFramePr>
+                  <a:graphic xmlns:a="http://schemas.openxmlformats.org/drawingml/2006/main">
+                    <a:graphicData uri="http://schemas.openxmlformats.org/drawingml/2006/picture">
+                      <pic:pic xmlns:pic="http://schemas.openxmlformats.org/drawingml/2006/picture">
+                        <pic:nvPicPr>
+                          <pic:cNvPr id="0" name="Picture 1"/>
+                          <pic:cNvPicPr>
+                            <a:picLocks noChangeAspect="1" noChangeArrowheads="1"/>
+                          </pic:cNvPicPr>
+                        </pic:nvPicPr>
+                        <pic:blipFill>
+                          <a:blip r:embed="rId16" cstate="print">
+                            <a:extLst>
+                              <a:ext uri="{28A0092B-C50C-407E-A947-70E740481C1C}">
+                                <a14:useLocalDpi xmlns:a14="http://schemas.microsoft.com/office/drawing/2010/main" val="0"/>
+                              </a:ext>
+                            </a:extLst>
+                          </a:blip>
+                          <a:srcRect/>
+                          <a:stretch>
+                            <a:fillRect/>
+                          </a:stretch>
+                        </pic:blipFill>
+                        <pic:spPr bwMode="auto">
+                          <a:xfrm>
+                            <a:off x="0" y="0"/>
+                            <a:ext cx="1076960" cy="1076960"/>
+                          </a:xfrm>
+                          <a:prstGeom prst="rect">
+                            <a:avLst/>
+                          </a:prstGeom>
+                          <a:noFill/>
+                          <a:ln>
+                            <a:noFill/>
+                          </a:ln>
+                        </pic:spPr>
+                      </pic:pic>
+                    </a:graphicData>
+                  </a:graphic>
+                </wp:inline>
+              </w:drawing>
+            </w:r>
+          </w:p>
+        </w:tc>
+        <w:tc>
+          <w:tcPr>
+            <w:tcW w:w="1706" w:type="dxa"/>
+          </w:tcPr>
+          <w:p>
+            <w:pPr>
+              <w:jc w:val="center"/>
+              <w:rPr>
+                <w:noProof/>
+              </w:rPr>
+            </w:pPr>
+            <w:r>
+              <w:rPr>
+                <w:noProof/>
+              </w:rPr>
+              <w:drawing>
+                <wp:inline distT="0" distB="0" distL="0" distR="0" wp14:anchorId="4BE9637B" wp14:editId="539A5254">
+                  <wp:extent cx="1080000" cy="1080000"/>
+                  <wp:effectExtent l="0" t="0" r="6350" b="6350"/>
+                  <wp:docPr id="16" name="Рисунок 16"/>
+                  <wp:cNvGraphicFramePr>
+                    <a:graphicFrameLocks xmlns:a="http://schemas.openxmlformats.org/drawingml/2006/main" noChangeAspect="1"/>
+                  </wp:cNvGraphicFramePr>
+                  <a:graphic xmlns:a="http://schemas.openxmlformats.org/drawingml/2006/main">
+                    <a:graphicData uri="http://schemas.openxmlformats.org/drawingml/2006/picture">
+                      <pic:pic xmlns:pic="http://schemas.openxmlformats.org/drawingml/2006/picture">
+                        <pic:nvPicPr>
+                          <pic:cNvPr id="0" name="Picture 3"/>
+                          <pic:cNvPicPr>
+                            <a:picLocks noChangeAspect="1" noChangeArrowheads="1"/>
+                          </pic:cNvPicPr>
+                        </pic:nvPicPr>
+                        <pic:blipFill>
+                          <a:blip r:embed="rId13" cstate="print">
+                            <a:extLst>
+                              <a:ext uri="{28A0092B-C50C-407E-A947-70E740481C1C}">
+                                <a14:useLocalDpi xmlns:a14="http://schemas.microsoft.com/office/drawing/2010/main" val="0"/>
+                              </a:ext>
+                            </a:extLst>
+                          </a:blip>
+                          <a:srcRect/>
+                          <a:stretch>
+                            <a:fillRect/>
+                          </a:stretch>
+                        </pic:blipFill>
+                        <pic:spPr bwMode="auto">
+                          <a:xfrm>
+                            <a:off x="0" y="0"/>
+                            <a:ext cx="1080000" cy="1080000"/>
+                          </a:xfrm>
+                          <a:prstGeom prst="rect">
+                            <a:avLst/>
+                          </a:prstGeom>
+                          <a:noFill/>
+                          <a:ln>
+                            <a:noFill/>
+                          </a:ln>
+                        </pic:spPr>
+                      </pic:pic>
+                    </a:graphicData>
+                  </a:graphic>
+                </wp:inline>
+              </w:drawing>
+            </w:r>
           </w:p>
         </w:tc>
         <w:tc>
@@ -2392,9 +2679,6 @@
         </w:tc>
       </w:tr>
       <w:tr>
-        <w:trPr>
-          <w:jc w:val="center"/>
-        </w:trPr>
         <w:tc>
           <w:tcPr>
             <w:tcW w:w="1726" w:type="dxa"/>
@@ -2756,6 +3040,125 @@
                 <w:noProof/>
               </w:rPr>
             </w:pPr>
+            <w:r>
+              <w:rPr>
+                <w:noProof/>
+              </w:rPr>
+              <w:drawing>
+                <wp:inline distT="0" distB="0" distL="0" distR="0" wp14:anchorId="78944969" wp14:editId="6BD13043">
+                  <wp:extent cx="1076960" cy="1076960"/>
+                  <wp:effectExtent l="0" t="0" r="8890" b="8890"/>
+                  <wp:docPr id="11" name="Рисунок 11"/>
+                  <wp:cNvGraphicFramePr>
+                    <a:graphicFrameLocks xmlns:a="http://schemas.openxmlformats.org/drawingml/2006/main" noChangeAspect="1"/>
+                  </wp:cNvGraphicFramePr>
+                  <a:graphic xmlns:a="http://schemas.openxmlformats.org/drawingml/2006/main">
+                    <a:graphicData uri="http://schemas.openxmlformats.org/drawingml/2006/picture">
+                      <pic:pic xmlns:pic="http://schemas.openxmlformats.org/drawingml/2006/picture">
+                        <pic:nvPicPr>
+                          <pic:cNvPr id="0" name="Picture 1"/>
+                          <pic:cNvPicPr>
+                            <a:picLocks noChangeAspect="1" noChangeArrowheads="1"/>
+                          </pic:cNvPicPr>
+                        </pic:nvPicPr>
+                        <pic:blipFill>
+                          <a:blip r:embed="rId16" cstate="print">
+                            <a:extLst>
+                              <a:ext uri="{28A0092B-C50C-407E-A947-70E740481C1C}">
+                                <a14:useLocalDpi xmlns:a14="http://schemas.microsoft.com/office/drawing/2010/main" val="0"/>
+                              </a:ext>
+                            </a:extLst>
+                          </a:blip>
+                          <a:srcRect/>
+                          <a:stretch>
+                            <a:fillRect/>
+                          </a:stretch>
+                        </pic:blipFill>
+                        <pic:spPr bwMode="auto">
+                          <a:xfrm>
+                            <a:off x="0" y="0"/>
+                            <a:ext cx="1076960" cy="1076960"/>
+                          </a:xfrm>
+                          <a:prstGeom prst="rect">
+                            <a:avLst/>
+                          </a:prstGeom>
+                          <a:noFill/>
+                          <a:ln>
+                            <a:noFill/>
+                          </a:ln>
+                        </pic:spPr>
+                      </pic:pic>
+                    </a:graphicData>
+                  </a:graphic>
+                </wp:inline>
+              </w:drawing>
+            </w:r>
+          </w:p>
+        </w:tc>
+        <w:tc>
+          <w:tcPr>
+            <w:tcW w:w="1706" w:type="dxa"/>
+          </w:tcPr>
+          <w:p>
+            <w:pPr>
+              <w:jc w:val="center"/>
+              <w:rPr>
+                <w:noProof/>
+              </w:rPr>
+            </w:pPr>
+            <w:r>
+              <w:rPr>
+                <w:noProof/>
+              </w:rPr>
+              <w:drawing>
+                <wp:inline distT="0" distB="0" distL="0" distR="0" wp14:anchorId="7CDA2DA3" wp14:editId="5915CC1C">
+                  <wp:extent cx="1080000" cy="1080000"/>
+                  <wp:effectExtent l="0" t="0" r="6350" b="6350"/>
+                  <wp:docPr id="17" name="Рисунок 17"/>
+                  <wp:cNvGraphicFramePr>
+                    <a:graphicFrameLocks xmlns:a="http://schemas.openxmlformats.org/drawingml/2006/main" noChangeAspect="1"/>
+                  </wp:cNvGraphicFramePr>
+                  <a:graphic xmlns:a="http://schemas.openxmlformats.org/drawingml/2006/main">
+                    <a:graphicData uri="http://schemas.openxmlformats.org/drawingml/2006/picture">
+                      <pic:pic xmlns:pic="http://schemas.openxmlformats.org/drawingml/2006/picture">
+                        <pic:nvPicPr>
+                          <pic:cNvPr id="0" name="Picture 4"/>
+                          <pic:cNvPicPr>
+                            <a:picLocks noChangeAspect="1" noChangeArrowheads="1"/>
+                          </pic:cNvPicPr>
+                        </pic:nvPicPr>
+                        <pic:blipFill>
+                          <a:blip r:embed="rId14" cstate="print">
+                            <a:extLst>
+                              <a:ext uri="{28A0092B-C50C-407E-A947-70E740481C1C}">
+                                <a14:useLocalDpi xmlns:a14="http://schemas.microsoft.com/office/drawing/2010/main" val="0"/>
+                              </a:ext>
+                            </a:extLst>
+                          </a:blip>
+                          <a:srcRect/>
+                          <a:stretch>
+                            <a:fillRect/>
+                          </a:stretch>
+                        </pic:blipFill>
+                        <pic:spPr bwMode="auto">
+                          <a:xfrm>
+                            <a:off x="0" y="0"/>
+                            <a:ext cx="1080000" cy="1080000"/>
+                          </a:xfrm>
+                          <a:prstGeom prst="rect">
+                            <a:avLst/>
+                          </a:prstGeom>
+                          <a:noFill/>
+                          <a:ln>
+                            <a:noFill/>
+                          </a:ln>
+                        </pic:spPr>
+                      </pic:pic>
+                    </a:graphicData>
+                  </a:graphic>
+                </wp:inline>
+              </w:drawing>
+            </w:r>
           </w:p>
         </w:tc>
         <w:tc>
@@ -2826,9 +3229,6 @@
         </w:tc>
       </w:tr>
       <w:tr>
-        <w:trPr>
-          <w:jc w:val="center"/>
-        </w:trPr>
         <w:tc>
           <w:tcPr>
             <w:tcW w:w="1726" w:type="dxa"/>
@@ -3190,6 +3590,125 @@
                 <w:noProof/>
               </w:rPr>
             </w:pPr>
+            <w:r>
+              <w:rPr>
+                <w:noProof/>
+              </w:rPr>
+              <w:drawing>
+                <wp:inline distT="0" distB="0" distL="0" distR="0" wp14:anchorId="421321A1" wp14:editId="72FDE5DE">
+                  <wp:extent cx="1076960" cy="1076960"/>
+                  <wp:effectExtent l="0" t="0" r="8890" b="8890"/>
+                  <wp:docPr id="12" name="Рисунок 12"/>
+                  <wp:cNvGraphicFramePr>
+                    <a:graphicFrameLocks xmlns:a="http://schemas.openxmlformats.org/drawingml/2006/main" noChangeAspect="1"/>
+                  </wp:cNvGraphicFramePr>
+                  <a:graphic xmlns:a="http://schemas.openxmlformats.org/drawingml/2006/main">
+                    <a:graphicData uri="http://schemas.openxmlformats.org/drawingml/2006/picture">
+                      <pic:pic xmlns:pic="http://schemas.openxmlformats.org/drawingml/2006/picture">
+                        <pic:nvPicPr>
+                          <pic:cNvPr id="0" name="Picture 1"/>
+                          <pic:cNvPicPr>
+                            <a:picLocks noChangeAspect="1" noChangeArrowheads="1"/>
+                          </pic:cNvPicPr>
+                        </pic:nvPicPr>
+                        <pic:blipFill>
+                          <a:blip r:embed="rId16" cstate="print">
+                            <a:extLst>
+                              <a:ext uri="{28A0092B-C50C-407E-A947-70E740481C1C}">
+                                <a14:useLocalDpi xmlns:a14="http://schemas.microsoft.com/office/drawing/2010/main" val="0"/>
+                              </a:ext>
+                            </a:extLst>
+                          </a:blip>
+                          <a:srcRect/>
+                          <a:stretch>
+                            <a:fillRect/>
+                          </a:stretch>
+                        </pic:blipFill>
+                        <pic:spPr bwMode="auto">
+                          <a:xfrm>
+                            <a:off x="0" y="0"/>
+                            <a:ext cx="1076960" cy="1076960"/>
+                          </a:xfrm>
+                          <a:prstGeom prst="rect">
+                            <a:avLst/>
+                          </a:prstGeom>
+                          <a:noFill/>
+                          <a:ln>
+                            <a:noFill/>
+                          </a:ln>
+                        </pic:spPr>
+                      </pic:pic>
+                    </a:graphicData>
+                  </a:graphic>
+                </wp:inline>
+              </w:drawing>
+            </w:r>
+          </w:p>
+        </w:tc>
+        <w:tc>
+          <w:tcPr>
+            <w:tcW w:w="1706" w:type="dxa"/>
+          </w:tcPr>
+          <w:p>
+            <w:pPr>
+              <w:jc w:val="center"/>
+              <w:rPr>
+                <w:noProof/>
+              </w:rPr>
+            </w:pPr>
+            <w:r>
+              <w:rPr>
+                <w:noProof/>
+              </w:rPr>
+              <w:drawing>
+                <wp:inline distT="0" distB="0" distL="0" distR="0" wp14:anchorId="3929A573" wp14:editId="0DBCECFF">
+                  <wp:extent cx="1080000" cy="1080000"/>
+                  <wp:effectExtent l="0" t="0" r="6350" b="6350"/>
+                  <wp:docPr id="29" name="Рисунок 29"/>
+                  <wp:cNvGraphicFramePr>
+                    <a:graphicFrameLocks xmlns:a="http://schemas.openxmlformats.org/drawingml/2006/main" noChangeAspect="1"/>
+                  </wp:cNvGraphicFramePr>
+                  <a:graphic xmlns:a="http://schemas.openxmlformats.org/drawingml/2006/main">
+                    <a:graphicData uri="http://schemas.openxmlformats.org/drawingml/2006/picture">
+                      <pic:pic xmlns:pic="http://schemas.openxmlformats.org/drawingml/2006/picture">
+                        <pic:nvPicPr>
+                          <pic:cNvPr id="0" name="Picture 5"/>
+                          <pic:cNvPicPr>
+                            <a:picLocks noChangeAspect="1" noChangeArrowheads="1"/>
+                          </pic:cNvPicPr>
+                        </pic:nvPicPr>
+                        <pic:blipFill>
+                          <a:blip r:embed="rId15" cstate="print">
+                            <a:extLst>
+                              <a:ext uri="{28A0092B-C50C-407E-A947-70E740481C1C}">
+                                <a14:useLocalDpi xmlns:a14="http://schemas.microsoft.com/office/drawing/2010/main" val="0"/>
+                              </a:ext>
+                            </a:extLst>
+                          </a:blip>
+                          <a:srcRect/>
+                          <a:stretch>
+                            <a:fillRect/>
+                          </a:stretch>
+                        </pic:blipFill>
+                        <pic:spPr bwMode="auto">
+                          <a:xfrm>
+                            <a:off x="0" y="0"/>
+                            <a:ext cx="1080000" cy="1080000"/>
+                          </a:xfrm>
+                          <a:prstGeom prst="rect">
+                            <a:avLst/>
+                          </a:prstGeom>
+                          <a:noFill/>
+                          <a:ln>
+                            <a:noFill/>
+                          </a:ln>
+                        </pic:spPr>
+                      </pic:pic>
+                    </a:graphicData>
+                  </a:graphic>
+                </wp:inline>
+              </w:drawing>
+            </w:r>
           </w:p>
         </w:tc>
         <w:tc>

--- a/Markers/Aruco_Cards.docx
+++ b/Markers/Aruco_Cards.docx
@@ -5,7 +5,7 @@
     <w:tbl>
       <w:tblPr>
         <w:tblStyle w:val="a3"/>
-        <w:tblW w:w="14312" w:type="dxa"/>
+        <w:tblW w:w="14029" w:type="dxa"/>
         <w:jc w:val="center"/>
         <w:tblLayout w:type="fixed"/>
         <w:tblCellMar>
@@ -21,7 +21,7 @@
         <w:gridCol w:w="1842"/>
         <w:gridCol w:w="1985"/>
         <w:gridCol w:w="1843"/>
-        <w:gridCol w:w="3118"/>
+        <w:gridCol w:w="2835"/>
       </w:tblGrid>
       <w:tr>
         <w:trPr>
@@ -108,7 +108,7 @@
         </w:tc>
         <w:tc>
           <w:tcPr>
-            <w:tcW w:w="3118" w:type="dxa"/>
+            <w:tcW w:w="2835" w:type="dxa"/>
           </w:tcPr>
           <w:p>
             <w:pPr>
@@ -535,7 +535,7 @@
         </w:tc>
         <w:tc>
           <w:tcPr>
-            <w:tcW w:w="3118" w:type="dxa"/>
+            <w:tcW w:w="2835" w:type="dxa"/>
           </w:tcPr>
           <w:p>
             <w:pPr>
@@ -872,7 +872,7 @@
         </w:tc>
         <w:tc>
           <w:tcPr>
-            <w:tcW w:w="3118" w:type="dxa"/>
+            <w:tcW w:w="2835" w:type="dxa"/>
           </w:tcPr>
           <w:p>
             <w:pPr>
@@ -1383,159 +1383,53 @@
         </w:tc>
         <w:tc>
           <w:tcPr>
-            <w:tcW w:w="3118" w:type="dxa"/>
-          </w:tcPr>
-          <w:p>
-            <w:pPr>
-              <w:jc w:val="center"/>
-              <w:rPr>
-                <w:noProof/>
-              </w:rPr>
-            </w:pPr>
-            <w:r>
-              <w:rPr>
-                <w:noProof/>
-              </w:rPr>
-              <w:drawing>
-                <wp:inline distT="0" distB="0" distL="0" distR="0" wp14:anchorId="28FC7830" wp14:editId="789B8D18">
-                  <wp:extent cx="540004" cy="540004"/>
+            <w:tcW w:w="2835" w:type="dxa"/>
+          </w:tcPr>
+          <w:p>
+            <w:pPr>
+              <w:jc w:val="center"/>
+              <w:rPr>
+                <w:noProof/>
+              </w:rPr>
+            </w:pPr>
+            <w:r>
+              <w:rPr>
+                <w:noProof/>
+              </w:rPr>
+              <w:drawing>
+                <wp:inline distT="0" distB="0" distL="0" distR="0" wp14:anchorId="3A9175BB" wp14:editId="030F0EF1">
+                  <wp:extent cx="1075690" cy="1075690"/>
                   <wp:effectExtent l="0" t="0" r="0" b="0"/>
-                  <wp:docPr id="7" name="Picture 1" descr="C:\Users\blazhko\WebAR-Test2\docs\Markers\BarCodes\08.png"/>
-                  <wp:cNvGraphicFramePr>
-                    <a:graphicFrameLocks xmlns:a="http://schemas.openxmlformats.org/drawingml/2006/main" noChangeAspect="1"/>
-                  </wp:cNvGraphicFramePr>
-                  <a:graphic xmlns:a="http://schemas.openxmlformats.org/drawingml/2006/main">
-                    <a:graphicData uri="http://schemas.openxmlformats.org/drawingml/2006/picture">
-                      <pic:pic xmlns:pic="http://schemas.openxmlformats.org/drawingml/2006/picture">
-                        <pic:nvPicPr>
-                          <pic:cNvPr id="0" name="Picture 1" descr="C:\Users\blazhko\WebAR-Test2\docs\Markers\BarCodes\08.png"/>
-                          <pic:cNvPicPr>
-                            <a:picLocks noChangeAspect="1" noChangeArrowheads="1"/>
-                          </pic:cNvPicPr>
-                        </pic:nvPicPr>
-                        <pic:blipFill>
-                          <a:blip r:embed="rId10" cstate="print">
-                            <a:extLst>
-                              <a:ext uri="{28A0092B-C50C-407E-A947-70E740481C1C}">
-                                <a14:useLocalDpi xmlns:a14="http://schemas.microsoft.com/office/drawing/2010/main" val="0"/>
-                              </a:ext>
-                            </a:extLst>
-                          </a:blip>
-                          <a:srcRect/>
-                          <a:stretch>
-                            <a:fillRect/>
-                          </a:stretch>
-                        </pic:blipFill>
-                        <pic:spPr bwMode="auto">
-                          <a:xfrm>
-                            <a:off x="0" y="0"/>
-                            <a:ext cx="550996" cy="550996"/>
-                          </a:xfrm>
-                          <a:prstGeom prst="rect">
-                            <a:avLst/>
-                          </a:prstGeom>
-                          <a:noFill/>
-                          <a:ln>
-                            <a:noFill/>
-                          </a:ln>
-                        </pic:spPr>
-                      </pic:pic>
-                    </a:graphicData>
-                  </a:graphic>
-                </wp:inline>
-              </w:drawing>
-            </w:r>
-            <w:r>
-              <w:rPr>
-                <w:noProof/>
-              </w:rPr>
-              <w:drawing>
-                <wp:inline distT="0" distB="0" distL="0" distR="0" wp14:anchorId="0280D2C0" wp14:editId="2321BB23">
-                  <wp:extent cx="540004" cy="540004"/>
-                  <wp:effectExtent l="0" t="0" r="0" b="0"/>
-                  <wp:docPr id="8" name="Picture 1" descr="C:\Users\blazhko\WebAR-Test2\docs\Markers\BarCodes\08.png"/>
-                  <wp:cNvGraphicFramePr>
-                    <a:graphicFrameLocks xmlns:a="http://schemas.openxmlformats.org/drawingml/2006/main" noChangeAspect="1"/>
-                  </wp:cNvGraphicFramePr>
-                  <a:graphic xmlns:a="http://schemas.openxmlformats.org/drawingml/2006/main">
-                    <a:graphicData uri="http://schemas.openxmlformats.org/drawingml/2006/picture">
-                      <pic:pic xmlns:pic="http://schemas.openxmlformats.org/drawingml/2006/picture">
-                        <pic:nvPicPr>
-                          <pic:cNvPr id="0" name="Picture 1" descr="C:\Users\blazhko\WebAR-Test2\docs\Markers\BarCodes\08.png"/>
-                          <pic:cNvPicPr>
-                            <a:picLocks noChangeAspect="1" noChangeArrowheads="1"/>
-                          </pic:cNvPicPr>
-                        </pic:nvPicPr>
-                        <pic:blipFill>
-                          <a:blip r:embed="rId10" cstate="print">
-                            <a:extLst>
-                              <a:ext uri="{28A0092B-C50C-407E-A947-70E740481C1C}">
-                                <a14:useLocalDpi xmlns:a14="http://schemas.microsoft.com/office/drawing/2010/main" val="0"/>
-                              </a:ext>
-                            </a:extLst>
-                          </a:blip>
-                          <a:srcRect/>
-                          <a:stretch>
-                            <a:fillRect/>
-                          </a:stretch>
-                        </pic:blipFill>
-                        <pic:spPr bwMode="auto">
-                          <a:xfrm>
-                            <a:off x="0" y="0"/>
-                            <a:ext cx="550996" cy="550996"/>
-                          </a:xfrm>
-                          <a:prstGeom prst="rect">
-                            <a:avLst/>
-                          </a:prstGeom>
-                          <a:noFill/>
-                          <a:ln>
-                            <a:noFill/>
-                          </a:ln>
-                        </pic:spPr>
-                      </pic:pic>
-                    </a:graphicData>
-                  </a:graphic>
-                </wp:inline>
-              </w:drawing>
-            </w:r>
-            <w:r>
-              <w:rPr>
-                <w:noProof/>
-              </w:rPr>
-              <w:drawing>
-                <wp:inline distT="0" distB="0" distL="0" distR="0" wp14:anchorId="6014E7B6" wp14:editId="1D0A123A">
-                  <wp:extent cx="540004" cy="540004"/>
-                  <wp:effectExtent l="0" t="0" r="0" b="0"/>
-                  <wp:docPr id="9" name="Picture 1" descr="C:\Users\blazhko\WebAR-Test2\docs\Markers\BarCodes\08.png"/>
-                  <wp:cNvGraphicFramePr>
-                    <a:graphicFrameLocks xmlns:a="http://schemas.openxmlformats.org/drawingml/2006/main" noChangeAspect="1"/>
-                  </wp:cNvGraphicFramePr>
-                  <a:graphic xmlns:a="http://schemas.openxmlformats.org/drawingml/2006/main">
-                    <a:graphicData uri="http://schemas.openxmlformats.org/drawingml/2006/picture">
-                      <pic:pic xmlns:pic="http://schemas.openxmlformats.org/drawingml/2006/picture">
-                        <pic:nvPicPr>
-                          <pic:cNvPr id="0" name="Picture 1" descr="C:\Users\blazhko\WebAR-Test2\docs\Markers\BarCodes\08.png"/>
-                          <pic:cNvPicPr>
-                            <a:picLocks noChangeAspect="1" noChangeArrowheads="1"/>
-                          </pic:cNvPicPr>
-                        </pic:nvPicPr>
-                        <pic:blipFill>
-                          <a:blip r:embed="rId10" cstate="print">
-                            <a:extLst>
-                              <a:ext uri="{28A0092B-C50C-407E-A947-70E740481C1C}">
-                                <a14:useLocalDpi xmlns:a14="http://schemas.microsoft.com/office/drawing/2010/main" val="0"/>
-                              </a:ext>
-                            </a:extLst>
-                          </a:blip>
-                          <a:srcRect/>
-                          <a:stretch>
-                            <a:fillRect/>
-                          </a:stretch>
-                        </pic:blipFill>
-                        <pic:spPr bwMode="auto">
-                          <a:xfrm>
-                            <a:off x="0" y="0"/>
-                            <a:ext cx="550996" cy="550996"/>
+                  <wp:docPr id="53" name="Рисунок 53"/>
+                  <wp:cNvGraphicFramePr>
+                    <a:graphicFrameLocks xmlns:a="http://schemas.openxmlformats.org/drawingml/2006/main" noChangeAspect="1"/>
+                  </wp:cNvGraphicFramePr>
+                  <a:graphic xmlns:a="http://schemas.openxmlformats.org/drawingml/2006/main">
+                    <a:graphicData uri="http://schemas.openxmlformats.org/drawingml/2006/picture">
+                      <pic:pic xmlns:pic="http://schemas.openxmlformats.org/drawingml/2006/picture">
+                        <pic:nvPicPr>
+                          <pic:cNvPr id="0" name="Picture 3"/>
+                          <pic:cNvPicPr>
+                            <a:picLocks noChangeAspect="1" noChangeArrowheads="1"/>
+                          </pic:cNvPicPr>
+                        </pic:nvPicPr>
+                        <pic:blipFill>
+                          <a:blip r:embed="rId11" cstate="print">
+                            <a:extLst>
+                              <a:ext uri="{28A0092B-C50C-407E-A947-70E740481C1C}">
+                                <a14:useLocalDpi xmlns:a14="http://schemas.microsoft.com/office/drawing/2010/main" val="0"/>
+                              </a:ext>
+                            </a:extLst>
+                          </a:blip>
+                          <a:srcRect/>
+                          <a:stretch>
+                            <a:fillRect/>
+                          </a:stretch>
+                        </pic:blipFill>
+                        <pic:spPr bwMode="auto">
+                          <a:xfrm>
+                            <a:off x="0" y="0"/>
+                            <a:ext cx="1075690" cy="1075690"/>
                           </a:xfrm>
                           <a:prstGeom prst="rect">
                             <a:avLst/>
@@ -1599,24 +1493,24 @@
                 <w:noProof/>
               </w:rPr>
               <w:drawing>
-                <wp:inline distT="0" distB="0" distL="0" distR="0" wp14:anchorId="588FD02C" wp14:editId="39441A7B">
+                <wp:inline distT="0" distB="0" distL="0" distR="0" wp14:anchorId="5A2F2101" wp14:editId="5D11F69B">
                   <wp:extent cx="1080000" cy="1080000"/>
                   <wp:effectExtent l="0" t="0" r="6350" b="6350"/>
-                  <wp:docPr id="25" name="Рисунок 25"/>
-                  <wp:cNvGraphicFramePr>
-                    <a:graphicFrameLocks xmlns:a="http://schemas.openxmlformats.org/drawingml/2006/main" noChangeAspect="1"/>
-                  </wp:cNvGraphicFramePr>
-                  <a:graphic xmlns:a="http://schemas.openxmlformats.org/drawingml/2006/main">
-                    <a:graphicData uri="http://schemas.openxmlformats.org/drawingml/2006/picture">
-                      <pic:pic xmlns:pic="http://schemas.openxmlformats.org/drawingml/2006/picture">
-                        <pic:nvPicPr>
-                          <pic:cNvPr id="0" name="Picture 2"/>
-                          <pic:cNvPicPr>
-                            <a:picLocks noChangeAspect="1" noChangeArrowheads="1"/>
-                          </pic:cNvPicPr>
-                        </pic:nvPicPr>
-                        <pic:blipFill>
-                          <a:blip r:embed="rId11" cstate="print">
+                  <wp:docPr id="24" name="Рисунок 24"/>
+                  <wp:cNvGraphicFramePr>
+                    <a:graphicFrameLocks xmlns:a="http://schemas.openxmlformats.org/drawingml/2006/main" noChangeAspect="1"/>
+                  </wp:cNvGraphicFramePr>
+                  <a:graphic xmlns:a="http://schemas.openxmlformats.org/drawingml/2006/main">
+                    <a:graphicData uri="http://schemas.openxmlformats.org/drawingml/2006/picture">
+                      <pic:pic xmlns:pic="http://schemas.openxmlformats.org/drawingml/2006/picture">
+                        <pic:nvPicPr>
+                          <pic:cNvPr id="0" name="Picture 1"/>
+                          <pic:cNvPicPr>
+                            <a:picLocks noChangeAspect="1" noChangeArrowheads="1"/>
+                          </pic:cNvPicPr>
+                        </pic:nvPicPr>
+                        <pic:blipFill>
+                          <a:blip r:embed="rId12" cstate="print">
                             <a:extLst>
                               <a:ext uri="{28A0092B-C50C-407E-A947-70E740481C1C}">
                                 <a14:useLocalDpi xmlns:a14="http://schemas.microsoft.com/office/drawing/2010/main" val="0"/>
@@ -1669,24 +1563,24 @@
                 <w:noProof/>
               </w:rPr>
               <w:drawing>
-                <wp:inline distT="0" distB="0" distL="0" distR="0" wp14:anchorId="3ACEFEB9" wp14:editId="04B8A6F8">
+                <wp:inline distT="0" distB="0" distL="0" distR="0" wp14:anchorId="26EAAF50" wp14:editId="145468C8">
                   <wp:extent cx="1080000" cy="1080000"/>
                   <wp:effectExtent l="0" t="0" r="6350" b="6350"/>
-                  <wp:docPr id="24" name="Рисунок 24"/>
-                  <wp:cNvGraphicFramePr>
-                    <a:graphicFrameLocks xmlns:a="http://schemas.openxmlformats.org/drawingml/2006/main" noChangeAspect="1"/>
-                  </wp:cNvGraphicFramePr>
-                  <a:graphic xmlns:a="http://schemas.openxmlformats.org/drawingml/2006/main">
-                    <a:graphicData uri="http://schemas.openxmlformats.org/drawingml/2006/picture">
-                      <pic:pic xmlns:pic="http://schemas.openxmlformats.org/drawingml/2006/picture">
-                        <pic:nvPicPr>
-                          <pic:cNvPr id="0" name="Picture 1"/>
-                          <pic:cNvPicPr>
-                            <a:picLocks noChangeAspect="1" noChangeArrowheads="1"/>
-                          </pic:cNvPicPr>
-                        </pic:nvPicPr>
-                        <pic:blipFill>
-                          <a:blip r:embed="rId12" cstate="print">
+                  <wp:docPr id="25" name="Рисунок 25"/>
+                  <wp:cNvGraphicFramePr>
+                    <a:graphicFrameLocks xmlns:a="http://schemas.openxmlformats.org/drawingml/2006/main" noChangeAspect="1"/>
+                  </wp:cNvGraphicFramePr>
+                  <a:graphic xmlns:a="http://schemas.openxmlformats.org/drawingml/2006/main">
+                    <a:graphicData uri="http://schemas.openxmlformats.org/drawingml/2006/picture">
+                      <pic:pic xmlns:pic="http://schemas.openxmlformats.org/drawingml/2006/picture">
+                        <pic:nvPicPr>
+                          <pic:cNvPr id="0" name="Picture 2"/>
+                          <pic:cNvPicPr>
+                            <a:picLocks noChangeAspect="1" noChangeArrowheads="1"/>
+                          </pic:cNvPicPr>
+                        </pic:nvPicPr>
+                        <pic:blipFill>
+                          <a:blip r:embed="rId13" cstate="print">
                             <a:extLst>
                               <a:ext uri="{28A0092B-C50C-407E-A947-70E740481C1C}">
                                 <a14:useLocalDpi xmlns:a14="http://schemas.microsoft.com/office/drawing/2010/main" val="0"/>
@@ -1756,7 +1650,7 @@
                           </pic:cNvPicPr>
                         </pic:nvPicPr>
                         <pic:blipFill>
-                          <a:blip r:embed="rId13" cstate="print">
+                          <a:blip r:embed="rId14" cstate="print">
                             <a:extLst>
                               <a:ext uri="{28A0092B-C50C-407E-A947-70E740481C1C}">
                                 <a14:useLocalDpi xmlns:a14="http://schemas.microsoft.com/office/drawing/2010/main" val="0"/>
@@ -1826,7 +1720,7 @@
                           </pic:cNvPicPr>
                         </pic:nvPicPr>
                         <pic:blipFill>
-                          <a:blip r:embed="rId14" cstate="print">
+                          <a:blip r:embed="rId15" cstate="print">
                             <a:extLst>
                               <a:ext uri="{28A0092B-C50C-407E-A947-70E740481C1C}">
                                 <a14:useLocalDpi xmlns:a14="http://schemas.microsoft.com/office/drawing/2010/main" val="0"/>
@@ -1896,7 +1790,7 @@
                           </pic:cNvPicPr>
                         </pic:nvPicPr>
                         <pic:blipFill>
-                          <a:blip r:embed="rId15" cstate="print">
+                          <a:blip r:embed="rId16" cstate="print">
                             <a:extLst>
                               <a:ext uri="{28A0092B-C50C-407E-A947-70E740481C1C}">
                                 <a14:useLocalDpi xmlns:a14="http://schemas.microsoft.com/office/drawing/2010/main" val="0"/>
@@ -1962,7 +1856,7 @@
                           </pic:cNvPicPr>
                         </pic:nvPicPr>
                         <pic:blipFill>
-                          <a:blip r:embed="rId16" cstate="print">
+                          <a:blip r:embed="rId17" cstate="print">
                             <a:extLst>
                               <a:ext uri="{28A0092B-C50C-407E-A947-70E740481C1C}">
                                 <a14:useLocalDpi xmlns:a14="http://schemas.microsoft.com/office/drawing/2010/main" val="0"/>
@@ -2094,7 +1988,7 @@
                           </pic:cNvPicPr>
                         </pic:nvPicPr>
                         <pic:blipFill>
-                          <a:blip r:embed="rId11" cstate="print">
+                          <a:blip r:embed="rId13" cstate="print">
                             <a:extLst>
                               <a:ext uri="{28A0092B-C50C-407E-A947-70E740481C1C}">
                                 <a14:useLocalDpi xmlns:a14="http://schemas.microsoft.com/office/drawing/2010/main" val="0"/>
@@ -2149,24 +2043,24 @@
                 <w:noProof/>
               </w:rPr>
               <w:drawing>
-                <wp:inline distT="0" distB="0" distL="0" distR="0" wp14:anchorId="2B423CCA" wp14:editId="2722E8E7">
+                <wp:inline distT="0" distB="0" distL="0" distR="0" wp14:anchorId="015263E3" wp14:editId="50CE9A1C">
                   <wp:extent cx="1080000" cy="1080000"/>
                   <wp:effectExtent l="0" t="0" r="6350" b="6350"/>
-                  <wp:docPr id="30" name="Рисунок 30"/>
-                  <wp:cNvGraphicFramePr>
-                    <a:graphicFrameLocks xmlns:a="http://schemas.openxmlformats.org/drawingml/2006/main" noChangeAspect="1"/>
-                  </wp:cNvGraphicFramePr>
-                  <a:graphic xmlns:a="http://schemas.openxmlformats.org/drawingml/2006/main">
-                    <a:graphicData uri="http://schemas.openxmlformats.org/drawingml/2006/picture">
-                      <pic:pic xmlns:pic="http://schemas.openxmlformats.org/drawingml/2006/picture">
-                        <pic:nvPicPr>
-                          <pic:cNvPr id="0" name="Picture 2"/>
-                          <pic:cNvPicPr>
-                            <a:picLocks noChangeAspect="1" noChangeArrowheads="1"/>
-                          </pic:cNvPicPr>
-                        </pic:nvPicPr>
-                        <pic:blipFill>
-                          <a:blip r:embed="rId11" cstate="print">
+                  <wp:docPr id="31" name="Рисунок 31"/>
+                  <wp:cNvGraphicFramePr>
+                    <a:graphicFrameLocks xmlns:a="http://schemas.openxmlformats.org/drawingml/2006/main" noChangeAspect="1"/>
+                  </wp:cNvGraphicFramePr>
+                  <a:graphic xmlns:a="http://schemas.openxmlformats.org/drawingml/2006/main">
+                    <a:graphicData uri="http://schemas.openxmlformats.org/drawingml/2006/picture">
+                      <pic:pic xmlns:pic="http://schemas.openxmlformats.org/drawingml/2006/picture">
+                        <pic:nvPicPr>
+                          <pic:cNvPr id="0" name="Picture 1"/>
+                          <pic:cNvPicPr>
+                            <a:picLocks noChangeAspect="1" noChangeArrowheads="1"/>
+                          </pic:cNvPicPr>
+                        </pic:nvPicPr>
+                        <pic:blipFill>
+                          <a:blip r:embed="rId12" cstate="print">
                             <a:extLst>
                               <a:ext uri="{28A0092B-C50C-407E-A947-70E740481C1C}">
                                 <a14:useLocalDpi xmlns:a14="http://schemas.microsoft.com/office/drawing/2010/main" val="0"/>
@@ -2219,24 +2113,24 @@
                 <w:noProof/>
               </w:rPr>
               <w:drawing>
-                <wp:inline distT="0" distB="0" distL="0" distR="0" wp14:anchorId="014D9F64" wp14:editId="19E87F05">
+                <wp:inline distT="0" distB="0" distL="0" distR="0" wp14:anchorId="74846079" wp14:editId="1575FC65">
                   <wp:extent cx="1080000" cy="1080000"/>
                   <wp:effectExtent l="0" t="0" r="6350" b="6350"/>
-                  <wp:docPr id="31" name="Рисунок 31"/>
-                  <wp:cNvGraphicFramePr>
-                    <a:graphicFrameLocks xmlns:a="http://schemas.openxmlformats.org/drawingml/2006/main" noChangeAspect="1"/>
-                  </wp:cNvGraphicFramePr>
-                  <a:graphic xmlns:a="http://schemas.openxmlformats.org/drawingml/2006/main">
-                    <a:graphicData uri="http://schemas.openxmlformats.org/drawingml/2006/picture">
-                      <pic:pic xmlns:pic="http://schemas.openxmlformats.org/drawingml/2006/picture">
-                        <pic:nvPicPr>
-                          <pic:cNvPr id="0" name="Picture 1"/>
-                          <pic:cNvPicPr>
-                            <a:picLocks noChangeAspect="1" noChangeArrowheads="1"/>
-                          </pic:cNvPicPr>
-                        </pic:nvPicPr>
-                        <pic:blipFill>
-                          <a:blip r:embed="rId12" cstate="print">
+                  <wp:docPr id="54" name="Рисунок 54"/>
+                  <wp:cNvGraphicFramePr>
+                    <a:graphicFrameLocks xmlns:a="http://schemas.openxmlformats.org/drawingml/2006/main" noChangeAspect="1"/>
+                  </wp:cNvGraphicFramePr>
+                  <a:graphic xmlns:a="http://schemas.openxmlformats.org/drawingml/2006/main">
+                    <a:graphicData uri="http://schemas.openxmlformats.org/drawingml/2006/picture">
+                      <pic:pic xmlns:pic="http://schemas.openxmlformats.org/drawingml/2006/picture">
+                        <pic:nvPicPr>
+                          <pic:cNvPr id="0" name="Picture 2"/>
+                          <pic:cNvPicPr>
+                            <a:picLocks noChangeAspect="1" noChangeArrowheads="1"/>
+                          </pic:cNvPicPr>
+                        </pic:nvPicPr>
+                        <pic:blipFill>
+                          <a:blip r:embed="rId13" cstate="print">
                             <a:extLst>
                               <a:ext uri="{28A0092B-C50C-407E-A947-70E740481C1C}">
                                 <a14:useLocalDpi xmlns:a14="http://schemas.microsoft.com/office/drawing/2010/main" val="0"/>
@@ -2306,7 +2200,7 @@
                           </pic:cNvPicPr>
                         </pic:nvPicPr>
                         <pic:blipFill>
-                          <a:blip r:embed="rId13" cstate="print">
+                          <a:blip r:embed="rId14" cstate="print">
                             <a:extLst>
                               <a:ext uri="{28A0092B-C50C-407E-A947-70E740481C1C}">
                                 <a14:useLocalDpi xmlns:a14="http://schemas.microsoft.com/office/drawing/2010/main" val="0"/>
@@ -2376,7 +2270,7 @@
                           </pic:cNvPicPr>
                         </pic:nvPicPr>
                         <pic:blipFill>
-                          <a:blip r:embed="rId14" cstate="print">
+                          <a:blip r:embed="rId15" cstate="print">
                             <a:extLst>
                               <a:ext uri="{28A0092B-C50C-407E-A947-70E740481C1C}">
                                 <a14:useLocalDpi xmlns:a14="http://schemas.microsoft.com/office/drawing/2010/main" val="0"/>
@@ -2446,7 +2340,7 @@
                           </pic:cNvPicPr>
                         </pic:nvPicPr>
                         <pic:blipFill>
-                          <a:blip r:embed="rId15" cstate="print">
+                          <a:blip r:embed="rId16" cstate="print">
                             <a:extLst>
                               <a:ext uri="{28A0092B-C50C-407E-A947-70E740481C1C}">
                                 <a14:useLocalDpi xmlns:a14="http://schemas.microsoft.com/office/drawing/2010/main" val="0"/>
@@ -2512,7 +2406,7 @@
                           </pic:cNvPicPr>
                         </pic:nvPicPr>
                         <pic:blipFill>
-                          <a:blip r:embed="rId16" cstate="print">
+                          <a:blip r:embed="rId17" cstate="print">
                             <a:extLst>
                               <a:ext uri="{28A0092B-C50C-407E-A947-70E740481C1C}">
                                 <a14:useLocalDpi xmlns:a14="http://schemas.microsoft.com/office/drawing/2010/main" val="0"/>
@@ -2578,7 +2472,7 @@
                           </pic:cNvPicPr>
                         </pic:nvPicPr>
                         <pic:blipFill>
-                          <a:blip r:embed="rId13" cstate="print">
+                          <a:blip r:embed="rId14" cstate="print">
                             <a:extLst>
                               <a:ext uri="{28A0092B-C50C-407E-A947-70E740481C1C}">
                                 <a14:useLocalDpi xmlns:a14="http://schemas.microsoft.com/office/drawing/2010/main" val="0"/>
@@ -2644,7 +2538,7 @@
                           </pic:cNvPicPr>
                         </pic:nvPicPr>
                         <pic:blipFill>
-                          <a:blip r:embed="rId13" cstate="print">
+                          <a:blip r:embed="rId14" cstate="print">
                             <a:extLst>
                               <a:ext uri="{28A0092B-C50C-407E-A947-70E740481C1C}">
                                 <a14:useLocalDpi xmlns:a14="http://schemas.microsoft.com/office/drawing/2010/main" val="0"/>
@@ -2699,24 +2593,24 @@
                 <w:noProof/>
               </w:rPr>
               <w:drawing>
-                <wp:inline distT="0" distB="0" distL="0" distR="0" wp14:anchorId="5E94C4C8" wp14:editId="0C4E1AF4">
+                <wp:inline distT="0" distB="0" distL="0" distR="0" wp14:anchorId="38DB5E01" wp14:editId="52B2132B">
                   <wp:extent cx="1080000" cy="1080000"/>
                   <wp:effectExtent l="0" t="0" r="6350" b="6350"/>
-                  <wp:docPr id="35" name="Рисунок 35"/>
-                  <wp:cNvGraphicFramePr>
-                    <a:graphicFrameLocks xmlns:a="http://schemas.openxmlformats.org/drawingml/2006/main" noChangeAspect="1"/>
-                  </wp:cNvGraphicFramePr>
-                  <a:graphic xmlns:a="http://schemas.openxmlformats.org/drawingml/2006/main">
-                    <a:graphicData uri="http://schemas.openxmlformats.org/drawingml/2006/picture">
-                      <pic:pic xmlns:pic="http://schemas.openxmlformats.org/drawingml/2006/picture">
-                        <pic:nvPicPr>
-                          <pic:cNvPr id="0" name="Picture 2"/>
-                          <pic:cNvPicPr>
-                            <a:picLocks noChangeAspect="1" noChangeArrowheads="1"/>
-                          </pic:cNvPicPr>
-                        </pic:nvPicPr>
-                        <pic:blipFill>
-                          <a:blip r:embed="rId11" cstate="print">
+                  <wp:docPr id="36" name="Рисунок 36"/>
+                  <wp:cNvGraphicFramePr>
+                    <a:graphicFrameLocks xmlns:a="http://schemas.openxmlformats.org/drawingml/2006/main" noChangeAspect="1"/>
+                  </wp:cNvGraphicFramePr>
+                  <a:graphic xmlns:a="http://schemas.openxmlformats.org/drawingml/2006/main">
+                    <a:graphicData uri="http://schemas.openxmlformats.org/drawingml/2006/picture">
+                      <pic:pic xmlns:pic="http://schemas.openxmlformats.org/drawingml/2006/picture">
+                        <pic:nvPicPr>
+                          <pic:cNvPr id="0" name="Picture 1"/>
+                          <pic:cNvPicPr>
+                            <a:picLocks noChangeAspect="1" noChangeArrowheads="1"/>
+                          </pic:cNvPicPr>
+                        </pic:nvPicPr>
+                        <pic:blipFill>
+                          <a:blip r:embed="rId12" cstate="print">
                             <a:extLst>
                               <a:ext uri="{28A0092B-C50C-407E-A947-70E740481C1C}">
                                 <a14:useLocalDpi xmlns:a14="http://schemas.microsoft.com/office/drawing/2010/main" val="0"/>
@@ -2769,24 +2663,24 @@
                 <w:noProof/>
               </w:rPr>
               <w:drawing>
-                <wp:inline distT="0" distB="0" distL="0" distR="0" wp14:anchorId="2B6CC481" wp14:editId="06BB55BE">
+                <wp:inline distT="0" distB="0" distL="0" distR="0" wp14:anchorId="0D836A3B" wp14:editId="058F0293">
                   <wp:extent cx="1080000" cy="1080000"/>
                   <wp:effectExtent l="0" t="0" r="6350" b="6350"/>
-                  <wp:docPr id="36" name="Рисунок 36"/>
-                  <wp:cNvGraphicFramePr>
-                    <a:graphicFrameLocks xmlns:a="http://schemas.openxmlformats.org/drawingml/2006/main" noChangeAspect="1"/>
-                  </wp:cNvGraphicFramePr>
-                  <a:graphic xmlns:a="http://schemas.openxmlformats.org/drawingml/2006/main">
-                    <a:graphicData uri="http://schemas.openxmlformats.org/drawingml/2006/picture">
-                      <pic:pic xmlns:pic="http://schemas.openxmlformats.org/drawingml/2006/picture">
-                        <pic:nvPicPr>
-                          <pic:cNvPr id="0" name="Picture 1"/>
-                          <pic:cNvPicPr>
-                            <a:picLocks noChangeAspect="1" noChangeArrowheads="1"/>
-                          </pic:cNvPicPr>
-                        </pic:nvPicPr>
-                        <pic:blipFill>
-                          <a:blip r:embed="rId12" cstate="print">
+                  <wp:docPr id="55" name="Рисунок 55"/>
+                  <wp:cNvGraphicFramePr>
+                    <a:graphicFrameLocks xmlns:a="http://schemas.openxmlformats.org/drawingml/2006/main" noChangeAspect="1"/>
+                  </wp:cNvGraphicFramePr>
+                  <a:graphic xmlns:a="http://schemas.openxmlformats.org/drawingml/2006/main">
+                    <a:graphicData uri="http://schemas.openxmlformats.org/drawingml/2006/picture">
+                      <pic:pic xmlns:pic="http://schemas.openxmlformats.org/drawingml/2006/picture">
+                        <pic:nvPicPr>
+                          <pic:cNvPr id="0" name="Picture 2"/>
+                          <pic:cNvPicPr>
+                            <a:picLocks noChangeAspect="1" noChangeArrowheads="1"/>
+                          </pic:cNvPicPr>
+                        </pic:nvPicPr>
+                        <pic:blipFill>
+                          <a:blip r:embed="rId13" cstate="print">
                             <a:extLst>
                               <a:ext uri="{28A0092B-C50C-407E-A947-70E740481C1C}">
                                 <a14:useLocalDpi xmlns:a14="http://schemas.microsoft.com/office/drawing/2010/main" val="0"/>
@@ -2856,7 +2750,7 @@
                           </pic:cNvPicPr>
                         </pic:nvPicPr>
                         <pic:blipFill>
-                          <a:blip r:embed="rId13" cstate="print">
+                          <a:blip r:embed="rId14" cstate="print">
                             <a:extLst>
                               <a:ext uri="{28A0092B-C50C-407E-A947-70E740481C1C}">
                                 <a14:useLocalDpi xmlns:a14="http://schemas.microsoft.com/office/drawing/2010/main" val="0"/>
@@ -2926,7 +2820,7 @@
                           </pic:cNvPicPr>
                         </pic:nvPicPr>
                         <pic:blipFill>
-                          <a:blip r:embed="rId14" cstate="print">
+                          <a:blip r:embed="rId15" cstate="print">
                             <a:extLst>
                               <a:ext uri="{28A0092B-C50C-407E-A947-70E740481C1C}">
                                 <a14:useLocalDpi xmlns:a14="http://schemas.microsoft.com/office/drawing/2010/main" val="0"/>
@@ -2996,7 +2890,7 @@
                           </pic:cNvPicPr>
                         </pic:nvPicPr>
                         <pic:blipFill>
-                          <a:blip r:embed="rId15" cstate="print">
+                          <a:blip r:embed="rId16" cstate="print">
                             <a:extLst>
                               <a:ext uri="{28A0092B-C50C-407E-A947-70E740481C1C}">
                                 <a14:useLocalDpi xmlns:a14="http://schemas.microsoft.com/office/drawing/2010/main" val="0"/>
@@ -3062,7 +2956,7 @@
                           </pic:cNvPicPr>
                         </pic:nvPicPr>
                         <pic:blipFill>
-                          <a:blip r:embed="rId16" cstate="print">
+                          <a:blip r:embed="rId17" cstate="print">
                             <a:extLst>
                               <a:ext uri="{28A0092B-C50C-407E-A947-70E740481C1C}">
                                 <a14:useLocalDpi xmlns:a14="http://schemas.microsoft.com/office/drawing/2010/main" val="0"/>
@@ -3128,7 +3022,7 @@
                           </pic:cNvPicPr>
                         </pic:nvPicPr>
                         <pic:blipFill>
-                          <a:blip r:embed="rId14" cstate="print">
+                          <a:blip r:embed="rId15" cstate="print">
                             <a:extLst>
                               <a:ext uri="{28A0092B-C50C-407E-A947-70E740481C1C}">
                                 <a14:useLocalDpi xmlns:a14="http://schemas.microsoft.com/office/drawing/2010/main" val="0"/>
@@ -3194,7 +3088,7 @@
                           </pic:cNvPicPr>
                         </pic:nvPicPr>
                         <pic:blipFill>
-                          <a:blip r:embed="rId14" cstate="print">
+                          <a:blip r:embed="rId15" cstate="print">
                             <a:extLst>
                               <a:ext uri="{28A0092B-C50C-407E-A947-70E740481C1C}">
                                 <a14:useLocalDpi xmlns:a14="http://schemas.microsoft.com/office/drawing/2010/main" val="0"/>
@@ -3249,24 +3143,24 @@
                 <w:noProof/>
               </w:rPr>
               <w:drawing>
-                <wp:inline distT="0" distB="0" distL="0" distR="0" wp14:anchorId="0530FFC3" wp14:editId="43D08FC4">
+                <wp:inline distT="0" distB="0" distL="0" distR="0" wp14:anchorId="536B9A7E" wp14:editId="6212C1EB">
                   <wp:extent cx="1080000" cy="1080000"/>
                   <wp:effectExtent l="0" t="0" r="6350" b="6350"/>
-                  <wp:docPr id="40" name="Рисунок 40"/>
-                  <wp:cNvGraphicFramePr>
-                    <a:graphicFrameLocks xmlns:a="http://schemas.openxmlformats.org/drawingml/2006/main" noChangeAspect="1"/>
-                  </wp:cNvGraphicFramePr>
-                  <a:graphic xmlns:a="http://schemas.openxmlformats.org/drawingml/2006/main">
-                    <a:graphicData uri="http://schemas.openxmlformats.org/drawingml/2006/picture">
-                      <pic:pic xmlns:pic="http://schemas.openxmlformats.org/drawingml/2006/picture">
-                        <pic:nvPicPr>
-                          <pic:cNvPr id="0" name="Picture 2"/>
-                          <pic:cNvPicPr>
-                            <a:picLocks noChangeAspect="1" noChangeArrowheads="1"/>
-                          </pic:cNvPicPr>
-                        </pic:nvPicPr>
-                        <pic:blipFill>
-                          <a:blip r:embed="rId11" cstate="print">
+                  <wp:docPr id="41" name="Рисунок 41"/>
+                  <wp:cNvGraphicFramePr>
+                    <a:graphicFrameLocks xmlns:a="http://schemas.openxmlformats.org/drawingml/2006/main" noChangeAspect="1"/>
+                  </wp:cNvGraphicFramePr>
+                  <a:graphic xmlns:a="http://schemas.openxmlformats.org/drawingml/2006/main">
+                    <a:graphicData uri="http://schemas.openxmlformats.org/drawingml/2006/picture">
+                      <pic:pic xmlns:pic="http://schemas.openxmlformats.org/drawingml/2006/picture">
+                        <pic:nvPicPr>
+                          <pic:cNvPr id="0" name="Picture 1"/>
+                          <pic:cNvPicPr>
+                            <a:picLocks noChangeAspect="1" noChangeArrowheads="1"/>
+                          </pic:cNvPicPr>
+                        </pic:nvPicPr>
+                        <pic:blipFill>
+                          <a:blip r:embed="rId12" cstate="print">
                             <a:extLst>
                               <a:ext uri="{28A0092B-C50C-407E-A947-70E740481C1C}">
                                 <a14:useLocalDpi xmlns:a14="http://schemas.microsoft.com/office/drawing/2010/main" val="0"/>
@@ -3319,24 +3213,24 @@
                 <w:noProof/>
               </w:rPr>
               <w:drawing>
-                <wp:inline distT="0" distB="0" distL="0" distR="0" wp14:anchorId="33282753" wp14:editId="26795BD1">
+                <wp:inline distT="0" distB="0" distL="0" distR="0" wp14:anchorId="0F3B7F01" wp14:editId="7883F3B2">
                   <wp:extent cx="1080000" cy="1080000"/>
                   <wp:effectExtent l="0" t="0" r="6350" b="6350"/>
-                  <wp:docPr id="41" name="Рисунок 41"/>
-                  <wp:cNvGraphicFramePr>
-                    <a:graphicFrameLocks xmlns:a="http://schemas.openxmlformats.org/drawingml/2006/main" noChangeAspect="1"/>
-                  </wp:cNvGraphicFramePr>
-                  <a:graphic xmlns:a="http://schemas.openxmlformats.org/drawingml/2006/main">
-                    <a:graphicData uri="http://schemas.openxmlformats.org/drawingml/2006/picture">
-                      <pic:pic xmlns:pic="http://schemas.openxmlformats.org/drawingml/2006/picture">
-                        <pic:nvPicPr>
-                          <pic:cNvPr id="0" name="Picture 1"/>
-                          <pic:cNvPicPr>
-                            <a:picLocks noChangeAspect="1" noChangeArrowheads="1"/>
-                          </pic:cNvPicPr>
-                        </pic:nvPicPr>
-                        <pic:blipFill>
-                          <a:blip r:embed="rId12" cstate="print">
+                  <wp:docPr id="56" name="Рисунок 56"/>
+                  <wp:cNvGraphicFramePr>
+                    <a:graphicFrameLocks xmlns:a="http://schemas.openxmlformats.org/drawingml/2006/main" noChangeAspect="1"/>
+                  </wp:cNvGraphicFramePr>
+                  <a:graphic xmlns:a="http://schemas.openxmlformats.org/drawingml/2006/main">
+                    <a:graphicData uri="http://schemas.openxmlformats.org/drawingml/2006/picture">
+                      <pic:pic xmlns:pic="http://schemas.openxmlformats.org/drawingml/2006/picture">
+                        <pic:nvPicPr>
+                          <pic:cNvPr id="0" name="Picture 2"/>
+                          <pic:cNvPicPr>
+                            <a:picLocks noChangeAspect="1" noChangeArrowheads="1"/>
+                          </pic:cNvPicPr>
+                        </pic:nvPicPr>
+                        <pic:blipFill>
+                          <a:blip r:embed="rId13" cstate="print">
                             <a:extLst>
                               <a:ext uri="{28A0092B-C50C-407E-A947-70E740481C1C}">
                                 <a14:useLocalDpi xmlns:a14="http://schemas.microsoft.com/office/drawing/2010/main" val="0"/>
@@ -3406,7 +3300,7 @@
                           </pic:cNvPicPr>
                         </pic:nvPicPr>
                         <pic:blipFill>
-                          <a:blip r:embed="rId13" cstate="print">
+                          <a:blip r:embed="rId14" cstate="print">
                             <a:extLst>
                               <a:ext uri="{28A0092B-C50C-407E-A947-70E740481C1C}">
                                 <a14:useLocalDpi xmlns:a14="http://schemas.microsoft.com/office/drawing/2010/main" val="0"/>
@@ -3476,7 +3370,7 @@
                           </pic:cNvPicPr>
                         </pic:nvPicPr>
                         <pic:blipFill>
-                          <a:blip r:embed="rId14" cstate="print">
+                          <a:blip r:embed="rId15" cstate="print">
                             <a:extLst>
                               <a:ext uri="{28A0092B-C50C-407E-A947-70E740481C1C}">
                                 <a14:useLocalDpi xmlns:a14="http://schemas.microsoft.com/office/drawing/2010/main" val="0"/>
@@ -3546,7 +3440,7 @@
                           </pic:cNvPicPr>
                         </pic:nvPicPr>
                         <pic:blipFill>
-                          <a:blip r:embed="rId15" cstate="print">
+                          <a:blip r:embed="rId16" cstate="print">
                             <a:extLst>
                               <a:ext uri="{28A0092B-C50C-407E-A947-70E740481C1C}">
                                 <a14:useLocalDpi xmlns:a14="http://schemas.microsoft.com/office/drawing/2010/main" val="0"/>
@@ -3612,7 +3506,7 @@
                           </pic:cNvPicPr>
                         </pic:nvPicPr>
                         <pic:blipFill>
-                          <a:blip r:embed="rId16" cstate="print">
+                          <a:blip r:embed="rId17" cstate="print">
                             <a:extLst>
                               <a:ext uri="{28A0092B-C50C-407E-A947-70E740481C1C}">
                                 <a14:useLocalDpi xmlns:a14="http://schemas.microsoft.com/office/drawing/2010/main" val="0"/>
@@ -3678,7 +3572,7 @@
                           </pic:cNvPicPr>
                         </pic:nvPicPr>
                         <pic:blipFill>
-                          <a:blip r:embed="rId15" cstate="print">
+                          <a:blip r:embed="rId16" cstate="print">
                             <a:extLst>
                               <a:ext uri="{28A0092B-C50C-407E-A947-70E740481C1C}">
                                 <a14:useLocalDpi xmlns:a14="http://schemas.microsoft.com/office/drawing/2010/main" val="0"/>
@@ -3744,7 +3638,7 @@
                           </pic:cNvPicPr>
                         </pic:nvPicPr>
                         <pic:blipFill>
-                          <a:blip r:embed="rId15" cstate="print">
+                          <a:blip r:embed="rId16" cstate="print">
                             <a:extLst>
                               <a:ext uri="{28A0092B-C50C-407E-A947-70E740481C1C}">
                                 <a14:useLocalDpi xmlns:a14="http://schemas.microsoft.com/office/drawing/2010/main" val="0"/>
